--- a/homework1/A1_Amino Acid Properties in Observed Structural Motifs.docx
+++ b/homework1/A1_Amino Acid Properties in Observed Structural Motifs.docx
@@ -6,6 +6,7 @@
       <w:pPr>
         <w:pStyle w:val="Heading1"/>
         <w:spacing w:before="0" w:after="0"/>
+        <w:ind w:firstLine="284"/>
         <w:jc w:val="center"/>
         <w:rPr>
           <w:rFonts w:ascii="Times New Roman" w:eastAsia="Times New Roman" w:hAnsi="Times New Roman" w:cs="Times New Roman"/>
@@ -31,6 +32,7 @@
       <w:pPr>
         <w:pStyle w:val="Heading1"/>
         <w:spacing w:before="0" w:after="0"/>
+        <w:ind w:firstLine="284"/>
         <w:jc w:val="center"/>
         <w:rPr>
           <w:rFonts w:ascii="Times New Roman" w:eastAsia="Times New Roman" w:hAnsi="Times New Roman" w:cs="Times New Roman"/>
@@ -60,6 +62,7 @@
     </w:p>
     <w:p>
       <w:pPr>
+        <w:ind w:firstLine="284"/>
         <w:jc w:val="center"/>
         <w:rPr>
           <w:rFonts w:ascii="Times New Roman" w:hAnsi="Times New Roman" w:cs="Times New Roman"/>
@@ -77,6 +80,7 @@
     <w:p>
       <w:pPr>
         <w:spacing w:before="100" w:beforeAutospacing="1" w:after="100" w:afterAutospacing="1" w:line="240" w:lineRule="auto"/>
+        <w:ind w:firstLine="284"/>
         <w:outlineLvl w:val="1"/>
         <w:rPr>
           <w:rFonts w:ascii="Times New Roman" w:eastAsia="Times New Roman" w:hAnsi="Times New Roman" w:cs="Times New Roman"/>
@@ -91,47 +95,19 @@
       </w:pPr>
       <w:r>
         <w:rPr>
-          <w:rFonts w:ascii="Times New Roman" w:eastAsia="Times New Roman" w:hAnsi="Times New Roman" w:cs="Times New Roman"/>
-          <w:b/>
-          <w:bCs/>
-          <w:color w:val="000000"/>
-          <w:kern w:val="0"/>
-          <w:sz w:val="32"/>
-          <w:szCs w:val="32"/>
-          <w14:ligatures w14:val="none"/>
-        </w:rPr>
-        <w:t>Part I: Structure Quality &amp; Metadata</w:t>
-      </w:r>
-    </w:p>
-    <w:p>
-      <w:pPr>
-        <w:pStyle w:val="Heading3"/>
-        <w:numPr>
-          <w:ilvl w:val="0"/>
-          <w:numId w:val="14"/>
-        </w:numPr>
-        <w:rPr>
-          <w:rFonts w:ascii="Times New Roman" w:hAnsi="Times New Roman" w:cs="Times New Roman"/>
-          <w:b/>
-          <w:bCs/>
-          <w:color w:val="000000"/>
-        </w:rPr>
-      </w:pPr>
-      <w:r>
-        <w:rPr>
           <w:noProof/>
           <w:color w:val="000000"/>
         </w:rPr>
         <w:drawing>
-          <wp:anchor distT="0" distB="0" distL="114300" distR="114300" simplePos="0" relativeHeight="251658240" behindDoc="0" locked="0" layoutInCell="1" allowOverlap="1" wp14:anchorId="7E43EC77" wp14:editId="4A83D504">
+          <wp:anchor distT="0" distB="0" distL="114300" distR="114300" simplePos="0" relativeHeight="251658240" behindDoc="0" locked="0" layoutInCell="1" allowOverlap="1" wp14:anchorId="7E43EC77" wp14:editId="767E07E5">
             <wp:simplePos x="0" y="0"/>
             <wp:positionH relativeFrom="margin">
-              <wp:posOffset>3923665</wp:posOffset>
+              <wp:posOffset>-368911</wp:posOffset>
             </wp:positionH>
             <wp:positionV relativeFrom="margin">
-              <wp:posOffset>1666240</wp:posOffset>
+              <wp:posOffset>1396084</wp:posOffset>
             </wp:positionV>
-            <wp:extent cx="2314575" cy="2164080"/>
+            <wp:extent cx="2735894" cy="2558005"/>
             <wp:effectExtent l="0" t="0" r="0" b="0"/>
             <wp:wrapSquare wrapText="bothSides"/>
             <wp:docPr id="699522706" name="Picture 1" descr="A green spiraling structure with arrows&#10;&#10;AI-generated content may be incorrect."/>
@@ -161,7 +137,7 @@
                   <pic:spPr bwMode="auto">
                     <a:xfrm>
                       <a:off x="0" y="0"/>
-                      <a:ext cx="2314575" cy="2164080"/>
+                      <a:ext cx="2735894" cy="2558005"/>
                     </a:xfrm>
                     <a:prstGeom prst="rect">
                       <a:avLst/>
@@ -189,6 +165,35 @@
       </w:r>
       <w:r>
         <w:rPr>
+          <w:rFonts w:ascii="Times New Roman" w:eastAsia="Times New Roman" w:hAnsi="Times New Roman" w:cs="Times New Roman"/>
+          <w:b/>
+          <w:bCs/>
+          <w:color w:val="000000"/>
+          <w:kern w:val="0"/>
+          <w:sz w:val="32"/>
+          <w:szCs w:val="32"/>
+          <w14:ligatures w14:val="none"/>
+        </w:rPr>
+        <w:t>Part I: Structure Quality &amp; Metadata</w:t>
+      </w:r>
+    </w:p>
+    <w:p>
+      <w:pPr>
+        <w:pStyle w:val="Heading3"/>
+        <w:numPr>
+          <w:ilvl w:val="0"/>
+          <w:numId w:val="14"/>
+        </w:numPr>
+        <w:ind w:left="0" w:firstLine="284"/>
+        <w:rPr>
+          <w:rFonts w:ascii="Times New Roman" w:hAnsi="Times New Roman" w:cs="Times New Roman"/>
+          <w:b/>
+          <w:bCs/>
+          <w:color w:val="000000"/>
+        </w:rPr>
+      </w:pPr>
+      <w:r>
+        <w:rPr>
           <w:rFonts w:ascii="Times New Roman" w:hAnsi="Times New Roman" w:cs="Times New Roman"/>
           <w:b/>
           <w:bCs/>
@@ -204,6 +209,7 @@
           <w:ilvl w:val="0"/>
           <w:numId w:val="13"/>
         </w:numPr>
+        <w:ind w:left="0" w:firstLine="284"/>
         <w:rPr>
           <w:color w:val="000000"/>
         </w:rPr>
@@ -242,6 +248,7 @@
           <w:ilvl w:val="0"/>
           <w:numId w:val="13"/>
         </w:numPr>
+        <w:ind w:left="0" w:firstLine="284"/>
         <w:rPr>
           <w:color w:val="000000"/>
         </w:rPr>
@@ -276,6 +283,7 @@
           <w:ilvl w:val="0"/>
           <w:numId w:val="13"/>
         </w:numPr>
+        <w:ind w:left="0" w:firstLine="284"/>
         <w:rPr>
           <w:color w:val="000000"/>
         </w:rPr>
@@ -326,6 +334,7 @@
           <w:ilvl w:val="0"/>
           <w:numId w:val="13"/>
         </w:numPr>
+        <w:ind w:left="0" w:firstLine="284"/>
         <w:rPr>
           <w:color w:val="000000"/>
         </w:rPr>
@@ -352,6 +361,43 @@
         </w:rPr>
         <w:t>2006</w:t>
       </w:r>
+    </w:p>
+    <w:p>
+      <w:pPr>
+        <w:pStyle w:val="NormalWeb"/>
+        <w:numPr>
+          <w:ilvl w:val="0"/>
+          <w:numId w:val="13"/>
+        </w:numPr>
+        <w:ind w:left="0" w:firstLine="284"/>
+        <w:rPr>
+          <w:color w:val="000000"/>
+        </w:rPr>
+      </w:pPr>
+      <w:r>
+        <w:rPr>
+          <w:b/>
+          <w:bCs/>
+          <w:color w:val="000000"/>
+        </w:rPr>
+        <w:t>Study:</w:t>
+      </w:r>
+      <w:r>
+        <w:rPr>
+          <w:color w:val="000000"/>
+        </w:rPr>
+        <w:t xml:space="preserve"> </w:t>
+      </w:r>
+      <w:hyperlink r:id="rId6" w:tgtFrame="_blank" w:history="1">
+        <w:r>
+          <w:rPr>
+            <w:rStyle w:val="Hyperlink"/>
+            <w:rFonts w:eastAsiaTheme="majorEastAsia"/>
+            <w:color w:val="337AB7"/>
+          </w:rPr>
+          <w:t>https://doi.org/10.1016/j.jmb.2006.10.085</w:t>
+        </w:r>
+      </w:hyperlink>
     </w:p>
     <w:p>
       <w:pPr>
@@ -361,6 +407,7 @@
           <w:numId w:val="14"/>
         </w:numPr>
         <w:spacing w:before="100" w:beforeAutospacing="1" w:after="100" w:afterAutospacing="1" w:line="240" w:lineRule="auto"/>
+        <w:ind w:left="0" w:firstLine="284"/>
         <w:rPr>
           <w:rFonts w:ascii="Times New Roman" w:eastAsia="Times New Roman" w:hAnsi="Times New Roman" w:cs="Times New Roman"/>
           <w:color w:val="000000"/>
@@ -391,6 +438,7 @@
           <w:numId w:val="5"/>
         </w:numPr>
         <w:spacing w:before="100" w:beforeAutospacing="1" w:after="100" w:afterAutospacing="1" w:line="240" w:lineRule="auto"/>
+        <w:ind w:left="0" w:firstLine="284"/>
         <w:rPr>
           <w:rFonts w:ascii="Times New Roman" w:eastAsia="Times New Roman" w:hAnsi="Times New Roman" w:cs="Times New Roman"/>
           <w:color w:val="000000"/>
@@ -426,6 +474,7 @@
           <w:numId w:val="5"/>
         </w:numPr>
         <w:spacing w:before="100" w:beforeAutospacing="1" w:after="100" w:afterAutospacing="1" w:line="240" w:lineRule="auto"/>
+        <w:ind w:left="0" w:firstLine="284"/>
         <w:rPr>
           <w:rFonts w:ascii="Times New Roman" w:eastAsia="Times New Roman" w:hAnsi="Times New Roman" w:cs="Times New Roman"/>
           <w:color w:val="000000"/>
@@ -461,6 +510,7 @@
           <w:numId w:val="5"/>
         </w:numPr>
         <w:spacing w:before="100" w:beforeAutospacing="1" w:after="100" w:afterAutospacing="1" w:line="240" w:lineRule="auto"/>
+        <w:ind w:left="0" w:firstLine="284"/>
         <w:rPr>
           <w:rFonts w:ascii="Times New Roman" w:eastAsia="Times New Roman" w:hAnsi="Times New Roman" w:cs="Times New Roman"/>
           <w:color w:val="000000"/>
@@ -493,9 +543,14 @@
       <w:pPr>
         <w:pStyle w:val="NormalWeb"/>
         <w:numPr>
-          <w:ilvl w:val="1"/>
+          <w:ilvl w:val="7"/>
           <w:numId w:val="5"/>
         </w:numPr>
+        <w:tabs>
+          <w:tab w:val="clear" w:pos="5760"/>
+          <w:tab w:val="num" w:pos="4678"/>
+        </w:tabs>
+        <w:ind w:left="0" w:firstLine="284"/>
         <w:rPr>
           <w:color w:val="000000"/>
         </w:rPr>
@@ -521,9 +576,14 @@
       <w:pPr>
         <w:pStyle w:val="NormalWeb"/>
         <w:numPr>
-          <w:ilvl w:val="1"/>
+          <w:ilvl w:val="7"/>
           <w:numId w:val="5"/>
         </w:numPr>
+        <w:tabs>
+          <w:tab w:val="clear" w:pos="5760"/>
+          <w:tab w:val="num" w:pos="4678"/>
+        </w:tabs>
+        <w:ind w:left="0" w:firstLine="284"/>
         <w:rPr>
           <w:color w:val="000000"/>
         </w:rPr>
@@ -548,22 +608,68 @@
     <w:p>
       <w:pPr>
         <w:spacing w:after="0" w:line="240" w:lineRule="auto"/>
-        <w:ind w:firstLine="360"/>
-        <w:rPr>
-          <w:rFonts w:ascii="Times New Roman" w:eastAsia="Times New Roman" w:hAnsi="Times New Roman" w:cs="Times New Roman"/>
-          <w:color w:val="000000"/>
-          <w:kern w:val="0"/>
-          <w14:ligatures w14:val="none"/>
-        </w:rPr>
-      </w:pPr>
-      <w:r>
-        <w:rPr>
-          <w:rFonts w:ascii="Times New Roman" w:eastAsia="Times New Roman" w:hAnsi="Times New Roman" w:cs="Times New Roman"/>
-          <w:color w:val="000000"/>
-          <w:kern w:val="0"/>
-          <w14:ligatures w14:val="none"/>
-        </w:rPr>
-        <w:t>The structure of toxin was determined at a high resolution of 1.20 Å, which allows clear visualization of individual atoms and side-chain orientations. R-value 0.120 is considered significantly low (values &lt;0.20 are regarded as very good) and demonstrate that the model fits the experimental diffraction data with near-perfect accuracy and minimal overfitting.</w:t>
+        <w:ind w:firstLine="284"/>
+        <w:jc w:val="both"/>
+        <w:rPr>
+          <w:rFonts w:ascii="Times New Roman" w:eastAsia="Times New Roman" w:hAnsi="Times New Roman" w:cs="Times New Roman"/>
+          <w:color w:val="000000"/>
+          <w:kern w:val="0"/>
+          <w14:ligatures w14:val="none"/>
+        </w:rPr>
+      </w:pPr>
+      <w:r>
+        <w:rPr>
+          <w:rFonts w:ascii="Times New Roman" w:eastAsia="Times New Roman" w:hAnsi="Times New Roman" w:cs="Times New Roman"/>
+          <w:color w:val="000000"/>
+          <w:kern w:val="0"/>
+          <w14:ligatures w14:val="none"/>
+        </w:rPr>
+        <w:t xml:space="preserve">Structure of scorpion toxin was received via X-ray diffraction. </w:t>
+      </w:r>
+      <w:r>
+        <w:rPr>
+          <w:rFonts w:ascii="Times New Roman" w:eastAsia="Times New Roman" w:hAnsi="Times New Roman" w:cs="Times New Roman"/>
+          <w:color w:val="000000"/>
+          <w:kern w:val="0"/>
+          <w14:ligatures w14:val="none"/>
+        </w:rPr>
+        <w:t xml:space="preserve">High resolution </w:t>
+      </w:r>
+      <w:r>
+        <w:rPr>
+          <w:rFonts w:ascii="Times New Roman" w:eastAsia="Times New Roman" w:hAnsi="Times New Roman" w:cs="Times New Roman"/>
+          <w:color w:val="000000"/>
+          <w:kern w:val="0"/>
+          <w14:ligatures w14:val="none"/>
+        </w:rPr>
+        <w:t>of 1.20 Å</w:t>
+      </w:r>
+      <w:r>
+        <w:rPr>
+          <w:rFonts w:ascii="Times New Roman" w:eastAsia="Times New Roman" w:hAnsi="Times New Roman" w:cs="Times New Roman"/>
+          <w:color w:val="000000"/>
+          <w:kern w:val="0"/>
+          <w14:ligatures w14:val="none"/>
+        </w:rPr>
+        <w:t xml:space="preserve"> allows clear visualization of atoms and side-chain orientation of molecule. Free R-value </w:t>
+      </w:r>
+      <w:r>
+        <w:rPr>
+          <w:rFonts w:ascii="Times New Roman" w:eastAsia="Times New Roman" w:hAnsi="Times New Roman" w:cs="Times New Roman"/>
+          <w:color w:val="000000"/>
+          <w:kern w:val="0"/>
+          <w14:ligatures w14:val="none"/>
+        </w:rPr>
+        <w:t xml:space="preserve">0.120 is significantly low (usually &lt;0.20 is very good), so we can conclude </w:t>
+      </w:r>
+      <w:r>
+        <w:rPr>
+          <w:rFonts w:ascii="Times New Roman" w:eastAsia="Times New Roman" w:hAnsi="Times New Roman" w:cs="Times New Roman"/>
+          <w:color w:val="000000"/>
+          <w:kern w:val="0"/>
+          <w14:ligatures w14:val="none"/>
+        </w:rPr>
+        <w:t>high stability of the toxin model and absence of overfitting.</w:t>
       </w:r>
     </w:p>
     <w:p>
@@ -574,6 +680,7 @@
           <w:numId w:val="14"/>
         </w:numPr>
         <w:spacing w:before="100" w:beforeAutospacing="1" w:after="100" w:afterAutospacing="1" w:line="240" w:lineRule="auto"/>
+        <w:ind w:left="0" w:firstLine="284"/>
         <w:rPr>
           <w:rFonts w:ascii="Times New Roman" w:eastAsia="Times New Roman" w:hAnsi="Times New Roman" w:cs="Times New Roman"/>
           <w:color w:val="000000"/>
@@ -610,22 +717,96 @@
     </w:p>
     <w:p>
       <w:pPr>
-        <w:spacing w:before="100" w:beforeAutospacing="1" w:after="100" w:afterAutospacing="1" w:line="240" w:lineRule="auto"/>
-        <w:rPr>
-          <w:rFonts w:ascii="Times New Roman" w:eastAsia="Times New Roman" w:hAnsi="Times New Roman" w:cs="Times New Roman"/>
-          <w:color w:val="000000"/>
-          <w:kern w:val="0"/>
-          <w14:ligatures w14:val="none"/>
-        </w:rPr>
-      </w:pPr>
-      <w:r>
-        <w:rPr>
-          <w:rFonts w:ascii="Times New Roman" w:eastAsia="Times New Roman" w:hAnsi="Times New Roman" w:cs="Times New Roman"/>
-          <w:color w:val="000000"/>
-          <w:kern w:val="0"/>
-          <w14:ligatures w14:val="none"/>
-        </w:rPr>
-        <w:t>B-factor analysis reveals that PDB 2I61 is a highly rigid structure, consistent with its function as a stable toxin.</w:t>
+        <w:spacing w:line="240" w:lineRule="auto"/>
+        <w:ind w:firstLine="284"/>
+        <w:jc w:val="both"/>
+        <w:rPr>
+          <w:rFonts w:ascii="Times New Roman" w:eastAsia="Times New Roman" w:hAnsi="Times New Roman" w:cs="Times New Roman"/>
+          <w:color w:val="000000"/>
+          <w:kern w:val="0"/>
+          <w14:ligatures w14:val="none"/>
+        </w:rPr>
+      </w:pPr>
+      <w:r>
+        <w:rPr>
+          <w:rFonts w:ascii="Times New Roman" w:eastAsia="Times New Roman" w:hAnsi="Times New Roman" w:cs="Times New Roman"/>
+          <w:color w:val="000000"/>
+          <w:kern w:val="0"/>
+          <w14:ligatures w14:val="none"/>
+        </w:rPr>
+        <w:t xml:space="preserve">Like many other toxins, </w:t>
+      </w:r>
+      <w:r>
+        <w:rPr>
+          <w:rFonts w:ascii="Times New Roman" w:eastAsia="Times New Roman" w:hAnsi="Times New Roman" w:cs="Times New Roman"/>
+          <w:color w:val="000000"/>
+          <w:kern w:val="0"/>
+          <w14:ligatures w14:val="none"/>
+        </w:rPr>
+        <w:t>PDB 2I61</w:t>
+      </w:r>
+      <w:r>
+        <w:rPr>
+          <w:rFonts w:ascii="Times New Roman" w:eastAsia="Times New Roman" w:hAnsi="Times New Roman" w:cs="Times New Roman"/>
+          <w:color w:val="000000"/>
+          <w:kern w:val="0"/>
+          <w14:ligatures w14:val="none"/>
+        </w:rPr>
+        <w:t xml:space="preserve"> has a highly rigid structure, which makes it stable</w:t>
+      </w:r>
+      <w:r>
+        <w:rPr>
+          <w:rFonts w:ascii="Times New Roman" w:eastAsia="Times New Roman" w:hAnsi="Times New Roman" w:cs="Times New Roman"/>
+          <w:color w:val="000000"/>
+          <w:kern w:val="0"/>
+          <w14:ligatures w14:val="none"/>
+        </w:rPr>
+        <w:t xml:space="preserve"> in the environment</w:t>
+      </w:r>
+      <w:r>
+        <w:rPr>
+          <w:rFonts w:ascii="Times New Roman" w:eastAsia="Times New Roman" w:hAnsi="Times New Roman" w:cs="Times New Roman"/>
+          <w:color w:val="000000"/>
+          <w:kern w:val="0"/>
+          <w14:ligatures w14:val="none"/>
+        </w:rPr>
+        <w:t xml:space="preserve"> and effective</w:t>
+      </w:r>
+      <w:r>
+        <w:rPr>
+          <w:rFonts w:ascii="Times New Roman" w:eastAsia="Times New Roman" w:hAnsi="Times New Roman" w:cs="Times New Roman"/>
+          <w:color w:val="000000"/>
+          <w:kern w:val="0"/>
+          <w14:ligatures w14:val="none"/>
+        </w:rPr>
+        <w:t xml:space="preserve"> in its toxicity function</w:t>
+      </w:r>
+      <w:r>
+        <w:rPr>
+          <w:rFonts w:ascii="Times New Roman" w:eastAsia="Times New Roman" w:hAnsi="Times New Roman" w:cs="Times New Roman"/>
+          <w:color w:val="000000"/>
+          <w:kern w:val="0"/>
+          <w14:ligatures w14:val="none"/>
+        </w:rPr>
+        <w:t>.</w:t>
+      </w:r>
+      <w:r>
+        <w:rPr>
+          <w:rFonts w:ascii="Times New Roman" w:eastAsia="Times New Roman" w:hAnsi="Times New Roman" w:cs="Times New Roman"/>
+          <w:color w:val="000000"/>
+          <w:kern w:val="0"/>
+          <w14:ligatures w14:val="none"/>
+        </w:rPr>
+        <w:t xml:space="preserve"> For best visualization of toxin flexibility the putty mode with </w:t>
+      </w:r>
+      <w:r>
+        <w:rPr>
+          <w:rFonts w:ascii="Times New Roman" w:eastAsia="Times New Roman" w:hAnsi="Times New Roman" w:cs="Times New Roman"/>
+          <w:color w:val="000000"/>
+          <w:kern w:val="0"/>
+          <w14:ligatures w14:val="none"/>
+        </w:rPr>
+        <w:t xml:space="preserve">threshold set at 25 was used due to precise and rigid structure of molecule. </w:t>
       </w:r>
     </w:p>
     <w:p>
@@ -634,7 +815,9 @@
           <w:ilvl w:val="0"/>
           <w:numId w:val="6"/>
         </w:numPr>
-        <w:spacing w:before="100" w:beforeAutospacing="1" w:after="100" w:afterAutospacing="1" w:line="240" w:lineRule="auto"/>
+        <w:spacing w:line="240" w:lineRule="auto"/>
+        <w:ind w:left="0" w:firstLine="284"/>
+        <w:jc w:val="both"/>
         <w:rPr>
           <w:rFonts w:ascii="Times New Roman" w:eastAsia="Times New Roman" w:hAnsi="Times New Roman" w:cs="Times New Roman"/>
           <w:color w:val="000000"/>
@@ -660,43 +843,43 @@
           <w:kern w:val="0"/>
           <w14:ligatures w14:val="none"/>
         </w:rPr>
-        <w:t> Quantitative scaling shows that the majority of the protein, specifically the cystine-stabilized </w:t>
-      </w:r>
-      <w:r>
-        <w:rPr>
-          <w:rFonts w:ascii="Times New Roman" w:eastAsia="Times New Roman" w:hAnsi="Times New Roman" w:cs="Times New Roman"/>
-          <w:color w:val="000000"/>
-          <w:kern w:val="0"/>
-          <w14:ligatures w14:val="none"/>
-        </w:rPr>
-        <w:t>alpha</w:t>
-      </w:r>
-      <w:r>
-        <w:rPr>
-          <w:rFonts w:ascii="Times New Roman" w:eastAsia="Times New Roman" w:hAnsi="Times New Roman" w:cs="Times New Roman"/>
-          <w:color w:val="000000"/>
-          <w:kern w:val="0"/>
-          <w14:ligatures w14:val="none"/>
-        </w:rPr>
-        <w:t>-helix and </w:t>
-      </w:r>
-      <w:r>
-        <w:rPr>
-          <w:rFonts w:ascii="Times New Roman" w:eastAsia="Times New Roman" w:hAnsi="Times New Roman" w:cs="Times New Roman"/>
-          <w:color w:val="000000"/>
-          <w:kern w:val="0"/>
-          <w14:ligatures w14:val="none"/>
-        </w:rPr>
-        <w:t>beta</w:t>
-      </w:r>
-      <w:r>
-        <w:rPr>
-          <w:rFonts w:ascii="Times New Roman" w:eastAsia="Times New Roman" w:hAnsi="Times New Roman" w:cs="Times New Roman"/>
-          <w:color w:val="000000"/>
-          <w:kern w:val="0"/>
-          <w14:ligatures w14:val="none"/>
-        </w:rPr>
-        <w:t>-sheet core, exhibits extremely low thermal motion (deep blue).</w:t>
+        <w:t> </w:t>
+      </w:r>
+      <w:r>
+        <w:rPr>
+          <w:rFonts w:ascii="Times New Roman" w:eastAsia="Times New Roman" w:hAnsi="Times New Roman" w:cs="Times New Roman"/>
+          <w:color w:val="000000"/>
+          <w:kern w:val="0"/>
+          <w14:ligatures w14:val="none"/>
+        </w:rPr>
+        <w:t xml:space="preserve">alpha-helix and beta-sheets </w:t>
+      </w:r>
+      <w:r>
+        <w:rPr>
+          <w:rFonts w:ascii="Times New Roman" w:eastAsia="Times New Roman" w:hAnsi="Times New Roman" w:cs="Times New Roman"/>
+          <w:color w:val="000000"/>
+          <w:kern w:val="0"/>
+          <w14:ligatures w14:val="none"/>
+        </w:rPr>
+        <w:t xml:space="preserve">are </w:t>
+      </w:r>
+      <w:r>
+        <w:rPr>
+          <w:rFonts w:ascii="Times New Roman" w:eastAsia="Times New Roman" w:hAnsi="Times New Roman" w:cs="Times New Roman"/>
+          <w:color w:val="000000"/>
+          <w:kern w:val="0"/>
+          <w14:ligatures w14:val="none"/>
+        </w:rPr>
+        <w:t>colored in deep blue which means low B-factor with minimal fluctuations of atoms, which can be explained by</w:t>
+      </w:r>
+      <w:r>
+        <w:rPr>
+          <w:rFonts w:ascii="Times New Roman" w:eastAsia="Times New Roman" w:hAnsi="Times New Roman" w:cs="Times New Roman"/>
+          <w:color w:val="000000"/>
+          <w:kern w:val="0"/>
+          <w14:ligatures w14:val="none"/>
+        </w:rPr>
+        <w:t xml:space="preserve"> disulfide bridges connecting the protein structure together.</w:t>
       </w:r>
     </w:p>
     <w:p>
@@ -705,7 +888,9 @@
           <w:ilvl w:val="0"/>
           <w:numId w:val="6"/>
         </w:numPr>
-        <w:spacing w:before="100" w:beforeAutospacing="1" w:after="100" w:afterAutospacing="1" w:line="240" w:lineRule="auto"/>
+        <w:spacing w:line="240" w:lineRule="auto"/>
+        <w:ind w:left="0" w:firstLine="284"/>
+        <w:jc w:val="both"/>
         <w:rPr>
           <w:rFonts w:ascii="Times New Roman" w:eastAsia="Times New Roman" w:hAnsi="Times New Roman" w:cs="Times New Roman"/>
           <w:color w:val="000000"/>
@@ -731,8 +916,44 @@
           <w:kern w:val="0"/>
           <w14:ligatures w14:val="none"/>
         </w:rPr>
-        <w:t> Rescaling the visualization identified a single region of relative flexibility: the solvent-exposed loop containing </w:t>
-      </w:r>
+        <w:t xml:space="preserve"> scorpion toxin has only one flexible loop in C-terminal part, containing Asp-49 and Asp-50. Two negative charged residues </w:t>
+      </w:r>
+      <w:r>
+        <w:rPr>
+          <w:rFonts w:ascii="Times New Roman" w:eastAsia="Times New Roman" w:hAnsi="Times New Roman" w:cs="Times New Roman"/>
+          <w:color w:val="000000"/>
+          <w:kern w:val="0"/>
+          <w14:ligatures w14:val="none"/>
+        </w:rPr>
+        <w:t xml:space="preserve">of aspartic acid </w:t>
+      </w:r>
+      <w:r>
+        <w:rPr>
+          <w:rFonts w:ascii="Times New Roman" w:eastAsia="Times New Roman" w:hAnsi="Times New Roman" w:cs="Times New Roman"/>
+          <w:color w:val="000000"/>
+          <w:kern w:val="0"/>
+          <w14:ligatures w14:val="none"/>
+        </w:rPr>
+        <w:t>in this loop allow toxin functions like:</w:t>
+      </w:r>
+    </w:p>
+    <w:p>
+      <w:pPr>
+        <w:pStyle w:val="ListParagraph"/>
+        <w:numPr>
+          <w:ilvl w:val="1"/>
+          <w:numId w:val="6"/>
+        </w:numPr>
+        <w:spacing w:line="240" w:lineRule="auto"/>
+        <w:ind w:left="426" w:hanging="142"/>
+        <w:jc w:val="both"/>
+        <w:rPr>
+          <w:rFonts w:ascii="Times New Roman" w:eastAsia="Times New Roman" w:hAnsi="Times New Roman" w:cs="Times New Roman"/>
+          <w:color w:val="000000"/>
+          <w:kern w:val="0"/>
+          <w14:ligatures w14:val="none"/>
+        </w:rPr>
+      </w:pPr>
       <w:r>
         <w:rPr>
           <w:rFonts w:ascii="Times New Roman" w:eastAsia="Times New Roman" w:hAnsi="Times New Roman" w:cs="Times New Roman"/>
@@ -742,18 +963,37 @@
           <w:kern w:val="0"/>
           <w14:ligatures w14:val="none"/>
         </w:rPr>
-        <w:t>Asp-49</w:t>
-      </w:r>
-      <w:r>
-        <w:rPr>
-          <w:rFonts w:ascii="Times New Roman" w:eastAsia="Times New Roman" w:hAnsi="Times New Roman" w:cs="Times New Roman"/>
-          <w:color w:val="000000"/>
-          <w:kern w:val="0"/>
-          <w14:ligatures w14:val="none"/>
-        </w:rPr>
-        <w:t> and </w:t>
-      </w:r>
-      <w:r>
+        <w:t>Maximum solubility</w:t>
+      </w:r>
+      <w:r>
+        <w:rPr>
+          <w:rFonts w:ascii="Times New Roman" w:eastAsia="Times New Roman" w:hAnsi="Times New Roman" w:cs="Times New Roman"/>
+          <w:color w:val="000000"/>
+          <w:kern w:val="0"/>
+          <w14:ligatures w14:val="none"/>
+        </w:rPr>
+        <w:t xml:space="preserve"> in insects (or other species) blood</w:t>
+      </w:r>
+      <w:r>
+        <w:rPr>
+          <w:rFonts w:ascii="Times New Roman" w:eastAsia="Times New Roman" w:hAnsi="Times New Roman" w:cs="Times New Roman"/>
+          <w:color w:val="000000"/>
+          <w:kern w:val="0"/>
+          <w14:ligatures w14:val="none"/>
+        </w:rPr>
+        <w:t>, by forming dense hydration shell with water molecules around loop and protect from protein aggregation</w:t>
+      </w:r>
+    </w:p>
+    <w:p>
+      <w:pPr>
+        <w:pStyle w:val="ListParagraph"/>
+        <w:numPr>
+          <w:ilvl w:val="1"/>
+          <w:numId w:val="6"/>
+        </w:numPr>
+        <w:spacing w:line="240" w:lineRule="auto"/>
+        <w:ind w:left="426" w:hanging="142"/>
+        <w:jc w:val="both"/>
         <w:rPr>
           <w:rFonts w:ascii="Times New Roman" w:eastAsia="Times New Roman" w:hAnsi="Times New Roman" w:cs="Times New Roman"/>
           <w:b/>
@@ -762,21 +1002,141 @@
           <w:kern w:val="0"/>
           <w14:ligatures w14:val="none"/>
         </w:rPr>
-        <w:t>Asp-50</w:t>
-      </w:r>
-      <w:r>
-        <w:rPr>
-          <w:rFonts w:ascii="Times New Roman" w:eastAsia="Times New Roman" w:hAnsi="Times New Roman" w:cs="Times New Roman"/>
-          <w:color w:val="000000"/>
-          <w:kern w:val="0"/>
-          <w14:ligatures w14:val="none"/>
-        </w:rPr>
-        <w:t>. This region likely acts as a flexible hinge to facilitate target recognition, while the rest of the scaffold remains a "molecular rock."</w:t>
+      </w:pPr>
+      <w:r>
+        <w:rPr>
+          <w:rFonts w:ascii="Times New Roman" w:eastAsia="Times New Roman" w:hAnsi="Times New Roman" w:cs="Times New Roman"/>
+          <w:b/>
+          <w:bCs/>
+          <w:color w:val="000000"/>
+          <w:kern w:val="0"/>
+          <w14:ligatures w14:val="none"/>
+        </w:rPr>
+        <w:t xml:space="preserve">Flexibility </w:t>
+      </w:r>
+      <w:r>
+        <w:rPr>
+          <w:rFonts w:ascii="Times New Roman" w:eastAsia="Times New Roman" w:hAnsi="Times New Roman" w:cs="Times New Roman"/>
+          <w:color w:val="000000"/>
+          <w:kern w:val="0"/>
+          <w14:ligatures w14:val="none"/>
+        </w:rPr>
+        <w:t>by repelling of charged side chains of Asp-49 and Asp-50 attend to water, so this mobility allow to adapts to the receptor’s shape</w:t>
       </w:r>
     </w:p>
     <w:p>
       <w:pPr>
+        <w:pStyle w:val="ListParagraph"/>
+        <w:numPr>
+          <w:ilvl w:val="1"/>
+          <w:numId w:val="6"/>
+        </w:numPr>
+        <w:spacing w:line="240" w:lineRule="auto"/>
+        <w:ind w:left="426" w:hanging="142"/>
+        <w:jc w:val="both"/>
+        <w:rPr>
+          <w:rFonts w:ascii="Times New Roman" w:eastAsia="Times New Roman" w:hAnsi="Times New Roman" w:cs="Times New Roman"/>
+          <w:b/>
+          <w:bCs/>
+          <w:color w:val="000000"/>
+          <w:kern w:val="0"/>
+          <w14:ligatures w14:val="none"/>
+        </w:rPr>
+      </w:pPr>
+      <w:r>
+        <w:rPr>
+          <w:rFonts w:ascii="Times New Roman" w:eastAsia="Times New Roman" w:hAnsi="Times New Roman" w:cs="Times New Roman"/>
+          <w:b/>
+          <w:bCs/>
+          <w:color w:val="000000"/>
+          <w:kern w:val="0"/>
+          <w14:ligatures w14:val="none"/>
+        </w:rPr>
+        <w:t xml:space="preserve">Electrostatic steering </w:t>
+      </w:r>
+      <w:r>
+        <w:rPr>
+          <w:rFonts w:ascii="Times New Roman" w:eastAsia="Times New Roman" w:hAnsi="Times New Roman" w:cs="Times New Roman"/>
+          <w:color w:val="000000"/>
+          <w:kern w:val="0"/>
+          <w14:ligatures w14:val="none"/>
+        </w:rPr>
+        <w:t>for attacking sodium channels in the nervous system</w:t>
+      </w:r>
+      <w:r>
+        <w:rPr>
+          <w:rFonts w:ascii="Times New Roman" w:eastAsia="Times New Roman" w:hAnsi="Times New Roman" w:cs="Times New Roman"/>
+          <w:color w:val="000000"/>
+          <w:kern w:val="0"/>
+          <w14:ligatures w14:val="none"/>
+        </w:rPr>
+        <w:t xml:space="preserve"> by creating a local electric potential via negative charge of the Asp-Asp pair and significatly accelerates binding poison to receptor</w:t>
+      </w:r>
+    </w:p>
+    <w:p>
+      <w:pPr>
+        <w:spacing w:line="240" w:lineRule="auto"/>
+        <w:ind w:firstLine="284"/>
+        <w:jc w:val="both"/>
+        <w:rPr>
+          <w:rFonts w:ascii="Times New Roman" w:eastAsia="Times New Roman" w:hAnsi="Times New Roman" w:cs="Times New Roman"/>
+          <w:color w:val="000000"/>
+          <w:kern w:val="0"/>
+          <w14:ligatures w14:val="none"/>
+        </w:rPr>
+      </w:pPr>
+      <w:r>
+        <w:rPr>
+          <w:rFonts w:ascii="Times New Roman" w:eastAsia="Times New Roman" w:hAnsi="Times New Roman" w:cs="Times New Roman"/>
+          <w:color w:val="000000"/>
+          <w:kern w:val="0"/>
+          <w14:ligatures w14:val="none"/>
+        </w:rPr>
+        <w:t xml:space="preserve">According to </w:t>
+      </w:r>
+      <w:hyperlink r:id="rId7" w:history="1">
+        <w:r>
+          <w:rPr>
+            <w:rStyle w:val="Hyperlink"/>
+            <w:rFonts w:ascii="Times New Roman" w:eastAsia="Times New Roman" w:hAnsi="Times New Roman" w:cs="Times New Roman"/>
+            <w:kern w:val="0"/>
+            <w14:ligatures w14:val="none"/>
+          </w:rPr>
+          <w:t>Karbat et al.</w:t>
+        </w:r>
+      </w:hyperlink>
+      <w:r>
+        <w:rPr>
+          <w:rFonts w:ascii="Times New Roman" w:eastAsia="Times New Roman" w:hAnsi="Times New Roman" w:cs="Times New Roman"/>
+          <w:color w:val="000000"/>
+          <w:kern w:val="0"/>
+          <w14:ligatures w14:val="none"/>
+        </w:rPr>
+        <w:t xml:space="preserve"> this flexible lo</w:t>
+      </w:r>
+      <w:r>
+        <w:rPr>
+          <w:rFonts w:ascii="Times New Roman" w:eastAsia="Times New Roman" w:hAnsi="Times New Roman" w:cs="Times New Roman"/>
+          <w:color w:val="000000"/>
+          <w:kern w:val="0"/>
+          <w14:ligatures w14:val="none"/>
+        </w:rPr>
+        <w:t>o</w:t>
+      </w:r>
+      <w:r>
+        <w:rPr>
+          <w:rFonts w:ascii="Times New Roman" w:eastAsia="Times New Roman" w:hAnsi="Times New Roman" w:cs="Times New Roman"/>
+          <w:color w:val="000000"/>
+          <w:kern w:val="0"/>
+          <w14:ligatures w14:val="none"/>
+        </w:rPr>
+        <w:t>p of the C-terminal segment is critical for receptor interaction, allowin toxin adapt to sodium channel binding pocket.</w:t>
+      </w:r>
+    </w:p>
+    <w:p>
+      <w:pPr>
         <w:spacing w:after="0" w:line="240" w:lineRule="auto"/>
+        <w:ind w:firstLine="284"/>
         <w:rPr>
           <w:rFonts w:ascii="Times New Roman" w:eastAsia="Times New Roman" w:hAnsi="Times New Roman" w:cs="Times New Roman"/>
           <w:color w:val="000000"/>
@@ -791,6 +1151,7 @@
           <w:color w:val="000000"/>
           <w:kern w:val="0"/>
         </w:rPr>
+        <w:lastRenderedPageBreak/>
         <w:drawing>
           <wp:inline distT="0" distB="0" distL="0" distR="0" wp14:anchorId="54274DB7" wp14:editId="6C8835CA">
             <wp:extent cx="1976490" cy="1803746"/>
@@ -807,7 +1168,7 @@
                     <pic:cNvPicPr/>
                   </pic:nvPicPr>
                   <pic:blipFill rotWithShape="1">
-                    <a:blip r:embed="rId6" cstate="print">
+                    <a:blip r:embed="rId8" cstate="print">
                       <a:extLst>
                         <a:ext uri="{28A0092B-C50C-407E-A947-70E740481C1C}">
                           <a14:useLocalDpi xmlns:a14="http://schemas.microsoft.com/office/drawing/2010/main" val="0"/>
@@ -865,7 +1226,7 @@
                     <pic:cNvPicPr/>
                   </pic:nvPicPr>
                   <pic:blipFill>
-                    <a:blip r:embed="rId7" cstate="print">
+                    <a:blip r:embed="rId9" cstate="print">
                       <a:extLst>
                         <a:ext uri="{28A0092B-C50C-407E-A947-70E740481C1C}">
                           <a14:useLocalDpi xmlns:a14="http://schemas.microsoft.com/office/drawing/2010/main" val="0"/>
@@ -914,7 +1275,7 @@
                     <pic:cNvPicPr/>
                   </pic:nvPicPr>
                   <pic:blipFill rotWithShape="1">
-                    <a:blip r:embed="rId8" cstate="print">
+                    <a:blip r:embed="rId10" cstate="print">
                       <a:extLst>
                         <a:ext uri="{28A0092B-C50C-407E-A947-70E740481C1C}">
                           <a14:useLocalDpi xmlns:a14="http://schemas.microsoft.com/office/drawing/2010/main" val="0"/>
@@ -953,6 +1314,7 @@
     <w:p>
       <w:pPr>
         <w:spacing w:after="0" w:line="240" w:lineRule="auto"/>
+        <w:ind w:firstLine="284"/>
         <w:rPr>
           <w:rFonts w:ascii="Times New Roman" w:eastAsia="Times New Roman" w:hAnsi="Times New Roman" w:cs="Times New Roman"/>
           <w:kern w:val="0"/>
@@ -969,7 +1331,7 @@
           <w:sz w:val="32"/>
           <w:szCs w:val="32"/>
         </w:rPr>
-        <w:pict w14:anchorId="3945ABD1">
+        <w:pict w14:anchorId="7651BBD9">
           <v:rect id="_x0000_i1027" alt="" style="width:468pt;height:.05pt;mso-width-percent:0;mso-height-percent:0;mso-width-percent:0;mso-height-percent:0" o:hralign="center" o:hrstd="t" o:hr="t" fillcolor="#a0a0a0" stroked="f"/>
         </w:pict>
       </w:r>
@@ -977,6 +1339,7 @@
     <w:p>
       <w:pPr>
         <w:spacing w:before="100" w:beforeAutospacing="1" w:after="100" w:afterAutospacing="1" w:line="240" w:lineRule="auto"/>
+        <w:ind w:firstLine="284"/>
         <w:outlineLvl w:val="1"/>
         <w:rPr>
           <w:rFonts w:ascii="Times New Roman" w:eastAsia="Times New Roman" w:hAnsi="Times New Roman" w:cs="Times New Roman"/>
@@ -1000,7 +1363,6 @@
           <w:szCs w:val="32"/>
           <w14:ligatures w14:val="none"/>
         </w:rPr>
-        <w:lastRenderedPageBreak/>
         <w:t>Part II: The Hierarchy of Structure</w:t>
       </w:r>
     </w:p>
@@ -1012,7 +1374,7 @@
           <w:numId w:val="5"/>
         </w:numPr>
         <w:spacing w:before="100" w:beforeAutospacing="1" w:after="100" w:afterAutospacing="1" w:line="240" w:lineRule="auto"/>
-        <w:ind w:left="426"/>
+        <w:ind w:left="0" w:firstLine="284"/>
         <w:rPr>
           <w:rFonts w:ascii="Times New Roman" w:eastAsia="Times New Roman" w:hAnsi="Times New Roman" w:cs="Times New Roman"/>
           <w:color w:val="000000"/>
@@ -1049,327 +1411,239 @@
     </w:p>
     <w:p>
       <w:pPr>
-        <w:spacing w:after="0" w:line="240" w:lineRule="auto"/>
-        <w:rPr>
-          <w:rFonts w:ascii="Times New Roman" w:eastAsia="Times New Roman" w:hAnsi="Times New Roman" w:cs="Times New Roman"/>
-          <w:color w:val="000000"/>
-          <w:kern w:val="0"/>
-          <w14:ligatures w14:val="none"/>
-        </w:rPr>
-      </w:pPr>
-      <w:r>
-        <w:rPr>
-          <w:rFonts w:ascii="Times New Roman" w:eastAsia="Times New Roman" w:hAnsi="Times New Roman" w:cs="Times New Roman"/>
-          <w:color w:val="000000"/>
-          <w:kern w:val="0"/>
-          <w14:ligatures w14:val="none"/>
-        </w:rPr>
-        <w:t xml:space="preserve">The overall topology consists of an </w:t>
-      </w:r>
-      <w:r>
-        <w:rPr>
-          <w:rFonts w:ascii="Times New Roman" w:eastAsia="Times New Roman" w:hAnsi="Times New Roman" w:cs="Times New Roman"/>
-          <w:color w:val="000000"/>
-          <w:kern w:val="0"/>
-          <w14:ligatures w14:val="none"/>
-        </w:rPr>
-        <w:t>alpha</w:t>
-      </w:r>
-      <w:r>
-        <w:rPr>
-          <w:rFonts w:ascii="Times New Roman" w:eastAsia="Times New Roman" w:hAnsi="Times New Roman" w:cs="Times New Roman"/>
-          <w:color w:val="000000"/>
-          <w:kern w:val="0"/>
-          <w14:ligatures w14:val="none"/>
-        </w:rPr>
-        <w:t xml:space="preserve">-helix aligned parallel to a double-stranded anti-parallel </w:t>
-      </w:r>
-      <w:r>
-        <w:rPr>
-          <w:rFonts w:ascii="Times New Roman" w:eastAsia="Times New Roman" w:hAnsi="Times New Roman" w:cs="Times New Roman"/>
-          <w:color w:val="000000"/>
-          <w:kern w:val="0"/>
-          <w14:ligatures w14:val="none"/>
-        </w:rPr>
-        <w:t>beta</w:t>
-      </w:r>
-      <w:r>
-        <w:rPr>
-          <w:rFonts w:ascii="Times New Roman" w:eastAsia="Times New Roman" w:hAnsi="Times New Roman" w:cs="Times New Roman"/>
-          <w:color w:val="000000"/>
-          <w:kern w:val="0"/>
-          <w14:ligatures w14:val="none"/>
-        </w:rPr>
-        <w:t>-sheet. This arrangement is referred to as the </w:t>
-      </w:r>
-      <w:r>
-        <w:rPr>
-          <w:rFonts w:ascii="Times New Roman" w:eastAsia="Times New Roman" w:hAnsi="Times New Roman" w:cs="Times New Roman"/>
-          <w:b/>
-          <w:bCs/>
-          <w:color w:val="000000"/>
-          <w:kern w:val="0"/>
-          <w14:ligatures w14:val="none"/>
-        </w:rPr>
-        <w:t>alpha-beta</w:t>
-      </w:r>
-      <w:r>
-        <w:rPr>
-          <w:rFonts w:ascii="Times New Roman" w:eastAsia="Times New Roman" w:hAnsi="Times New Roman" w:cs="Times New Roman"/>
-          <w:b/>
-          <w:bCs/>
-          <w:color w:val="000000"/>
-          <w:kern w:val="0"/>
-          <w14:ligatures w14:val="none"/>
-        </w:rPr>
-        <w:t xml:space="preserve"> motif</w:t>
-      </w:r>
-      <w:r>
-        <w:rPr>
-          <w:rFonts w:ascii="Times New Roman" w:eastAsia="Times New Roman" w:hAnsi="Times New Roman" w:cs="Times New Roman"/>
-          <w:color w:val="000000"/>
-          <w:kern w:val="0"/>
-          <w14:ligatures w14:val="none"/>
-        </w:rPr>
-        <w:t>.</w:t>
+        <w:spacing w:before="120" w:after="120" w:line="240" w:lineRule="auto"/>
+        <w:ind w:left="284" w:firstLine="436"/>
+        <w:jc w:val="both"/>
+        <w:rPr>
+          <w:rFonts w:ascii="Times New Roman" w:eastAsia="Times New Roman" w:hAnsi="Times New Roman" w:cs="Times New Roman"/>
+          <w:color w:val="000000"/>
+          <w:kern w:val="0"/>
+          <w14:ligatures w14:val="none"/>
+        </w:rPr>
+      </w:pPr>
+      <w:r>
+        <w:rPr>
+          <w:rFonts w:ascii="Times New Roman" w:eastAsia="Times New Roman" w:hAnsi="Times New Roman" w:cs="Times New Roman"/>
+          <w:color w:val="000000"/>
+          <w:kern w:val="0"/>
+          <w14:ligatures w14:val="none"/>
+        </w:rPr>
+        <w:t xml:space="preserve">2i61 molecule has </w:t>
+      </w:r>
+      <w:r>
+        <w:rPr>
+          <w:rFonts w:ascii="Times New Roman" w:eastAsia="Times New Roman" w:hAnsi="Times New Roman" w:cs="Times New Roman"/>
+          <w:color w:val="000000"/>
+          <w:kern w:val="0"/>
+          <w14:ligatures w14:val="none"/>
+        </w:rPr>
+        <w:t xml:space="preserve">a </w:t>
+      </w:r>
+      <w:r>
+        <w:rPr>
+          <w:rFonts w:ascii="Times New Roman" w:eastAsia="Times New Roman" w:hAnsi="Times New Roman" w:cs="Times New Roman"/>
+          <w:color w:val="000000"/>
+          <w:kern w:val="0"/>
+          <w14:ligatures w14:val="none"/>
+        </w:rPr>
+        <w:t>classi</w:t>
+      </w:r>
+      <w:r>
+        <w:rPr>
+          <w:rFonts w:ascii="Times New Roman" w:eastAsia="Times New Roman" w:hAnsi="Times New Roman" w:cs="Times New Roman"/>
+          <w:color w:val="000000"/>
+          <w:kern w:val="0"/>
+          <w14:ligatures w14:val="none"/>
+        </w:rPr>
+        <w:t>c</w:t>
+      </w:r>
+      <w:r>
+        <w:rPr>
+          <w:rFonts w:ascii="Times New Roman" w:eastAsia="Times New Roman" w:hAnsi="Times New Roman" w:cs="Times New Roman"/>
+          <w:color w:val="000000"/>
+          <w:kern w:val="0"/>
+          <w14:ligatures w14:val="none"/>
+        </w:rPr>
+        <w:t xml:space="preserve"> </w:t>
+      </w:r>
+      <w:r>
+        <w:rPr>
+          <w:rFonts w:ascii="Times New Roman" w:eastAsia="Times New Roman" w:hAnsi="Times New Roman" w:cs="Times New Roman"/>
+          <w:color w:val="000000"/>
+          <w:kern w:val="0"/>
+          <w14:ligatures w14:val="none"/>
+        </w:rPr>
+        <w:t xml:space="preserve">hydrophobic core formed by residues Trp-38, Leu-47, and Ile-16.  Trp-38 is central amino acid of core stability, his indol ring interacts with </w:t>
+      </w:r>
+      <w:r>
+        <w:rPr>
+          <w:rFonts w:ascii="Times New Roman" w:eastAsia="Times New Roman" w:hAnsi="Times New Roman" w:cs="Times New Roman"/>
+          <w:color w:val="000000"/>
+          <w:kern w:val="0"/>
+          <w14:ligatures w14:val="none"/>
+        </w:rPr>
+        <w:t>Leu-47 and Ile-16</w:t>
+      </w:r>
+      <w:r>
+        <w:rPr>
+          <w:rFonts w:ascii="Times New Roman" w:eastAsia="Times New Roman" w:hAnsi="Times New Roman" w:cs="Times New Roman"/>
+          <w:color w:val="000000"/>
+          <w:kern w:val="0"/>
+          <w14:ligatures w14:val="none"/>
+        </w:rPr>
+        <w:t>. Mutations in this position for other similar toxins leads to complete loss of structure, so we can conclude that Trp-38 here plays key role as structural anchor.</w:t>
       </w:r>
     </w:p>
     <w:p>
       <w:pPr>
-        <w:spacing w:after="0" w:line="240" w:lineRule="auto"/>
-        <w:rPr>
-          <w:rFonts w:ascii="Times New Roman" w:eastAsia="Times New Roman" w:hAnsi="Times New Roman" w:cs="Times New Roman"/>
-          <w:color w:val="000000"/>
-          <w:kern w:val="0"/>
-          <w14:ligatures w14:val="none"/>
-        </w:rPr>
-      </w:pPr>
-      <w:r>
-        <w:rPr>
-          <w:rFonts w:ascii="Times New Roman" w:eastAsia="Times New Roman" w:hAnsi="Times New Roman" w:cs="Times New Roman"/>
-          <w:color w:val="000000"/>
-          <w:kern w:val="0"/>
-          <w14:ligatures w14:val="none"/>
-        </w:rPr>
-        <w:t>The structure shows a clear separation of amino acids caused by the hydrophobic effect, which matches the "Core-globule" stabilization described by Karbat et al. (2007).</w:t>
+        <w:spacing w:before="120" w:after="120" w:line="240" w:lineRule="auto"/>
+        <w:ind w:left="284" w:firstLine="436"/>
+        <w:jc w:val="both"/>
+        <w:rPr>
+          <w:rFonts w:ascii="Times New Roman" w:eastAsia="Times New Roman" w:hAnsi="Times New Roman" w:cs="Times New Roman"/>
+          <w:color w:val="000000"/>
+          <w:kern w:val="0"/>
+          <w14:ligatures w14:val="none"/>
+        </w:rPr>
+      </w:pPr>
+      <w:r>
+        <w:rPr>
+          <w:rFonts w:ascii="Times New Roman" w:eastAsia="Times New Roman" w:hAnsi="Times New Roman" w:cs="Times New Roman"/>
+          <w:color w:val="000000"/>
+          <w:kern w:val="0"/>
+          <w14:ligatures w14:val="none"/>
+        </w:rPr>
+        <w:t>On the other side molecule has solvation shell where water molecules requ</w:t>
+      </w:r>
+      <w:r>
+        <w:rPr>
+          <w:rFonts w:ascii="Times New Roman" w:eastAsia="Times New Roman" w:hAnsi="Times New Roman" w:cs="Times New Roman"/>
+          <w:color w:val="000000"/>
+          <w:kern w:val="0"/>
+          <w14:ligatures w14:val="none"/>
+        </w:rPr>
+        <w:t>ru</w:t>
+      </w:r>
+      <w:r>
+        <w:rPr>
+          <w:rFonts w:ascii="Times New Roman" w:eastAsia="Times New Roman" w:hAnsi="Times New Roman" w:cs="Times New Roman"/>
+          <w:color w:val="000000"/>
+          <w:kern w:val="0"/>
+          <w14:ligatures w14:val="none"/>
+        </w:rPr>
+        <w:t xml:space="preserve">ited by flexible loop interact. Labeled residues like Tyr-28, Gly-9 and Cys-10 </w:t>
+      </w:r>
+      <w:r>
+        <w:rPr>
+          <w:rFonts w:ascii="Times New Roman" w:eastAsia="Times New Roman" w:hAnsi="Times New Roman" w:cs="Times New Roman"/>
+          <w:color w:val="000000"/>
+          <w:kern w:val="0"/>
+          <w14:ligatures w14:val="none"/>
+        </w:rPr>
+        <w:t xml:space="preserve">are </w:t>
+      </w:r>
+      <w:r>
+        <w:rPr>
+          <w:rFonts w:ascii="Times New Roman" w:eastAsia="Times New Roman" w:hAnsi="Times New Roman" w:cs="Times New Roman"/>
+          <w:color w:val="000000"/>
+          <w:kern w:val="0"/>
+          <w14:ligatures w14:val="none"/>
+        </w:rPr>
+        <w:t xml:space="preserve">located on the </w:t>
+      </w:r>
+      <w:r>
+        <w:rPr>
+          <w:rFonts w:ascii="Times New Roman" w:eastAsia="Times New Roman" w:hAnsi="Times New Roman" w:cs="Times New Roman"/>
+          <w:color w:val="000000"/>
+          <w:kern w:val="0"/>
+          <w14:ligatures w14:val="none"/>
+        </w:rPr>
+        <w:t>outer side of the molecule, reaching out into solvent space. Tyr-28, even though it has a hydrophobic ring, polar -OH making it suitable for surface. Gly-9-Cys-10 loop performs structural function:</w:t>
       </w:r>
     </w:p>
     <w:p>
       <w:pPr>
+        <w:pStyle w:val="ListParagraph"/>
         <w:numPr>
-          <w:ilvl w:val="0"/>
-          <w:numId w:val="15"/>
+          <w:ilvl w:val="1"/>
+          <w:numId w:val="6"/>
         </w:numPr>
         <w:spacing w:before="120" w:after="120" w:line="240" w:lineRule="auto"/>
-        <w:rPr>
-          <w:rFonts w:ascii="Times New Roman" w:eastAsia="Times New Roman" w:hAnsi="Times New Roman" w:cs="Times New Roman"/>
-          <w:color w:val="000000"/>
-          <w:kern w:val="0"/>
-          <w14:ligatures w14:val="none"/>
-        </w:rPr>
-      </w:pPr>
-      <w:r>
-        <w:rPr>
-          <w:rFonts w:ascii="Times New Roman" w:eastAsia="Times New Roman" w:hAnsi="Times New Roman" w:cs="Times New Roman"/>
-          <w:color w:val="000000"/>
-          <w:kern w:val="0"/>
-          <w14:ligatures w14:val="none"/>
-        </w:rPr>
-        <w:t>The hydrophobic core is the inner part of the structure, where non-polar amino acids like Trp-38, Leu-47, and Ile-16 are packed closely together.</w:t>
+        <w:jc w:val="both"/>
+        <w:rPr>
+          <w:rFonts w:ascii="Times New Roman" w:eastAsia="Times New Roman" w:hAnsi="Times New Roman" w:cs="Times New Roman"/>
+          <w:color w:val="000000"/>
+          <w:kern w:val="0"/>
+          <w14:ligatures w14:val="none"/>
+        </w:rPr>
+      </w:pPr>
+      <w:r>
+        <w:rPr>
+          <w:rFonts w:ascii="Times New Roman" w:eastAsia="Times New Roman" w:hAnsi="Times New Roman" w:cs="Times New Roman"/>
+          <w:color w:val="000000"/>
+          <w:kern w:val="0"/>
+          <w14:ligatures w14:val="none"/>
+        </w:rPr>
+        <w:t xml:space="preserve">Cys-10 forms </w:t>
+      </w:r>
+      <w:r>
+        <w:rPr>
+          <w:rFonts w:ascii="Times New Roman" w:eastAsia="Times New Roman" w:hAnsi="Times New Roman" w:cs="Times New Roman"/>
+          <w:color w:val="000000"/>
+          <w:kern w:val="0"/>
+          <w14:ligatures w14:val="none"/>
+        </w:rPr>
+        <w:t xml:space="preserve">a </w:t>
+      </w:r>
+      <w:r>
+        <w:rPr>
+          <w:rFonts w:ascii="Times New Roman" w:eastAsia="Times New Roman" w:hAnsi="Times New Roman" w:cs="Times New Roman"/>
+          <w:color w:val="000000"/>
+          <w:kern w:val="0"/>
+          <w14:ligatures w14:val="none"/>
+        </w:rPr>
+        <w:t>conservative disulphide bond, which stitches N-terminal loop to the hydrophobic core and limits its mobility</w:t>
       </w:r>
     </w:p>
     <w:p>
       <w:pPr>
-        <w:spacing w:after="0" w:line="240" w:lineRule="auto"/>
-        <w:rPr>
-          <w:rFonts w:ascii="Times New Roman" w:eastAsia="Times New Roman" w:hAnsi="Times New Roman" w:cs="Times New Roman"/>
-          <w:color w:val="000000"/>
-          <w:kern w:val="0"/>
-          <w14:ligatures w14:val="none"/>
-        </w:rPr>
-      </w:pPr>
-      <w:r>
-        <w:rPr>
-          <w:rFonts w:ascii="Times New Roman" w:eastAsia="Times New Roman" w:hAnsi="Times New Roman" w:cs="Times New Roman"/>
-          <w:b/>
-          <w:bCs/>
-          <w:color w:val="000000"/>
-          <w:kern w:val="0"/>
-          <w14:ligatures w14:val="none"/>
-        </w:rPr>
-        <w:t>Trp-38</w:t>
-      </w:r>
-      <w:r>
-        <w:rPr>
-          <w:rFonts w:ascii="Times New Roman" w:eastAsia="Times New Roman" w:hAnsi="Times New Roman" w:cs="Times New Roman"/>
-          <w:color w:val="000000"/>
-          <w:kern w:val="0"/>
-          <w14:ligatures w14:val="none"/>
-        </w:rPr>
-        <w:t xml:space="preserve"> </w:t>
-      </w:r>
-      <w:r>
-        <w:rPr>
-          <w:rFonts w:ascii="Times New Roman" w:eastAsia="Times New Roman" w:hAnsi="Times New Roman" w:cs="Times New Roman"/>
-          <w:color w:val="000000"/>
-          <w:kern w:val="0"/>
-          <w14:ligatures w14:val="none"/>
-        </w:rPr>
-        <w:t>is the most critical core residue. It is a highly conserved aromatic ring located centrally within the beta-sheet.</w:t>
+        <w:pStyle w:val="ListParagraph"/>
+        <w:numPr>
+          <w:ilvl w:val="1"/>
+          <w:numId w:val="6"/>
+        </w:numPr>
+        <w:spacing w:before="120" w:after="120" w:line="240" w:lineRule="auto"/>
+        <w:jc w:val="both"/>
+        <w:rPr>
+          <w:rFonts w:ascii="Times New Roman" w:eastAsia="Times New Roman" w:hAnsi="Times New Roman" w:cs="Times New Roman"/>
+          <w:color w:val="000000"/>
+          <w:kern w:val="0"/>
+          <w14:ligatures w14:val="none"/>
+        </w:rPr>
+      </w:pPr>
+      <w:r>
+        <w:rPr>
+          <w:rFonts w:ascii="Times New Roman" w:eastAsia="Times New Roman" w:hAnsi="Times New Roman" w:cs="Times New Roman"/>
+          <w:color w:val="000000"/>
+          <w:kern w:val="0"/>
+          <w14:ligatures w14:val="none"/>
+        </w:rPr>
+        <w:t xml:space="preserve">Gly-9 acts like </w:t>
+      </w:r>
+      <w:r>
+        <w:rPr>
+          <w:rFonts w:ascii="Times New Roman" w:eastAsia="Times New Roman" w:hAnsi="Times New Roman" w:cs="Times New Roman"/>
+          <w:color w:val="000000"/>
+          <w:kern w:val="0"/>
+          <w14:ligatures w14:val="none"/>
+        </w:rPr>
+        <w:t>pivot due to its conformationand allows the polypeptide chain to adopt the needed curvature to bind cysteins together</w:t>
       </w:r>
     </w:p>
     <w:p>
       <w:pPr>
         <w:spacing w:after="0" w:line="240" w:lineRule="auto"/>
-        <w:rPr>
-          <w:rFonts w:ascii="Times New Roman" w:eastAsia="Times New Roman" w:hAnsi="Times New Roman" w:cs="Times New Roman"/>
-          <w:color w:val="000000"/>
-          <w:kern w:val="0"/>
-          <w14:ligatures w14:val="none"/>
-        </w:rPr>
-      </w:pPr>
-      <w:r>
-        <w:rPr>
-          <w:rFonts w:ascii="Times New Roman" w:eastAsia="Times New Roman" w:hAnsi="Times New Roman" w:cs="Times New Roman"/>
-          <w:color w:val="000000"/>
-          <w:kern w:val="0"/>
-          <w14:ligatures w14:val="none"/>
-        </w:rPr>
-        <w:t> </w:t>
-      </w:r>
-      <w:r>
-        <w:rPr>
-          <w:rFonts w:ascii="Times New Roman" w:eastAsia="Times New Roman" w:hAnsi="Times New Roman" w:cs="Times New Roman"/>
-          <w:b/>
-          <w:bCs/>
-          <w:color w:val="000000"/>
-          <w:kern w:val="0"/>
-          <w14:ligatures w14:val="none"/>
-        </w:rPr>
-        <w:t>Leu-47</w:t>
-      </w:r>
-      <w:r>
-        <w:rPr>
-          <w:rFonts w:ascii="Times New Roman" w:eastAsia="Times New Roman" w:hAnsi="Times New Roman" w:cs="Times New Roman"/>
-          <w:color w:val="000000"/>
-          <w:kern w:val="0"/>
-          <w14:ligatures w14:val="none"/>
-        </w:rPr>
-        <w:t xml:space="preserve"> </w:t>
-      </w:r>
-      <w:r>
-        <w:rPr>
-          <w:rFonts w:ascii="Times New Roman" w:eastAsia="Times New Roman" w:hAnsi="Times New Roman" w:cs="Times New Roman"/>
-          <w:color w:val="000000"/>
-          <w:kern w:val="0"/>
-          <w14:ligatures w14:val="none"/>
-        </w:rPr>
-        <w:t>projects inward from the beta-strand to interact with and stabilize the adjacent helix.</w:t>
-      </w:r>
-    </w:p>
-    <w:p>
-      <w:pPr>
-        <w:spacing w:after="0" w:line="240" w:lineRule="auto"/>
-        <w:rPr>
-          <w:rFonts w:ascii="Times New Roman" w:eastAsia="Times New Roman" w:hAnsi="Times New Roman" w:cs="Times New Roman"/>
-          <w:color w:val="000000"/>
-          <w:kern w:val="0"/>
-          <w14:ligatures w14:val="none"/>
-        </w:rPr>
-      </w:pPr>
-      <w:r>
-        <w:rPr>
-          <w:rFonts w:ascii="Times New Roman" w:eastAsia="Times New Roman" w:hAnsi="Times New Roman" w:cs="Times New Roman"/>
-          <w:b/>
-          <w:bCs/>
-          <w:color w:val="000000"/>
-          <w:kern w:val="0"/>
-          <w14:ligatures w14:val="none"/>
-        </w:rPr>
-        <w:t>Ile-16</w:t>
-      </w:r>
-      <w:r>
-        <w:rPr>
-          <w:rFonts w:ascii="Times New Roman" w:eastAsia="Times New Roman" w:hAnsi="Times New Roman" w:cs="Times New Roman"/>
-          <w:color w:val="000000"/>
-          <w:kern w:val="0"/>
-          <w14:ligatures w14:val="none"/>
-        </w:rPr>
-        <w:t xml:space="preserve"> </w:t>
-      </w:r>
-      <w:r>
-        <w:rPr>
-          <w:rFonts w:ascii="Times New Roman" w:eastAsia="Times New Roman" w:hAnsi="Times New Roman" w:cs="Times New Roman"/>
-          <w:color w:val="000000"/>
-          <w:kern w:val="0"/>
-          <w14:ligatures w14:val="none"/>
-        </w:rPr>
-        <w:t>located near the N-terminus of the helix, packs into the core to stabilize the initial segment of the secondary structure.</w:t>
-      </w:r>
-    </w:p>
-    <w:p>
-      <w:pPr>
-        <w:numPr>
-          <w:ilvl w:val="0"/>
-          <w:numId w:val="15"/>
-        </w:numPr>
-        <w:spacing w:before="120" w:after="120" w:line="240" w:lineRule="auto"/>
-        <w:rPr>
-          <w:rFonts w:ascii="Times New Roman" w:eastAsia="Times New Roman" w:hAnsi="Times New Roman" w:cs="Times New Roman"/>
-          <w:color w:val="000000"/>
-          <w:kern w:val="0"/>
-          <w14:ligatures w14:val="none"/>
-        </w:rPr>
-      </w:pPr>
-      <w:r>
-        <w:rPr>
-          <w:rFonts w:ascii="Times New Roman" w:eastAsia="Times New Roman" w:hAnsi="Times New Roman" w:cs="Times New Roman"/>
-          <w:color w:val="000000"/>
-          <w:kern w:val="0"/>
-          <w14:ligatures w14:val="none"/>
-        </w:rPr>
-        <w:t>The hydrophilic surface is the outer part of the structure, made up of polar and charged amino acids like Tyr-28</w:t>
-      </w:r>
-      <w:r>
-        <w:rPr>
-          <w:rFonts w:ascii="Times New Roman" w:eastAsia="Times New Roman" w:hAnsi="Times New Roman" w:cs="Times New Roman"/>
-          <w:color w:val="000000"/>
-          <w:kern w:val="0"/>
-          <w14:ligatures w14:val="none"/>
-        </w:rPr>
-        <w:t>, Cys-10</w:t>
-      </w:r>
-      <w:r>
-        <w:rPr>
-          <w:rFonts w:ascii="Times New Roman" w:eastAsia="Times New Roman" w:hAnsi="Times New Roman" w:cs="Times New Roman"/>
-          <w:color w:val="000000"/>
-          <w:kern w:val="0"/>
-          <w14:ligatures w14:val="none"/>
-        </w:rPr>
-        <w:t> and </w:t>
-      </w:r>
-      <w:r>
-        <w:rPr>
-          <w:rFonts w:ascii="Times New Roman" w:eastAsia="Times New Roman" w:hAnsi="Times New Roman" w:cs="Times New Roman"/>
-          <w:color w:val="000000"/>
-          <w:kern w:val="0"/>
-          <w14:ligatures w14:val="none"/>
-        </w:rPr>
-        <w:t>Gly</w:t>
-      </w:r>
-      <w:r>
-        <w:rPr>
-          <w:rFonts w:ascii="Times New Roman" w:eastAsia="Times New Roman" w:hAnsi="Times New Roman" w:cs="Times New Roman"/>
-          <w:color w:val="000000"/>
-          <w:kern w:val="0"/>
-          <w14:ligatures w14:val="none"/>
-        </w:rPr>
-        <w:t>-9.</w:t>
-      </w:r>
-    </w:p>
-    <w:p>
-      <w:pPr>
-        <w:spacing w:after="0" w:line="240" w:lineRule="auto"/>
+        <w:ind w:firstLine="284"/>
         <w:rPr>
           <w:rFonts w:ascii="Times New Roman" w:eastAsia="Times New Roman" w:hAnsi="Times New Roman" w:cs="Times New Roman"/>
           <w:color w:val="000000"/>
@@ -1404,7 +1678,7 @@
                     <pic:cNvPicPr/>
                   </pic:nvPicPr>
                   <pic:blipFill>
-                    <a:blip r:embed="rId9" cstate="print">
+                    <a:blip r:embed="rId11" cstate="print">
                       <a:extLst>
                         <a:ext uri="{28A0092B-C50C-407E-A947-70E740481C1C}">
                           <a14:useLocalDpi xmlns:a14="http://schemas.microsoft.com/office/drawing/2010/main" val="0"/>
@@ -1455,7 +1729,7 @@
                     <pic:cNvPicPr/>
                   </pic:nvPicPr>
                   <pic:blipFill rotWithShape="1">
-                    <a:blip r:embed="rId10" cstate="print">
+                    <a:blip r:embed="rId12" cstate="print">
                       <a:extLst>
                         <a:ext uri="{28A0092B-C50C-407E-A947-70E740481C1C}">
                           <a14:useLocalDpi xmlns:a14="http://schemas.microsoft.com/office/drawing/2010/main" val="0"/>
@@ -1494,6 +1768,7 @@
     <w:p>
       <w:pPr>
         <w:spacing w:after="0" w:line="240" w:lineRule="auto"/>
+        <w:ind w:firstLine="284"/>
         <w:rPr>
           <w:rFonts w:ascii="Times New Roman" w:eastAsia="Times New Roman" w:hAnsi="Times New Roman" w:cs="Times New Roman"/>
           <w:color w:val="000000"/>
@@ -1512,6 +1787,7 @@
           <w:sz w:val="32"/>
           <w:szCs w:val="32"/>
         </w:rPr>
+        <w:lastRenderedPageBreak/>
         <w:drawing>
           <wp:inline distT="0" distB="0" distL="0" distR="0" wp14:anchorId="25763776" wp14:editId="7B8CDC75">
             <wp:extent cx="2629988" cy="3240000"/>
@@ -1528,7 +1804,7 @@
                     <pic:cNvPicPr/>
                   </pic:nvPicPr>
                   <pic:blipFill>
-                    <a:blip r:embed="rId11" cstate="print">
+                    <a:blip r:embed="rId13" cstate="print">
                       <a:extLst>
                         <a:ext uri="{28A0092B-C50C-407E-A947-70E740481C1C}">
                           <a14:useLocalDpi xmlns:a14="http://schemas.microsoft.com/office/drawing/2010/main" val="0"/>
@@ -1579,7 +1855,7 @@
                     <pic:cNvPicPr/>
                   </pic:nvPicPr>
                   <pic:blipFill>
-                    <a:blip r:embed="rId12" cstate="print">
+                    <a:blip r:embed="rId14" cstate="print">
                       <a:extLst>
                         <a:ext uri="{28A0092B-C50C-407E-A947-70E740481C1C}">
                           <a14:useLocalDpi xmlns:a14="http://schemas.microsoft.com/office/drawing/2010/main" val="0"/>
@@ -1609,6 +1885,7 @@
     <w:p>
       <w:pPr>
         <w:spacing w:after="0" w:line="240" w:lineRule="auto"/>
+        <w:ind w:firstLine="284"/>
         <w:rPr>
           <w:rFonts w:ascii="Times New Roman" w:eastAsia="Times New Roman" w:hAnsi="Times New Roman" w:cs="Times New Roman"/>
           <w:kern w:val="0"/>
@@ -1625,7 +1902,7 @@
           <w:sz w:val="32"/>
           <w:szCs w:val="32"/>
         </w:rPr>
-        <w:pict w14:anchorId="1A6372A6">
+        <w:pict w14:anchorId="674B524F">
           <v:rect id="_x0000_i1026" alt="" style="width:468pt;height:.05pt;mso-width-percent:0;mso-height-percent:0;mso-width-percent:0;mso-height-percent:0" o:hralign="center" o:hrstd="t" o:hr="t" fillcolor="#a0a0a0" stroked="f"/>
         </w:pict>
       </w:r>
@@ -1633,6 +1910,7 @@
     <w:p>
       <w:pPr>
         <w:spacing w:before="100" w:beforeAutospacing="1" w:after="100" w:afterAutospacing="1" w:line="240" w:lineRule="auto"/>
+        <w:ind w:firstLine="284"/>
         <w:outlineLvl w:val="1"/>
         <w:rPr>
           <w:rFonts w:ascii="Times New Roman" w:eastAsia="Times New Roman" w:hAnsi="Times New Roman" w:cs="Times New Roman"/>
@@ -1656,9 +1934,92 @@
           <w:szCs w:val="32"/>
           <w14:ligatures w14:val="none"/>
         </w:rPr>
-        <w:lastRenderedPageBreak/>
         <w:t>Part III: Analysis of Secondary Structural Motifs</w:t>
       </w:r>
+    </w:p>
+    <w:p>
+      <w:pPr>
+        <w:pStyle w:val="ListParagraph"/>
+        <w:spacing w:before="100" w:beforeAutospacing="1" w:after="100" w:afterAutospacing="1" w:line="240" w:lineRule="auto"/>
+        <w:ind w:left="284" w:firstLine="436"/>
+        <w:jc w:val="both"/>
+        <w:rPr>
+          <w:rFonts w:ascii="Times New Roman" w:eastAsia="Times New Roman" w:hAnsi="Times New Roman" w:cs="Times New Roman"/>
+          <w:color w:val="000000"/>
+          <w:kern w:val="0"/>
+          <w14:ligatures w14:val="none"/>
+        </w:rPr>
+      </w:pPr>
+      <w:r>
+        <w:rPr>
+          <w:rFonts w:ascii="Times New Roman" w:eastAsia="Times New Roman" w:hAnsi="Times New Roman" w:cs="Times New Roman"/>
+          <w:color w:val="000000"/>
+          <w:kern w:val="0"/>
+          <w14:ligatures w14:val="none"/>
+        </w:rPr>
+        <w:t xml:space="preserve">2i61 molecule has classical for scorpione toxins folding – cysteine-stabilized alpha-helix and beta-sheet. Only one alpha-helix (residues 19-29) </w:t>
+      </w:r>
+      <w:r>
+        <w:rPr>
+          <w:rFonts w:ascii="Times New Roman" w:eastAsia="Times New Roman" w:hAnsi="Times New Roman" w:cs="Times New Roman"/>
+          <w:color w:val="000000"/>
+          <w:kern w:val="0"/>
+          <w14:ligatures w14:val="none"/>
+        </w:rPr>
+        <w:t>is packed parallel to a double antiparallel</w:t>
+      </w:r>
+      <w:r>
+        <w:rPr>
+          <w:rFonts w:ascii="Times New Roman" w:eastAsia="Times New Roman" w:hAnsi="Times New Roman" w:cs="Times New Roman"/>
+          <w:color w:val="000000"/>
+          <w:kern w:val="0"/>
+          <w14:ligatures w14:val="none"/>
+        </w:rPr>
+        <w:t xml:space="preserve"> beta-sheet. Structure held together with </w:t>
+      </w:r>
+      <w:r>
+        <w:rPr>
+          <w:rFonts w:ascii="Times New Roman" w:eastAsia="Times New Roman" w:hAnsi="Times New Roman" w:cs="Times New Roman"/>
+          <w:color w:val="000000"/>
+          <w:kern w:val="0"/>
+          <w14:ligatures w14:val="none"/>
+        </w:rPr>
+        <w:t>a hydrophobic core and disulfide bridges</w:t>
+      </w:r>
+      <w:r>
+        <w:rPr>
+          <w:rFonts w:ascii="Times New Roman" w:eastAsia="Times New Roman" w:hAnsi="Times New Roman" w:cs="Times New Roman"/>
+          <w:color w:val="000000"/>
+          <w:kern w:val="0"/>
+          <w14:ligatures w14:val="none"/>
+        </w:rPr>
+        <w:t>,</w:t>
+      </w:r>
+      <w:r>
+        <w:rPr>
+          <w:rFonts w:ascii="Times New Roman" w:eastAsia="Times New Roman" w:hAnsi="Times New Roman" w:cs="Times New Roman"/>
+          <w:color w:val="000000"/>
+          <w:kern w:val="0"/>
+          <w14:ligatures w14:val="none"/>
+        </w:rPr>
+        <w:t xml:space="preserve"> which connect the alpha-helix directly to the beta-sheets.</w:t>
+      </w:r>
+    </w:p>
+    <w:p>
+      <w:pPr>
+        <w:pStyle w:val="ListParagraph"/>
+        <w:spacing w:before="100" w:beforeAutospacing="1" w:after="100" w:afterAutospacing="1" w:line="240" w:lineRule="auto"/>
+        <w:ind w:left="284" w:firstLine="436"/>
+        <w:jc w:val="both"/>
+        <w:rPr>
+          <w:rFonts w:ascii="Times New Roman" w:eastAsia="Times New Roman" w:hAnsi="Times New Roman" w:cs="Times New Roman"/>
+          <w:color w:val="000000"/>
+          <w:kern w:val="0"/>
+          <w:sz w:val="28"/>
+          <w:szCs w:val="28"/>
+          <w14:ligatures w14:val="none"/>
+        </w:rPr>
+      </w:pPr>
     </w:p>
     <w:p>
       <w:pPr>
@@ -1668,7 +2029,8 @@
           <w:numId w:val="13"/>
         </w:numPr>
         <w:spacing w:before="100" w:beforeAutospacing="1" w:after="100" w:afterAutospacing="1" w:line="240" w:lineRule="auto"/>
-        <w:ind w:left="426"/>
+        <w:ind w:left="0" w:firstLine="284"/>
+        <w:jc w:val="both"/>
         <w:rPr>
           <w:rFonts w:ascii="Times New Roman" w:eastAsia="Times New Roman" w:hAnsi="Times New Roman" w:cs="Times New Roman"/>
           <w:color w:val="000000"/>
@@ -1705,28 +2067,175 @@
     </w:p>
     <w:p>
       <w:pPr>
-        <w:spacing w:after="0" w:line="240" w:lineRule="auto"/>
-        <w:rPr>
-          <w:rFonts w:ascii="Times New Roman" w:eastAsia="Times New Roman" w:hAnsi="Times New Roman" w:cs="Times New Roman"/>
-          <w:color w:val="000000"/>
-          <w:kern w:val="0"/>
-          <w14:ligatures w14:val="none"/>
-        </w:rPr>
-      </w:pPr>
-      <w:r>
-        <w:rPr>
-          <w:rFonts w:ascii="Times New Roman" w:eastAsia="Times New Roman" w:hAnsi="Times New Roman" w:cs="Times New Roman"/>
-          <w:color w:val="000000"/>
-          <w:kern w:val="0"/>
-          <w14:ligatures w14:val="none"/>
-        </w:rPr>
-        <w:t>The alpha-helix shows a clear amphipathic pattern that repeats every 3 to 4 residues. Hydrophobic residues like Gly-20 and Ala-27 are found on one side of the helix, facing the protein core. On the other side, hydrophilic residues such as Glu-24, Lys-26, and Tyr-28 face outward into the solvent. This arrangement allows the helix to sit on the protein surface, linking the hydrophobic interior to the surrounding water.</w:t>
+        <w:pStyle w:val="ListParagraph"/>
+        <w:spacing w:before="100" w:beforeAutospacing="1" w:after="100" w:afterAutospacing="1" w:line="240" w:lineRule="auto"/>
+        <w:ind w:left="284" w:firstLine="436"/>
+        <w:jc w:val="both"/>
+        <w:rPr>
+          <w:rFonts w:ascii="Times New Roman" w:eastAsia="Times New Roman" w:hAnsi="Times New Roman" w:cs="Times New Roman"/>
+          <w:color w:val="000000"/>
+          <w:kern w:val="0"/>
+          <w14:ligatures w14:val="none"/>
+        </w:rPr>
+      </w:pPr>
+      <w:bookmarkStart w:id="0" w:name="OLE_LINK1"/>
+      <w:r>
+        <w:rPr>
+          <w:rFonts w:ascii="Times New Roman" w:eastAsia="Times New Roman" w:hAnsi="Times New Roman" w:cs="Times New Roman"/>
+          <w:color w:val="000000"/>
+          <w:kern w:val="0"/>
+          <w14:ligatures w14:val="none"/>
+        </w:rPr>
+        <w:t>Alpha-helix demonstrate clear periodicity with 3.6 residues per turn, which creates functional edges:</w:t>
       </w:r>
     </w:p>
     <w:p>
       <w:pPr>
+        <w:pStyle w:val="ListParagraph"/>
+        <w:numPr>
+          <w:ilvl w:val="1"/>
+          <w:numId w:val="6"/>
+        </w:numPr>
         <w:spacing w:before="100" w:beforeAutospacing="1" w:after="100" w:afterAutospacing="1" w:line="240" w:lineRule="auto"/>
-        <w:ind w:right="-421"/>
+        <w:jc w:val="both"/>
+        <w:rPr>
+          <w:rFonts w:ascii="Times New Roman" w:eastAsia="Times New Roman" w:hAnsi="Times New Roman" w:cs="Times New Roman"/>
+          <w:color w:val="000000"/>
+          <w:kern w:val="0"/>
+          <w14:ligatures w14:val="none"/>
+        </w:rPr>
+      </w:pPr>
+      <w:r>
+        <w:rPr>
+          <w:rFonts w:ascii="Times New Roman" w:eastAsia="Times New Roman" w:hAnsi="Times New Roman" w:cs="Times New Roman"/>
+          <w:color w:val="000000"/>
+          <w:kern w:val="0"/>
+          <w14:ligatures w14:val="none"/>
+        </w:rPr>
+        <w:t xml:space="preserve">Hydrophobic edge </w:t>
+      </w:r>
+      <w:r>
+        <w:rPr>
+          <w:rFonts w:ascii="Times New Roman" w:eastAsia="Times New Roman" w:hAnsi="Times New Roman" w:cs="Times New Roman"/>
+          <w:color w:val="000000"/>
+          <w:kern w:val="0"/>
+          <w14:ligatures w14:val="none"/>
+        </w:rPr>
+        <w:t xml:space="preserve">– </w:t>
+      </w:r>
+      <w:r>
+        <w:rPr>
+          <w:rFonts w:ascii="Times New Roman" w:eastAsia="Times New Roman" w:hAnsi="Times New Roman" w:cs="Times New Roman"/>
+          <w:color w:val="000000"/>
+          <w:kern w:val="0"/>
+          <w14:ligatures w14:val="none"/>
+        </w:rPr>
+        <w:t xml:space="preserve">like </w:t>
+      </w:r>
+      <w:r>
+        <w:rPr>
+          <w:rFonts w:ascii="Times New Roman" w:eastAsia="Times New Roman" w:hAnsi="Times New Roman" w:cs="Times New Roman"/>
+          <w:color w:val="000000"/>
+          <w:kern w:val="0"/>
+          <w14:ligatures w14:val="none"/>
+        </w:rPr>
+        <w:t xml:space="preserve">Gly-20, </w:t>
+      </w:r>
+      <w:r>
+        <w:rPr>
+          <w:rFonts w:ascii="Times New Roman" w:eastAsia="Times New Roman" w:hAnsi="Times New Roman" w:cs="Times New Roman"/>
+          <w:color w:val="000000"/>
+          <w:kern w:val="0"/>
+          <w14:ligatures w14:val="none"/>
+        </w:rPr>
+        <w:t xml:space="preserve">Ala-27 </w:t>
+      </w:r>
+      <w:r>
+        <w:rPr>
+          <w:rFonts w:ascii="Times New Roman" w:eastAsia="Times New Roman" w:hAnsi="Times New Roman" w:cs="Times New Roman"/>
+          <w:color w:val="000000"/>
+          <w:kern w:val="0"/>
+          <w14:ligatures w14:val="none"/>
+        </w:rPr>
+        <w:t>–</w:t>
+      </w:r>
+      <w:r>
+        <w:rPr>
+          <w:rFonts w:ascii="Times New Roman" w:eastAsia="Times New Roman" w:hAnsi="Times New Roman" w:cs="Times New Roman"/>
+          <w:color w:val="000000"/>
+          <w:kern w:val="0"/>
+          <w14:ligatures w14:val="none"/>
+        </w:rPr>
+        <w:t xml:space="preserve"> </w:t>
+      </w:r>
+      <w:r>
+        <w:rPr>
+          <w:rFonts w:ascii="Times New Roman" w:eastAsia="Times New Roman" w:hAnsi="Times New Roman" w:cs="Times New Roman"/>
+          <w:color w:val="000000"/>
+          <w:kern w:val="0"/>
+          <w14:ligatures w14:val="none"/>
+        </w:rPr>
+        <w:t xml:space="preserve">oriented inside protein forming contact with </w:t>
+      </w:r>
+      <w:r>
+        <w:rPr>
+          <w:rFonts w:ascii="Times New Roman" w:eastAsia="Times New Roman" w:hAnsi="Times New Roman" w:cs="Times New Roman"/>
+          <w:color w:val="000000"/>
+          <w:kern w:val="0"/>
+          <w14:ligatures w14:val="none"/>
+        </w:rPr>
+        <w:t xml:space="preserve">the </w:t>
+      </w:r>
+      <w:r>
+        <w:rPr>
+          <w:rFonts w:ascii="Times New Roman" w:eastAsia="Times New Roman" w:hAnsi="Times New Roman" w:cs="Times New Roman"/>
+          <w:color w:val="000000"/>
+          <w:kern w:val="0"/>
+          <w14:ligatures w14:val="none"/>
+        </w:rPr>
+        <w:t>beta-sheet</w:t>
+      </w:r>
+    </w:p>
+    <w:p>
+      <w:pPr>
+        <w:pStyle w:val="ListParagraph"/>
+        <w:numPr>
+          <w:ilvl w:val="1"/>
+          <w:numId w:val="6"/>
+        </w:numPr>
+        <w:spacing w:before="100" w:beforeAutospacing="1" w:after="100" w:afterAutospacing="1" w:line="240" w:lineRule="auto"/>
+        <w:jc w:val="both"/>
+        <w:rPr>
+          <w:rFonts w:ascii="Times New Roman" w:eastAsia="Times New Roman" w:hAnsi="Times New Roman" w:cs="Times New Roman"/>
+          <w:color w:val="000000"/>
+          <w:kern w:val="0"/>
+          <w14:ligatures w14:val="none"/>
+        </w:rPr>
+      </w:pPr>
+      <w:r>
+        <w:rPr>
+          <w:rFonts w:ascii="Times New Roman" w:eastAsia="Times New Roman" w:hAnsi="Times New Roman" w:cs="Times New Roman"/>
+          <w:color w:val="000000"/>
+          <w:kern w:val="0"/>
+          <w14:ligatures w14:val="none"/>
+        </w:rPr>
+        <w:t xml:space="preserve">Hidrophilic edge – like Glu-19, Glu-24, Lys-26, Tyr-28 – alighn to the opposite face forming hydrophilic </w:t>
+      </w:r>
+      <w:r>
+        <w:rPr>
+          <w:rFonts w:ascii="Times New Roman" w:eastAsia="Times New Roman" w:hAnsi="Times New Roman" w:cs="Times New Roman"/>
+          <w:color w:val="000000"/>
+          <w:kern w:val="0"/>
+          <w14:ligatures w14:val="none"/>
+        </w:rPr>
+        <w:t>side</w:t>
+      </w:r>
+    </w:p>
+    <w:bookmarkEnd w:id="0"/>
+    <w:p>
+      <w:pPr>
+        <w:spacing w:before="100" w:beforeAutospacing="1" w:after="100" w:afterAutospacing="1" w:line="240" w:lineRule="auto"/>
+        <w:ind w:right="-421" w:firstLine="284"/>
         <w:rPr>
           <w:rFonts w:ascii="Times New Roman" w:eastAsia="Times New Roman" w:hAnsi="Times New Roman" w:cs="Times New Roman"/>
           <w:color w:val="000000"/>
@@ -1739,21 +2248,144 @@
       <w:r>
         <w:rPr>
           <w:rFonts w:ascii="Times New Roman" w:eastAsia="Times New Roman" w:hAnsi="Times New Roman" w:cs="Times New Roman"/>
+          <w:b/>
+          <w:bCs/>
+          <w:noProof/>
+          <w:color w:val="000000"/>
+          <w:kern w:val="0"/>
+          <w:sz w:val="32"/>
+          <w:szCs w:val="32"/>
+        </w:rPr>
+        <w:drawing>
+          <wp:inline distT="0" distB="0" distL="0" distR="0" wp14:anchorId="55E6D86E" wp14:editId="33B7AA80">
+            <wp:extent cx="2111353" cy="3240000"/>
+            <wp:effectExtent l="0" t="0" r="0" b="0"/>
+            <wp:docPr id="1957704137" name="Picture 9" descr="A green and purple figure with a purple ball and a green string&#10;&#10;AI-generated content may be incorrect."/>
+            <wp:cNvGraphicFramePr>
+              <a:graphicFrameLocks xmlns:a="http://schemas.openxmlformats.org/drawingml/2006/main" noChangeAspect="1"/>
+            </wp:cNvGraphicFramePr>
+            <a:graphic xmlns:a="http://schemas.openxmlformats.org/drawingml/2006/main">
+              <a:graphicData uri="http://schemas.openxmlformats.org/drawingml/2006/picture">
+                <pic:pic xmlns:pic="http://schemas.openxmlformats.org/drawingml/2006/picture">
+                  <pic:nvPicPr>
+                    <pic:cNvPr id="1957704137" name="Picture 9" descr="A green and purple figure with a purple ball and a green string&#10;&#10;AI-generated content may be incorrect."/>
+                    <pic:cNvPicPr/>
+                  </pic:nvPicPr>
+                  <pic:blipFill rotWithShape="1">
+                    <a:blip r:embed="rId15" cstate="print">
+                      <a:extLst>
+                        <a:ext uri="{28A0092B-C50C-407E-A947-70E740481C1C}">
+                          <a14:useLocalDpi xmlns:a14="http://schemas.microsoft.com/office/drawing/2010/main" val="0"/>
+                        </a:ext>
+                      </a:extLst>
+                    </a:blip>
+                    <a:srcRect l="6816" r="11003"/>
+                    <a:stretch>
+                      <a:fillRect/>
+                    </a:stretch>
+                  </pic:blipFill>
+                  <pic:spPr bwMode="auto">
+                    <a:xfrm>
+                      <a:off x="0" y="0"/>
+                      <a:ext cx="2111353" cy="3240000"/>
+                    </a:xfrm>
+                    <a:prstGeom prst="rect">
+                      <a:avLst/>
+                    </a:prstGeom>
+                    <a:ln>
+                      <a:noFill/>
+                    </a:ln>
+                    <a:extLst>
+                      <a:ext uri="{53640926-AAD7-44D8-BBD7-CCE9431645EC}">
+                        <a14:shadowObscured xmlns:a14="http://schemas.microsoft.com/office/drawing/2010/main"/>
+                      </a:ext>
+                    </a:extLst>
+                  </pic:spPr>
+                </pic:pic>
+              </a:graphicData>
+            </a:graphic>
+          </wp:inline>
+        </w:drawing>
+      </w:r>
+      <w:r>
+        <w:rPr>
+          <w:rFonts w:ascii="Times New Roman" w:eastAsia="Times New Roman" w:hAnsi="Times New Roman" w:cs="Times New Roman"/>
+          <w:b/>
+          <w:bCs/>
+          <w:noProof/>
+          <w:color w:val="000000"/>
+          <w:kern w:val="0"/>
+          <w:sz w:val="32"/>
+          <w:szCs w:val="32"/>
+        </w:rPr>
+        <w:drawing>
+          <wp:inline distT="0" distB="0" distL="0" distR="0" wp14:anchorId="47598FC0" wp14:editId="412D5109">
+            <wp:extent cx="2096789" cy="3240000"/>
+            <wp:effectExtent l="0" t="0" r="0" b="0"/>
+            <wp:docPr id="1780783656" name="Picture 11" descr="A green chain with yellow and blue lines&#10;&#10;AI-generated content may be incorrect."/>
+            <wp:cNvGraphicFramePr>
+              <a:graphicFrameLocks xmlns:a="http://schemas.openxmlformats.org/drawingml/2006/main" noChangeAspect="1"/>
+            </wp:cNvGraphicFramePr>
+            <a:graphic xmlns:a="http://schemas.openxmlformats.org/drawingml/2006/main">
+              <a:graphicData uri="http://schemas.openxmlformats.org/drawingml/2006/picture">
+                <pic:pic xmlns:pic="http://schemas.openxmlformats.org/drawingml/2006/picture">
+                  <pic:nvPicPr>
+                    <pic:cNvPr id="1780783656" name="Picture 11" descr="A green chain with yellow and blue lines&#10;&#10;AI-generated content may be incorrect."/>
+                    <pic:cNvPicPr/>
+                  </pic:nvPicPr>
+                  <pic:blipFill rotWithShape="1">
+                    <a:blip r:embed="rId16" cstate="print">
+                      <a:extLst>
+                        <a:ext uri="{28A0092B-C50C-407E-A947-70E740481C1C}">
+                          <a14:useLocalDpi xmlns:a14="http://schemas.microsoft.com/office/drawing/2010/main" val="0"/>
+                        </a:ext>
+                      </a:extLst>
+                    </a:blip>
+                    <a:srcRect l="12563" r="10232"/>
+                    <a:stretch>
+                      <a:fillRect/>
+                    </a:stretch>
+                  </pic:blipFill>
+                  <pic:spPr bwMode="auto">
+                    <a:xfrm>
+                      <a:off x="0" y="0"/>
+                      <a:ext cx="2096789" cy="3240000"/>
+                    </a:xfrm>
+                    <a:prstGeom prst="rect">
+                      <a:avLst/>
+                    </a:prstGeom>
+                    <a:ln>
+                      <a:noFill/>
+                    </a:ln>
+                    <a:extLst>
+                      <a:ext uri="{53640926-AAD7-44D8-BBD7-CCE9431645EC}">
+                        <a14:shadowObscured xmlns:a14="http://schemas.microsoft.com/office/drawing/2010/main"/>
+                      </a:ext>
+                    </a:extLst>
+                  </pic:spPr>
+                </pic:pic>
+              </a:graphicData>
+            </a:graphic>
+          </wp:inline>
+        </w:drawing>
+      </w:r>
+      <w:r>
+        <w:rPr>
+          <w:rFonts w:ascii="Times New Roman" w:eastAsia="Times New Roman" w:hAnsi="Times New Roman" w:cs="Times New Roman"/>
           <w:noProof/>
           <w:color w:val="000000"/>
           <w:kern w:val="0"/>
           <w:sz w:val="28"/>
           <w:szCs w:val="28"/>
         </w:rPr>
-        <w:lastRenderedPageBreak/>
         <w:drawing>
-          <wp:anchor distT="0" distB="0" distL="114300" distR="114300" simplePos="0" relativeHeight="251659264" behindDoc="0" locked="0" layoutInCell="1" allowOverlap="1" wp14:anchorId="3CDD0369" wp14:editId="1E34B7A4">
+          <wp:anchor distT="0" distB="0" distL="114300" distR="114300" simplePos="0" relativeHeight="251659264" behindDoc="0" locked="0" layoutInCell="1" allowOverlap="1" wp14:anchorId="3CDD0369" wp14:editId="26D2EF89">
             <wp:simplePos x="0" y="0"/>
             <wp:positionH relativeFrom="margin">
-              <wp:posOffset>3993346</wp:posOffset>
+              <wp:align>right</wp:align>
             </wp:positionH>
             <wp:positionV relativeFrom="margin">
-              <wp:posOffset>4828066</wp:posOffset>
+              <wp:posOffset>23893780</wp:posOffset>
             </wp:positionV>
             <wp:extent cx="2487295" cy="2554605"/>
             <wp:effectExtent l="0" t="0" r="1905" b="0"/>
@@ -1770,7 +2402,7 @@
                     <pic:cNvPicPr/>
                   </pic:nvPicPr>
                   <pic:blipFill rotWithShape="1">
-                    <a:blip r:embed="rId13">
+                    <a:blip r:embed="rId17">
                       <a:extLst>
                         <a:ext uri="{28A0092B-C50C-407E-A947-70E740481C1C}">
                           <a14:useLocalDpi xmlns:a14="http://schemas.microsoft.com/office/drawing/2010/main" val="0"/>
@@ -1823,131 +2455,7 @@
           <w:szCs w:val="32"/>
         </w:rPr>
         <w:drawing>
-          <wp:inline distT="0" distB="0" distL="0" distR="0" wp14:anchorId="55E6D86E" wp14:editId="268E48B0">
-            <wp:extent cx="2111353" cy="3240000"/>
-            <wp:effectExtent l="0" t="0" r="0" b="0"/>
-            <wp:docPr id="1957704137" name="Picture 9" descr="A green and purple figure with a purple ball and a green string&#10;&#10;AI-generated content may be incorrect."/>
-            <wp:cNvGraphicFramePr>
-              <a:graphicFrameLocks xmlns:a="http://schemas.openxmlformats.org/drawingml/2006/main" noChangeAspect="1"/>
-            </wp:cNvGraphicFramePr>
-            <a:graphic xmlns:a="http://schemas.openxmlformats.org/drawingml/2006/main">
-              <a:graphicData uri="http://schemas.openxmlformats.org/drawingml/2006/picture">
-                <pic:pic xmlns:pic="http://schemas.openxmlformats.org/drawingml/2006/picture">
-                  <pic:nvPicPr>
-                    <pic:cNvPr id="1957704137" name="Picture 9" descr="A green and purple figure with a purple ball and a green string&#10;&#10;AI-generated content may be incorrect."/>
-                    <pic:cNvPicPr/>
-                  </pic:nvPicPr>
-                  <pic:blipFill rotWithShape="1">
-                    <a:blip r:embed="rId14" cstate="print">
-                      <a:extLst>
-                        <a:ext uri="{28A0092B-C50C-407E-A947-70E740481C1C}">
-                          <a14:useLocalDpi xmlns:a14="http://schemas.microsoft.com/office/drawing/2010/main" val="0"/>
-                        </a:ext>
-                      </a:extLst>
-                    </a:blip>
-                    <a:srcRect l="6816" r="11003"/>
-                    <a:stretch>
-                      <a:fillRect/>
-                    </a:stretch>
-                  </pic:blipFill>
-                  <pic:spPr bwMode="auto">
-                    <a:xfrm>
-                      <a:off x="0" y="0"/>
-                      <a:ext cx="2111353" cy="3240000"/>
-                    </a:xfrm>
-                    <a:prstGeom prst="rect">
-                      <a:avLst/>
-                    </a:prstGeom>
-                    <a:ln>
-                      <a:noFill/>
-                    </a:ln>
-                    <a:extLst>
-                      <a:ext uri="{53640926-AAD7-44D8-BBD7-CCE9431645EC}">
-                        <a14:shadowObscured xmlns:a14="http://schemas.microsoft.com/office/drawing/2010/main"/>
-                      </a:ext>
-                    </a:extLst>
-                  </pic:spPr>
-                </pic:pic>
-              </a:graphicData>
-            </a:graphic>
-          </wp:inline>
-        </w:drawing>
-      </w:r>
-      <w:r>
-        <w:rPr>
-          <w:rFonts w:ascii="Times New Roman" w:eastAsia="Times New Roman" w:hAnsi="Times New Roman" w:cs="Times New Roman"/>
-          <w:b/>
-          <w:bCs/>
-          <w:noProof/>
-          <w:color w:val="000000"/>
-          <w:kern w:val="0"/>
-          <w:sz w:val="32"/>
-          <w:szCs w:val="32"/>
-        </w:rPr>
-        <w:drawing>
-          <wp:inline distT="0" distB="0" distL="0" distR="0" wp14:anchorId="47598FC0" wp14:editId="0F184BD1">
-            <wp:extent cx="2096789" cy="3240000"/>
-            <wp:effectExtent l="0" t="0" r="0" b="0"/>
-            <wp:docPr id="1780783656" name="Picture 11" descr="A green chain with yellow and blue lines&#10;&#10;AI-generated content may be incorrect."/>
-            <wp:cNvGraphicFramePr>
-              <a:graphicFrameLocks xmlns:a="http://schemas.openxmlformats.org/drawingml/2006/main" noChangeAspect="1"/>
-            </wp:cNvGraphicFramePr>
-            <a:graphic xmlns:a="http://schemas.openxmlformats.org/drawingml/2006/main">
-              <a:graphicData uri="http://schemas.openxmlformats.org/drawingml/2006/picture">
-                <pic:pic xmlns:pic="http://schemas.openxmlformats.org/drawingml/2006/picture">
-                  <pic:nvPicPr>
-                    <pic:cNvPr id="1780783656" name="Picture 11" descr="A green chain with yellow and blue lines&#10;&#10;AI-generated content may be incorrect."/>
-                    <pic:cNvPicPr/>
-                  </pic:nvPicPr>
-                  <pic:blipFill rotWithShape="1">
-                    <a:blip r:embed="rId15" cstate="print">
-                      <a:extLst>
-                        <a:ext uri="{28A0092B-C50C-407E-A947-70E740481C1C}">
-                          <a14:useLocalDpi xmlns:a14="http://schemas.microsoft.com/office/drawing/2010/main" val="0"/>
-                        </a:ext>
-                      </a:extLst>
-                    </a:blip>
-                    <a:srcRect l="12563" r="10232"/>
-                    <a:stretch>
-                      <a:fillRect/>
-                    </a:stretch>
-                  </pic:blipFill>
-                  <pic:spPr bwMode="auto">
-                    <a:xfrm>
-                      <a:off x="0" y="0"/>
-                      <a:ext cx="2096789" cy="3240000"/>
-                    </a:xfrm>
-                    <a:prstGeom prst="rect">
-                      <a:avLst/>
-                    </a:prstGeom>
-                    <a:ln>
-                      <a:noFill/>
-                    </a:ln>
-                    <a:extLst>
-                      <a:ext uri="{53640926-AAD7-44D8-BBD7-CCE9431645EC}">
-                        <a14:shadowObscured xmlns:a14="http://schemas.microsoft.com/office/drawing/2010/main"/>
-                      </a:ext>
-                    </a:extLst>
-                  </pic:spPr>
-                </pic:pic>
-              </a:graphicData>
-            </a:graphic>
-          </wp:inline>
-        </w:drawing>
-      </w:r>
-      <w:r>
-        <w:rPr>
-          <w:rFonts w:ascii="Times New Roman" w:eastAsia="Times New Roman" w:hAnsi="Times New Roman" w:cs="Times New Roman"/>
-          <w:b/>
-          <w:bCs/>
-          <w:noProof/>
-          <w:color w:val="000000"/>
-          <w:kern w:val="0"/>
-          <w:sz w:val="32"/>
-          <w:szCs w:val="32"/>
-        </w:rPr>
-        <w:drawing>
-          <wp:inline distT="0" distB="0" distL="0" distR="0" wp14:anchorId="2DFE95ED" wp14:editId="53EB8703">
+          <wp:inline distT="0" distB="0" distL="0" distR="0" wp14:anchorId="118F115F" wp14:editId="5AFFCE20">
             <wp:extent cx="1793775" cy="3240000"/>
             <wp:effectExtent l="0" t="0" r="0" b="0"/>
             <wp:docPr id="1876804082" name="Picture 12" descr="A computer generated image of a dna molecule&#10;&#10;AI-generated content may be incorrect."/>
@@ -1962,7 +2470,7 @@
                     <pic:cNvPicPr/>
                   </pic:nvPicPr>
                   <pic:blipFill rotWithShape="1">
-                    <a:blip r:embed="rId16" cstate="print">
+                    <a:blip r:embed="rId18" cstate="print">
                       <a:extLst>
                         <a:ext uri="{28A0092B-C50C-407E-A947-70E740481C1C}">
                           <a14:useLocalDpi xmlns:a14="http://schemas.microsoft.com/office/drawing/2010/main" val="0"/>
@@ -2006,7 +2514,7 @@
           <w:numId w:val="13"/>
         </w:numPr>
         <w:spacing w:before="100" w:beforeAutospacing="1" w:after="100" w:afterAutospacing="1" w:line="240" w:lineRule="auto"/>
-        <w:ind w:left="426"/>
+        <w:ind w:left="0" w:firstLine="284"/>
         <w:rPr>
           <w:rFonts w:ascii="Times New Roman" w:eastAsia="Times New Roman" w:hAnsi="Times New Roman" w:cs="Times New Roman"/>
           <w:color w:val="000000"/>
@@ -2019,433 +2527,24 @@
       <w:r>
         <w:rPr>
           <w:rFonts w:ascii="Times New Roman" w:eastAsia="Times New Roman" w:hAnsi="Times New Roman" w:cs="Times New Roman"/>
-          <w:b/>
-          <w:bCs/>
-          <w:color w:val="000000"/>
-          <w:kern w:val="0"/>
-          <w:sz w:val="28"/>
-          <w:szCs w:val="28"/>
-          <w14:ligatures w14:val="none"/>
-        </w:rPr>
-        <w:t>The Anti-Parallel -Sheet</w:t>
-      </w:r>
-      <w:r>
-        <w:rPr>
-          <w:rFonts w:ascii="Times New Roman" w:eastAsia="Times New Roman" w:hAnsi="Times New Roman" w:cs="Times New Roman"/>
-          <w:color w:val="000000"/>
-          <w:kern w:val="0"/>
-          <w:sz w:val="28"/>
-          <w:szCs w:val="28"/>
-          <w14:ligatures w14:val="none"/>
-        </w:rPr>
-        <w:t> </w:t>
-      </w:r>
-    </w:p>
-    <w:p>
-      <w:pPr>
-        <w:spacing w:after="0" w:line="240" w:lineRule="auto"/>
-        <w:rPr>
-          <w:rFonts w:ascii="Times New Roman" w:eastAsia="Times New Roman" w:hAnsi="Times New Roman" w:cs="Times New Roman"/>
-          <w:color w:val="000000"/>
-          <w:kern w:val="0"/>
-          <w14:ligatures w14:val="none"/>
-        </w:rPr>
-      </w:pPr>
-      <w:r>
-        <w:rPr>
-          <w:rFonts w:ascii="Times New Roman" w:eastAsia="Times New Roman" w:hAnsi="Times New Roman" w:cs="Times New Roman"/>
-          <w:color w:val="000000"/>
-          <w:kern w:val="0"/>
-          <w14:ligatures w14:val="none"/>
-        </w:rPr>
-        <w:t>Looking at the direction of the backbone shows that the sheet is anti-parallel, with one strand running in the opposite direction to its neighbor.</w:t>
-      </w:r>
-    </w:p>
-    <w:p>
-      <w:pPr>
-        <w:spacing w:after="0" w:line="240" w:lineRule="auto"/>
-        <w:rPr>
-          <w:rFonts w:ascii="Times New Roman" w:eastAsia="Times New Roman" w:hAnsi="Times New Roman" w:cs="Times New Roman"/>
-          <w:color w:val="000000"/>
-          <w:kern w:val="0"/>
-          <w14:ligatures w14:val="none"/>
-        </w:rPr>
-      </w:pPr>
-    </w:p>
-    <w:p>
-      <w:pPr>
-        <w:pStyle w:val="ListParagraph"/>
-        <w:numPr>
-          <w:ilvl w:val="0"/>
-          <w:numId w:val="13"/>
-        </w:numPr>
-        <w:spacing w:after="0" w:line="240" w:lineRule="auto"/>
-        <w:rPr>
-          <w:rFonts w:ascii="Times New Roman" w:eastAsia="Times New Roman" w:hAnsi="Times New Roman" w:cs="Times New Roman"/>
-          <w:color w:val="000000"/>
-          <w:kern w:val="0"/>
-          <w14:ligatures w14:val="none"/>
-        </w:rPr>
-      </w:pPr>
-      <w:r>
-        <w:rPr>
-          <w:rFonts w:ascii="Times New Roman" w:eastAsia="Times New Roman" w:hAnsi="Times New Roman" w:cs="Times New Roman"/>
-          <w:b/>
-          <w:bCs/>
-          <w:color w:val="000000"/>
-          <w:kern w:val="0"/>
-          <w14:ligatures w14:val="none"/>
-        </w:rPr>
-        <w:t>Zipper packing describes how the side chains at the interface between strands fit together closely</w:t>
-      </w:r>
-      <w:r>
-        <w:rPr>
-          <w:rFonts w:ascii="Times New Roman" w:eastAsia="Times New Roman" w:hAnsi="Times New Roman" w:cs="Times New Roman"/>
-          <w:color w:val="000000"/>
-          <w:kern w:val="0"/>
-          <w14:ligatures w14:val="none"/>
-        </w:rPr>
-        <w:t>. Hydrophobic residues from each strand alternate in an in-out pattern, fitting together like a zipper to keep out water and stabilize the CS</w:t>
-      </w:r>
-      <w:r>
-        <w:rPr>
-          <w:rFonts w:ascii="Times New Roman" w:eastAsia="Times New Roman" w:hAnsi="Times New Roman" w:cs="Times New Roman"/>
-          <w:color w:val="000000"/>
-          <w:kern w:val="0"/>
-          <w14:ligatures w14:val="none"/>
-        </w:rPr>
-        <w:t>-</w:t>
-      </w:r>
-      <w:r>
-        <w:rPr>
-          <w:rFonts w:ascii="Times New Roman" w:eastAsia="Times New Roman" w:hAnsi="Times New Roman" w:cs="Times New Roman"/>
-          <w:color w:val="000000"/>
-          <w:kern w:val="0"/>
-          <w14:ligatures w14:val="none"/>
-        </w:rPr>
-        <w:t>alpha</w:t>
-      </w:r>
-      <w:r>
-        <w:rPr>
-          <w:rFonts w:ascii="Times New Roman" w:eastAsia="Times New Roman" w:hAnsi="Times New Roman" w:cs="Times New Roman"/>
-          <w:color w:val="000000"/>
-          <w:kern w:val="0"/>
-          <w14:ligatures w14:val="none"/>
-        </w:rPr>
-        <w:t>-</w:t>
-      </w:r>
-      <w:r>
-        <w:rPr>
-          <w:rFonts w:ascii="Times New Roman" w:eastAsia="Times New Roman" w:hAnsi="Times New Roman" w:cs="Times New Roman"/>
-          <w:color w:val="000000"/>
-          <w:kern w:val="0"/>
-          <w14:ligatures w14:val="none"/>
-        </w:rPr>
-        <w:t>beta motif.</w:t>
-      </w:r>
-    </w:p>
-    <w:p>
-      <w:pPr>
-        <w:spacing w:before="100" w:beforeAutospacing="1" w:after="100" w:afterAutospacing="1" w:line="240" w:lineRule="auto"/>
-        <w:ind w:left="360"/>
-        <w:rPr>
-          <w:rFonts w:ascii="Times New Roman" w:eastAsia="Times New Roman" w:hAnsi="Times New Roman" w:cs="Times New Roman"/>
-          <w:color w:val="000000"/>
-          <w:kern w:val="0"/>
-          <w:sz w:val="32"/>
-          <w:szCs w:val="32"/>
-          <w14:ligatures w14:val="none"/>
-        </w:rPr>
-      </w:pPr>
-    </w:p>
-    <w:p>
-      <w:pPr>
-        <w:spacing w:after="0" w:line="240" w:lineRule="auto"/>
-        <w:rPr>
-          <w:rFonts w:ascii="Times New Roman" w:eastAsia="Times New Roman" w:hAnsi="Times New Roman" w:cs="Times New Roman"/>
-          <w:kern w:val="0"/>
-          <w:sz w:val="32"/>
-          <w:szCs w:val="32"/>
-          <w14:ligatures w14:val="none"/>
-        </w:rPr>
-      </w:pPr>
-      <w:r>
-        <w:rPr>
-          <w:rFonts w:ascii="Times New Roman" w:eastAsia="Times New Roman" w:hAnsi="Times New Roman" w:cs="Times New Roman"/>
           <w:noProof/>
-          <w:kern w:val="0"/>
-          <w:sz w:val="32"/>
-          <w:szCs w:val="32"/>
-        </w:rPr>
-        <w:pict w14:anchorId="0EDDF601">
-          <v:rect id="_x0000_i1025" alt="" style="width:468pt;height:.05pt;mso-width-percent:0;mso-height-percent:0;mso-width-percent:0;mso-height-percent:0" o:hralign="center" o:hrstd="t" o:hr="t" fillcolor="#a0a0a0" stroked="f"/>
-        </w:pict>
-      </w:r>
-    </w:p>
-    <w:p>
-      <w:pPr>
-        <w:spacing w:before="100" w:beforeAutospacing="1" w:after="100" w:afterAutospacing="1" w:line="240" w:lineRule="auto"/>
-        <w:outlineLvl w:val="1"/>
-        <w:rPr>
-          <w:rFonts w:ascii="Times New Roman" w:eastAsia="Times New Roman" w:hAnsi="Times New Roman" w:cs="Times New Roman"/>
-          <w:b/>
-          <w:bCs/>
-          <w:color w:val="000000"/>
-          <w:kern w:val="0"/>
-          <w:sz w:val="32"/>
-          <w:szCs w:val="32"/>
-          <w14:ligatures w14:val="none"/>
-        </w:rPr>
-      </w:pPr>
-      <w:r>
-        <w:rPr>
-          <w:rFonts w:ascii="Times New Roman" w:eastAsia="Times New Roman" w:hAnsi="Times New Roman" w:cs="Times New Roman"/>
-          <w:b/>
-          <w:bCs/>
-          <w:color w:val="000000"/>
-          <w:kern w:val="0"/>
-          <w:sz w:val="32"/>
-          <w:szCs w:val="32"/>
-          <w14:ligatures w14:val="none"/>
-        </w:rPr>
-        <w:t>Part IV: The Structural "Rebels"</w:t>
-      </w:r>
-      <w:r>
-        <w:rPr>
-          <w:rFonts w:ascii="Times New Roman" w:eastAsia="Times New Roman" w:hAnsi="Times New Roman" w:cs="Times New Roman"/>
-          <w:b/>
-          <w:bCs/>
-          <w:color w:val="000000"/>
-          <w:kern w:val="0"/>
-          <w:sz w:val="32"/>
-          <w:szCs w:val="32"/>
-          <w:lang w:val="uk-UA"/>
-          <w14:ligatures w14:val="none"/>
-        </w:rPr>
-        <w:t xml:space="preserve"> </w:t>
-      </w:r>
-      <w:r>
-        <w:rPr>
-          <w:rFonts w:ascii="Times New Roman" w:eastAsia="Times New Roman" w:hAnsi="Times New Roman" w:cs="Times New Roman"/>
-          <w:b/>
-          <w:bCs/>
-          <w:color w:val="000000"/>
-          <w:kern w:val="0"/>
-          <w:sz w:val="32"/>
-          <w:szCs w:val="32"/>
-          <w14:ligatures w14:val="none"/>
-        </w:rPr>
-        <w:t>(Glycine &amp; Proline)</w:t>
-      </w:r>
-    </w:p>
-    <w:p>
-      <w:pPr>
-        <w:pStyle w:val="ListParagraph"/>
-        <w:numPr>
-          <w:ilvl w:val="1"/>
-          <w:numId w:val="13"/>
-        </w:numPr>
-        <w:spacing w:before="100" w:beforeAutospacing="1" w:after="100" w:afterAutospacing="1" w:line="240" w:lineRule="auto"/>
-        <w:ind w:left="426"/>
-        <w:rPr>
-          <w:rFonts w:ascii="Times New Roman" w:eastAsia="Times New Roman" w:hAnsi="Times New Roman" w:cs="Times New Roman"/>
-          <w:color w:val="000000"/>
-          <w:kern w:val="0"/>
-          <w:sz w:val="28"/>
-          <w:szCs w:val="28"/>
-          <w14:ligatures w14:val="none"/>
-        </w:rPr>
-      </w:pPr>
-      <w:r>
-        <w:rPr>
-          <w:rFonts w:ascii="Times New Roman" w:eastAsia="Times New Roman" w:hAnsi="Times New Roman" w:cs="Times New Roman"/>
-          <w:b/>
-          <w:bCs/>
-          <w:color w:val="000000"/>
-          <w:kern w:val="0"/>
-          <w:sz w:val="28"/>
-          <w:szCs w:val="28"/>
-          <w14:ligatures w14:val="none"/>
-        </w:rPr>
-        <w:t>Glycine-17: The "Helix Starter"</w:t>
-      </w:r>
-      <w:r>
-        <w:rPr>
-          <w:rFonts w:ascii="Times New Roman" w:eastAsia="Times New Roman" w:hAnsi="Times New Roman" w:cs="Times New Roman"/>
-          <w:color w:val="000000"/>
-          <w:kern w:val="0"/>
-          <w:sz w:val="28"/>
-          <w:szCs w:val="28"/>
-          <w14:ligatures w14:val="none"/>
-        </w:rPr>
-        <w:t> </w:t>
-      </w:r>
-    </w:p>
-    <w:p>
-      <w:pPr>
-        <w:spacing w:after="0" w:line="240" w:lineRule="auto"/>
-        <w:rPr>
-          <w:rFonts w:ascii="Times New Roman" w:eastAsia="Times New Roman" w:hAnsi="Times New Roman" w:cs="Times New Roman"/>
-          <w:color w:val="000000"/>
-          <w:kern w:val="0"/>
-          <w14:ligatures w14:val="none"/>
-        </w:rPr>
-      </w:pPr>
-      <w:r>
-        <w:rPr>
-          <w:rFonts w:ascii="Times New Roman" w:eastAsia="Times New Roman" w:hAnsi="Times New Roman" w:cs="Times New Roman"/>
-          <w:color w:val="000000"/>
-          <w:kern w:val="0"/>
-          <w14:ligatures w14:val="none"/>
-        </w:rPr>
-        <w:t>A close look at the angles in the protein backbone shows that Gly-17 is unusual compared to the others.</w:t>
-      </w:r>
-    </w:p>
-    <w:p>
-      <w:pPr>
-        <w:numPr>
-          <w:ilvl w:val="0"/>
-          <w:numId w:val="16"/>
-        </w:numPr>
-        <w:spacing w:before="120" w:after="120" w:line="240" w:lineRule="auto"/>
-        <w:rPr>
-          <w:rFonts w:ascii="Times New Roman" w:eastAsia="Times New Roman" w:hAnsi="Times New Roman" w:cs="Times New Roman"/>
-          <w:color w:val="000000"/>
-          <w:kern w:val="0"/>
-          <w14:ligatures w14:val="none"/>
-        </w:rPr>
-      </w:pPr>
-      <w:r>
-        <w:rPr>
-          <w:rFonts w:ascii="Times New Roman" w:eastAsia="Times New Roman" w:hAnsi="Times New Roman" w:cs="Times New Roman"/>
-          <w:color w:val="000000"/>
-          <w:kern w:val="0"/>
-          <w14:ligatures w14:val="none"/>
-        </w:rPr>
-        <w:t>Gly-17 has a </w:t>
-      </w:r>
-      <w:r>
-        <w:rPr>
-          <w:rFonts w:ascii="Times New Roman" w:eastAsia="Times New Roman" w:hAnsi="Times New Roman" w:cs="Times New Roman"/>
-          <w:b/>
-          <w:bCs/>
-          <w:color w:val="000000"/>
-          <w:kern w:val="0"/>
-          <w14:ligatures w14:val="none"/>
-        </w:rPr>
-        <w:t>positive Phi angle of +153.2°</w:t>
-      </w:r>
-      <w:r>
-        <w:rPr>
-          <w:rFonts w:ascii="Times New Roman" w:eastAsia="Times New Roman" w:hAnsi="Times New Roman" w:cs="Times New Roman"/>
-          <w:color w:val="000000"/>
-          <w:kern w:val="0"/>
-          <w14:ligatures w14:val="none"/>
-        </w:rPr>
-        <w:t>.</w:t>
-      </w:r>
-    </w:p>
-    <w:p>
-      <w:pPr>
-        <w:numPr>
-          <w:ilvl w:val="0"/>
-          <w:numId w:val="16"/>
-        </w:numPr>
-        <w:spacing w:before="120" w:after="120" w:line="240" w:lineRule="auto"/>
-        <w:rPr>
-          <w:rFonts w:ascii="Times New Roman" w:eastAsia="Times New Roman" w:hAnsi="Times New Roman" w:cs="Times New Roman"/>
-          <w:color w:val="000000"/>
-          <w:kern w:val="0"/>
-          <w14:ligatures w14:val="none"/>
-        </w:rPr>
-      </w:pPr>
-      <w:r>
-        <w:rPr>
-          <w:rFonts w:ascii="Times New Roman" w:eastAsia="Times New Roman" w:hAnsi="Times New Roman" w:cs="Times New Roman"/>
-          <w:b/>
-          <w:bCs/>
-          <w:color w:val="000000"/>
-          <w:kern w:val="0"/>
-          <w14:ligatures w14:val="none"/>
-        </w:rPr>
-        <w:t>O</w:t>
-      </w:r>
-      <w:r>
-        <w:rPr>
-          <w:rFonts w:ascii="Times New Roman" w:eastAsia="Times New Roman" w:hAnsi="Times New Roman" w:cs="Times New Roman"/>
-          <w:color w:val="000000"/>
-          <w:kern w:val="0"/>
-          <w14:ligatures w14:val="none"/>
-        </w:rPr>
-        <w:t>n the Ramachandran plot, this shape shows up in the "disallowed" bottom-right area for standard amino acids because the atoms are too close together and bump into each other.</w:t>
-      </w:r>
-    </w:p>
-    <w:p>
-      <w:pPr>
-        <w:numPr>
-          <w:ilvl w:val="0"/>
-          <w:numId w:val="16"/>
-        </w:numPr>
-        <w:spacing w:before="120" w:after="120" w:line="240" w:lineRule="auto"/>
-        <w:rPr>
-          <w:rFonts w:ascii="Times New Roman" w:eastAsia="Times New Roman" w:hAnsi="Times New Roman" w:cs="Times New Roman"/>
-          <w:color w:val="000000"/>
-          <w:kern w:val="0"/>
-          <w14:ligatures w14:val="none"/>
-        </w:rPr>
-      </w:pPr>
-      <w:r>
-        <w:rPr>
-          <w:rFonts w:ascii="Times New Roman" w:eastAsia="Times New Roman" w:hAnsi="Times New Roman" w:cs="Times New Roman"/>
-          <w:b/>
-          <w:bCs/>
-          <w:color w:val="000000"/>
-          <w:kern w:val="0"/>
-          <w14:ligatures w14:val="none"/>
-        </w:rPr>
-        <w:t>Since glycine does not have a side chain</w:t>
-      </w:r>
-      <w:r>
-        <w:rPr>
-          <w:rFonts w:ascii="Times New Roman" w:eastAsia="Times New Roman" w:hAnsi="Times New Roman" w:cs="Times New Roman"/>
-          <w:color w:val="000000"/>
-          <w:kern w:val="0"/>
-          <w14:ligatures w14:val="none"/>
-        </w:rPr>
-        <w:t>, it avoids these bumps. This flexibility lets Gly-17 act as a starting point, making the sharp twist in the backbone needed to begin the alpha helix.</w:t>
-      </w:r>
-    </w:p>
-    <w:p>
-      <w:pPr>
-        <w:spacing w:before="100" w:beforeAutospacing="1" w:after="100" w:afterAutospacing="1" w:line="240" w:lineRule="auto"/>
-        <w:rPr>
-          <w:rFonts w:ascii="Times New Roman" w:eastAsia="Times New Roman" w:hAnsi="Times New Roman" w:cs="Times New Roman"/>
-          <w:b/>
-          <w:bCs/>
-          <w:color w:val="000000"/>
-          <w:kern w:val="0"/>
-          <w:sz w:val="32"/>
-          <w:szCs w:val="32"/>
-          <w14:ligatures w14:val="none"/>
-        </w:rPr>
-      </w:pPr>
-      <w:r>
-        <w:rPr>
-          <w:rFonts w:ascii="Times New Roman" w:eastAsia="Times New Roman" w:hAnsi="Times New Roman" w:cs="Times New Roman"/>
-          <w:b/>
-          <w:bCs/>
-          <w:noProof/>
-          <w:color w:val="000000"/>
-          <w:kern w:val="0"/>
-          <w:sz w:val="32"/>
-          <w:szCs w:val="32"/>
+          <w:color w:val="000000"/>
+          <w:kern w:val="0"/>
         </w:rPr>
         <w:lastRenderedPageBreak/>
         <w:drawing>
-          <wp:inline distT="0" distB="0" distL="0" distR="0" wp14:anchorId="7205988F" wp14:editId="04E63971">
-            <wp:extent cx="2384385" cy="3238500"/>
-            <wp:effectExtent l="0" t="0" r="3810" b="0"/>
-            <wp:docPr id="1398015274" name="Picture 14" descr="A green and pink spiraled plant with pink balls&#10;&#10;AI-generated content may be incorrect."/>
+          <wp:anchor distT="0" distB="0" distL="114300" distR="114300" simplePos="0" relativeHeight="251660288" behindDoc="0" locked="0" layoutInCell="1" allowOverlap="1" wp14:anchorId="4C54D491" wp14:editId="5C4F6778">
+            <wp:simplePos x="0" y="0"/>
+            <wp:positionH relativeFrom="margin">
+              <wp:posOffset>4347202</wp:posOffset>
+            </wp:positionH>
+            <wp:positionV relativeFrom="margin">
+              <wp:posOffset>-56258</wp:posOffset>
+            </wp:positionV>
+            <wp:extent cx="1932940" cy="1915160"/>
+            <wp:effectExtent l="0" t="0" r="0" b="2540"/>
+            <wp:wrapSquare wrapText="bothSides"/>
+            <wp:docPr id="2014576936" name="Picture 1" descr="A yellow and blue molecule&#10;&#10;AI-generated content may be incorrect."/>
             <wp:cNvGraphicFramePr>
               <a:graphicFrameLocks xmlns:a="http://schemas.openxmlformats.org/drawingml/2006/main" noChangeAspect="1"/>
             </wp:cNvGraphicFramePr>
@@ -2453,18 +2552,18 @@
               <a:graphicData uri="http://schemas.openxmlformats.org/drawingml/2006/picture">
                 <pic:pic xmlns:pic="http://schemas.openxmlformats.org/drawingml/2006/picture">
                   <pic:nvPicPr>
-                    <pic:cNvPr id="1398015274" name="Picture 14" descr="A green and pink spiraled plant with pink balls&#10;&#10;AI-generated content may be incorrect."/>
+                    <pic:cNvPr id="2014576936" name="Picture 1" descr="A yellow and blue molecule&#10;&#10;AI-generated content may be incorrect."/>
                     <pic:cNvPicPr/>
                   </pic:nvPicPr>
                   <pic:blipFill rotWithShape="1">
-                    <a:blip r:embed="rId17" cstate="print">
+                    <a:blip r:embed="rId17">
                       <a:extLst>
                         <a:ext uri="{28A0092B-C50C-407E-A947-70E740481C1C}">
                           <a14:useLocalDpi xmlns:a14="http://schemas.microsoft.com/office/drawing/2010/main" val="0"/>
                         </a:ext>
                       </a:extLst>
                     </a:blip>
-                    <a:srcRect l="3894" r="51513"/>
+                    <a:srcRect l="10052" r="14789" b="5765"/>
                     <a:stretch>
                       <a:fillRect/>
                     </a:stretch>
@@ -2472,7 +2571,390 @@
                   <pic:spPr bwMode="auto">
                     <a:xfrm>
                       <a:off x="0" y="0"/>
-                      <a:ext cx="2385489" cy="3240000"/>
+                      <a:ext cx="1932940" cy="1915160"/>
+                    </a:xfrm>
+                    <a:prstGeom prst="rect">
+                      <a:avLst/>
+                    </a:prstGeom>
+                    <a:ln>
+                      <a:noFill/>
+                    </a:ln>
+                    <a:extLst>
+                      <a:ext uri="{53640926-AAD7-44D8-BBD7-CCE9431645EC}">
+                        <a14:shadowObscured xmlns:a14="http://schemas.microsoft.com/office/drawing/2010/main"/>
+                      </a:ext>
+                    </a:extLst>
+                  </pic:spPr>
+                </pic:pic>
+              </a:graphicData>
+            </a:graphic>
+            <wp14:sizeRelH relativeFrom="margin">
+              <wp14:pctWidth>0</wp14:pctWidth>
+            </wp14:sizeRelH>
+            <wp14:sizeRelV relativeFrom="margin">
+              <wp14:pctHeight>0</wp14:pctHeight>
+            </wp14:sizeRelV>
+          </wp:anchor>
+        </w:drawing>
+      </w:r>
+      <w:r>
+        <w:rPr>
+          <w:rFonts w:ascii="Times New Roman" w:eastAsia="Times New Roman" w:hAnsi="Times New Roman" w:cs="Times New Roman"/>
+          <w:b/>
+          <w:bCs/>
+          <w:color w:val="000000"/>
+          <w:kern w:val="0"/>
+          <w:sz w:val="28"/>
+          <w:szCs w:val="28"/>
+          <w14:ligatures w14:val="none"/>
+        </w:rPr>
+        <w:t>The Anti-Parallel -Sheet</w:t>
+      </w:r>
+      <w:r>
+        <w:rPr>
+          <w:rFonts w:ascii="Times New Roman" w:eastAsia="Times New Roman" w:hAnsi="Times New Roman" w:cs="Times New Roman"/>
+          <w:color w:val="000000"/>
+          <w:kern w:val="0"/>
+          <w:sz w:val="28"/>
+          <w:szCs w:val="28"/>
+          <w14:ligatures w14:val="none"/>
+        </w:rPr>
+        <w:t> </w:t>
+      </w:r>
+    </w:p>
+    <w:p>
+      <w:pPr>
+        <w:spacing w:before="100" w:beforeAutospacing="1" w:after="100" w:afterAutospacing="1" w:line="240" w:lineRule="auto"/>
+        <w:ind w:firstLine="284"/>
+        <w:jc w:val="both"/>
+        <w:rPr>
+          <w:rFonts w:ascii="Times New Roman" w:eastAsia="Times New Roman" w:hAnsi="Times New Roman" w:cs="Times New Roman"/>
+          <w:color w:val="000000"/>
+          <w:kern w:val="0"/>
+          <w14:ligatures w14:val="none"/>
+        </w:rPr>
+      </w:pPr>
+      <w:r>
+        <w:rPr>
+          <w:rFonts w:ascii="Times New Roman" w:eastAsia="Times New Roman" w:hAnsi="Times New Roman" w:cs="Times New Roman"/>
+          <w:color w:val="000000"/>
+          <w:kern w:val="0"/>
+          <w14:ligatures w14:val="none"/>
+        </w:rPr>
+        <w:t xml:space="preserve">Two antiparallel-oriented beta-sheets are evidenced by the opposite direction of arrows. The side chains have classic zipper packing where hydrophobic residues (like aromatic rings) from oppositing strands alternate and connect to each other. So, this tight packing allow to stabilizes beta-sheet </w:t>
+      </w:r>
+      <w:r>
+        <w:rPr>
+          <w:rFonts w:ascii="Times New Roman" w:eastAsia="Times New Roman" w:hAnsi="Times New Roman" w:cs="Times New Roman"/>
+          <w:color w:val="000000"/>
+          <w:kern w:val="0"/>
+          <w14:ligatures w14:val="none"/>
+        </w:rPr>
+        <w:t xml:space="preserve">and forms a hydrophobic core. </w:t>
+      </w:r>
+    </w:p>
+    <w:p>
+      <w:pPr>
+        <w:spacing w:before="100" w:beforeAutospacing="1" w:after="100" w:afterAutospacing="1" w:line="240" w:lineRule="auto"/>
+        <w:ind w:firstLine="284"/>
+        <w:rPr>
+          <w:rFonts w:ascii="Times New Roman" w:eastAsia="Times New Roman" w:hAnsi="Times New Roman" w:cs="Times New Roman"/>
+          <w:color w:val="000000"/>
+          <w:kern w:val="0"/>
+          <w14:ligatures w14:val="none"/>
+        </w:rPr>
+      </w:pPr>
+    </w:p>
+    <w:p>
+      <w:pPr>
+        <w:spacing w:after="0" w:line="240" w:lineRule="auto"/>
+        <w:ind w:firstLine="284"/>
+        <w:rPr>
+          <w:rFonts w:ascii="Times New Roman" w:eastAsia="Times New Roman" w:hAnsi="Times New Roman" w:cs="Times New Roman"/>
+          <w:kern w:val="0"/>
+          <w:sz w:val="32"/>
+          <w:szCs w:val="32"/>
+          <w14:ligatures w14:val="none"/>
+        </w:rPr>
+      </w:pPr>
+      <w:r>
+        <w:rPr>
+          <w:rFonts w:ascii="Times New Roman" w:eastAsia="Times New Roman" w:hAnsi="Times New Roman" w:cs="Times New Roman"/>
+          <w:noProof/>
+          <w:kern w:val="0"/>
+          <w:sz w:val="32"/>
+          <w:szCs w:val="32"/>
+        </w:rPr>
+        <w:pict w14:anchorId="02E77572">
+          <v:rect id="_x0000_i1025" alt="" style="width:468pt;height:.05pt;mso-width-percent:0;mso-height-percent:0;mso-width-percent:0;mso-height-percent:0" o:hralign="center" o:hrstd="t" o:hr="t" fillcolor="#a0a0a0" stroked="f"/>
+        </w:pict>
+      </w:r>
+    </w:p>
+    <w:p>
+      <w:pPr>
+        <w:spacing w:before="100" w:beforeAutospacing="1" w:after="100" w:afterAutospacing="1" w:line="240" w:lineRule="auto"/>
+        <w:ind w:firstLine="284"/>
+        <w:outlineLvl w:val="1"/>
+        <w:rPr>
+          <w:rFonts w:ascii="Times New Roman" w:eastAsia="Times New Roman" w:hAnsi="Times New Roman" w:cs="Times New Roman"/>
+          <w:b/>
+          <w:bCs/>
+          <w:color w:val="000000"/>
+          <w:kern w:val="0"/>
+          <w:sz w:val="32"/>
+          <w:szCs w:val="32"/>
+          <w14:ligatures w14:val="none"/>
+        </w:rPr>
+      </w:pPr>
+      <w:r>
+        <w:rPr>
+          <w:rFonts w:ascii="Times New Roman" w:eastAsia="Times New Roman" w:hAnsi="Times New Roman" w:cs="Times New Roman"/>
+          <w:b/>
+          <w:bCs/>
+          <w:color w:val="000000"/>
+          <w:kern w:val="0"/>
+          <w:sz w:val="32"/>
+          <w:szCs w:val="32"/>
+          <w14:ligatures w14:val="none"/>
+        </w:rPr>
+        <w:t>Part IV: The Structural "Rebels"</w:t>
+      </w:r>
+      <w:r>
+        <w:rPr>
+          <w:rFonts w:ascii="Times New Roman" w:eastAsia="Times New Roman" w:hAnsi="Times New Roman" w:cs="Times New Roman"/>
+          <w:b/>
+          <w:bCs/>
+          <w:color w:val="000000"/>
+          <w:kern w:val="0"/>
+          <w:sz w:val="32"/>
+          <w:szCs w:val="32"/>
+          <w:lang w:val="uk-UA"/>
+          <w14:ligatures w14:val="none"/>
+        </w:rPr>
+        <w:t xml:space="preserve"> </w:t>
+      </w:r>
+      <w:r>
+        <w:rPr>
+          <w:rFonts w:ascii="Times New Roman" w:eastAsia="Times New Roman" w:hAnsi="Times New Roman" w:cs="Times New Roman"/>
+          <w:b/>
+          <w:bCs/>
+          <w:color w:val="000000"/>
+          <w:kern w:val="0"/>
+          <w:sz w:val="32"/>
+          <w:szCs w:val="32"/>
+          <w14:ligatures w14:val="none"/>
+        </w:rPr>
+        <w:t>(Glycine &amp; Proline)</w:t>
+      </w:r>
+    </w:p>
+    <w:p>
+      <w:pPr>
+        <w:pStyle w:val="ListParagraph"/>
+        <w:numPr>
+          <w:ilvl w:val="1"/>
+          <w:numId w:val="13"/>
+        </w:numPr>
+        <w:spacing w:before="100" w:beforeAutospacing="1" w:after="100" w:afterAutospacing="1" w:line="240" w:lineRule="auto"/>
+        <w:ind w:left="0" w:firstLine="284"/>
+        <w:rPr>
+          <w:rFonts w:ascii="Times New Roman" w:eastAsia="Times New Roman" w:hAnsi="Times New Roman" w:cs="Times New Roman"/>
+          <w:color w:val="000000"/>
+          <w:kern w:val="0"/>
+          <w:sz w:val="28"/>
+          <w:szCs w:val="28"/>
+          <w14:ligatures w14:val="none"/>
+        </w:rPr>
+      </w:pPr>
+      <w:r>
+        <w:rPr>
+          <w:rFonts w:ascii="Times New Roman" w:eastAsia="Times New Roman" w:hAnsi="Times New Roman" w:cs="Times New Roman"/>
+          <w:b/>
+          <w:bCs/>
+          <w:color w:val="000000"/>
+          <w:kern w:val="0"/>
+          <w:sz w:val="28"/>
+          <w:szCs w:val="28"/>
+          <w14:ligatures w14:val="none"/>
+        </w:rPr>
+        <w:t>Glycine-</w:t>
+      </w:r>
+      <w:r>
+        <w:rPr>
+          <w:rFonts w:ascii="Times New Roman" w:eastAsia="Times New Roman" w:hAnsi="Times New Roman" w:cs="Times New Roman"/>
+          <w:b/>
+          <w:bCs/>
+          <w:color w:val="000000"/>
+          <w:kern w:val="0"/>
+          <w:sz w:val="28"/>
+          <w:szCs w:val="28"/>
+          <w14:ligatures w14:val="none"/>
+        </w:rPr>
+        <w:t>53</w:t>
+      </w:r>
+      <w:r>
+        <w:rPr>
+          <w:rFonts w:ascii="Times New Roman" w:eastAsia="Times New Roman" w:hAnsi="Times New Roman" w:cs="Times New Roman"/>
+          <w:color w:val="000000"/>
+          <w:kern w:val="0"/>
+          <w:sz w:val="28"/>
+          <w:szCs w:val="28"/>
+          <w14:ligatures w14:val="none"/>
+        </w:rPr>
+        <w:t> </w:t>
+      </w:r>
+    </w:p>
+    <w:p>
+      <w:pPr>
+        <w:spacing w:before="120" w:after="120" w:line="240" w:lineRule="auto"/>
+        <w:ind w:left="284" w:firstLine="436"/>
+        <w:rPr>
+          <w:rFonts w:ascii="Times New Roman" w:eastAsia="Times New Roman" w:hAnsi="Times New Roman" w:cs="Times New Roman"/>
+          <w:color w:val="000000"/>
+          <w:kern w:val="0"/>
+          <w14:ligatures w14:val="none"/>
+        </w:rPr>
+      </w:pPr>
+      <w:r>
+        <w:rPr>
+          <w:rFonts w:ascii="Times New Roman" w:eastAsia="Times New Roman" w:hAnsi="Times New Roman" w:cs="Times New Roman"/>
+          <w:color w:val="000000"/>
+          <w:kern w:val="0"/>
+          <w14:ligatures w14:val="none"/>
+        </w:rPr>
+        <w:t>Gly-</w:t>
+      </w:r>
+      <w:r>
+        <w:rPr>
+          <w:rFonts w:ascii="Times New Roman" w:eastAsia="Times New Roman" w:hAnsi="Times New Roman" w:cs="Times New Roman"/>
+          <w:color w:val="000000"/>
+          <w:kern w:val="0"/>
+          <w14:ligatures w14:val="none"/>
+        </w:rPr>
+        <w:t>53</w:t>
+      </w:r>
+      <w:r>
+        <w:rPr>
+          <w:rFonts w:ascii="Times New Roman" w:eastAsia="Times New Roman" w:hAnsi="Times New Roman" w:cs="Times New Roman"/>
+          <w:color w:val="000000"/>
+          <w:kern w:val="0"/>
+          <w14:ligatures w14:val="none"/>
+        </w:rPr>
+        <w:t xml:space="preserve"> has </w:t>
+      </w:r>
+      <w:r>
+        <w:rPr>
+          <w:rFonts w:ascii="Times New Roman" w:eastAsia="Times New Roman" w:hAnsi="Times New Roman" w:cs="Times New Roman"/>
+          <w:color w:val="000000"/>
+          <w:kern w:val="0"/>
+          <w14:ligatures w14:val="none"/>
+        </w:rPr>
+        <w:t xml:space="preserve">a torsion angle phi </w:t>
+      </w:r>
+      <w:r>
+        <w:rPr>
+          <w:rFonts w:ascii="Times New Roman" w:eastAsia="Times New Roman" w:hAnsi="Times New Roman" w:cs="Times New Roman"/>
+          <w:color w:val="000000"/>
+          <w:kern w:val="0"/>
+          <w14:ligatures w14:val="none"/>
+        </w:rPr>
+        <w:t>-176.70</w:t>
+      </w:r>
+      <w:r>
+        <w:rPr>
+          <w:rFonts w:ascii="Times New Roman" w:eastAsia="Times New Roman" w:hAnsi="Times New Roman" w:cs="Times New Roman"/>
+          <w:color w:val="000000"/>
+          <w:kern w:val="0"/>
+          <w:vertAlign w:val="superscript"/>
+          <w14:ligatures w14:val="none"/>
+        </w:rPr>
+        <w:t xml:space="preserve"> </w:t>
+      </w:r>
+      <w:r>
+        <w:rPr>
+          <w:rFonts w:ascii="Times New Roman" w:eastAsia="Times New Roman" w:hAnsi="Times New Roman" w:cs="Times New Roman"/>
+          <w:color w:val="000000"/>
+          <w:kern w:val="0"/>
+          <w14:ligatures w14:val="none"/>
+        </w:rPr>
+        <w:t xml:space="preserve">, </w:t>
+      </w:r>
+      <w:r>
+        <w:rPr>
+          <w:rFonts w:ascii="Times New Roman" w:eastAsia="Times New Roman" w:hAnsi="Times New Roman" w:cs="Times New Roman"/>
+          <w:color w:val="000000"/>
+          <w:kern w:val="0"/>
+          <w14:ligatures w14:val="none"/>
+        </w:rPr>
+        <w:t xml:space="preserve">so the tail or protein no longer twisted into loop and becomes extended. C-terminus of scorpion toxin (50-61 residues) – long segment with some flexibility, not glued to core, and sticking out like </w:t>
+      </w:r>
+      <w:r>
+        <w:rPr>
+          <w:rFonts w:ascii="Times New Roman" w:eastAsia="Times New Roman" w:hAnsi="Times New Roman" w:cs="Times New Roman"/>
+          <w:color w:val="000000"/>
+          <w:kern w:val="0"/>
+          <w14:ligatures w14:val="none"/>
+        </w:rPr>
+        <w:t>lash. For neurotoxins, like 2i61, this flexibility can be advantage – like flegible loop described above, it can be used as tool for searching target. And once toxin find sodium channel – this C-terminus acts like anchor – enters the receptor pore and becomes fixed there.</w:t>
+      </w:r>
+    </w:p>
+    <w:p>
+      <w:pPr>
+        <w:spacing w:before="100" w:beforeAutospacing="1" w:after="100" w:afterAutospacing="1" w:line="240" w:lineRule="auto"/>
+        <w:ind w:left="284"/>
+        <w:rPr>
+          <w:rFonts w:ascii="Times New Roman" w:eastAsia="Times New Roman" w:hAnsi="Times New Roman" w:cs="Times New Roman"/>
+          <w:b/>
+          <w:bCs/>
+          <w:color w:val="000000"/>
+          <w:kern w:val="0"/>
+          <w:sz w:val="32"/>
+          <w:szCs w:val="32"/>
+          <w14:ligatures w14:val="none"/>
+        </w:rPr>
+      </w:pPr>
+      <w:r>
+        <w:rPr>
+          <w:rFonts w:ascii="Times New Roman" w:eastAsia="Times New Roman" w:hAnsi="Times New Roman" w:cs="Times New Roman"/>
+          <w:b/>
+          <w:bCs/>
+          <w:noProof/>
+          <w:color w:val="000000"/>
+          <w:kern w:val="0"/>
+          <w:sz w:val="32"/>
+          <w:szCs w:val="32"/>
+        </w:rPr>
+        <w:drawing>
+          <wp:inline distT="0" distB="0" distL="0" distR="0" wp14:anchorId="1674B53F" wp14:editId="4AF1ADBF">
+            <wp:extent cx="4034477" cy="3240000"/>
+            <wp:effectExtent l="0" t="0" r="4445" b="0"/>
+            <wp:docPr id="539980629" name="Picture 5" descr="A green and purple dna model&#10;&#10;AI-generated content may be incorrect."/>
+            <wp:cNvGraphicFramePr>
+              <a:graphicFrameLocks xmlns:a="http://schemas.openxmlformats.org/drawingml/2006/main" noChangeAspect="1"/>
+            </wp:cNvGraphicFramePr>
+            <a:graphic xmlns:a="http://schemas.openxmlformats.org/drawingml/2006/main">
+              <a:graphicData uri="http://schemas.openxmlformats.org/drawingml/2006/picture">
+                <pic:pic xmlns:pic="http://schemas.openxmlformats.org/drawingml/2006/picture">
+                  <pic:nvPicPr>
+                    <pic:cNvPr id="539980629" name="Picture 5" descr="A green and purple dna model&#10;&#10;AI-generated content may be incorrect."/>
+                    <pic:cNvPicPr/>
+                  </pic:nvPicPr>
+                  <pic:blipFill rotWithShape="1">
+                    <a:blip r:embed="rId19" cstate="print">
+                      <a:extLst>
+                        <a:ext uri="{28A0092B-C50C-407E-A947-70E740481C1C}">
+                          <a14:useLocalDpi xmlns:a14="http://schemas.microsoft.com/office/drawing/2010/main" val="0"/>
+                        </a:ext>
+                      </a:extLst>
+                    </a:blip>
+                    <a:srcRect l="8862" r="5113"/>
+                    <a:stretch>
+                      <a:fillRect/>
+                    </a:stretch>
+                  </pic:blipFill>
+                  <pic:spPr bwMode="auto">
+                    <a:xfrm>
+                      <a:off x="0" y="0"/>
+                      <a:ext cx="4034477" cy="3240000"/>
                     </a:xfrm>
                     <a:prstGeom prst="rect">
                       <a:avLst/>
@@ -2504,10 +2986,10 @@
           <w:szCs w:val="32"/>
         </w:rPr>
         <w:drawing>
-          <wp:inline distT="0" distB="0" distL="0" distR="0" wp14:anchorId="7092CEA5" wp14:editId="4BE7564A">
-            <wp:extent cx="3780661" cy="3240000"/>
-            <wp:effectExtent l="0" t="0" r="4445" b="0"/>
-            <wp:docPr id="112276646" name="Picture 15" descr="A green and purple spiral structure&#10;&#10;AI-generated content may be incorrect."/>
+          <wp:inline distT="0" distB="0" distL="0" distR="0" wp14:anchorId="525F3796" wp14:editId="4E13069E">
+            <wp:extent cx="2403700" cy="3239402"/>
+            <wp:effectExtent l="0" t="0" r="0" b="0"/>
+            <wp:docPr id="255624776" name="Picture 3" descr="A yellow and green molecule&#10;&#10;AI-generated content may be incorrect."/>
             <wp:cNvGraphicFramePr>
               <a:graphicFrameLocks xmlns:a="http://schemas.openxmlformats.org/drawingml/2006/main" noChangeAspect="1"/>
             </wp:cNvGraphicFramePr>
@@ -2515,18 +2997,18 @@
               <a:graphicData uri="http://schemas.openxmlformats.org/drawingml/2006/picture">
                 <pic:pic xmlns:pic="http://schemas.openxmlformats.org/drawingml/2006/picture">
                   <pic:nvPicPr>
-                    <pic:cNvPr id="112276646" name="Picture 15" descr="A green and purple spiral structure&#10;&#10;AI-generated content may be incorrect."/>
+                    <pic:cNvPr id="255624776" name="Picture 3" descr="A yellow and green molecule&#10;&#10;AI-generated content may be incorrect."/>
                     <pic:cNvPicPr/>
                   </pic:nvPicPr>
                   <pic:blipFill rotWithShape="1">
-                    <a:blip r:embed="rId18" cstate="print">
+                    <a:blip r:embed="rId20" cstate="print">
                       <a:extLst>
                         <a:ext uri="{28A0092B-C50C-407E-A947-70E740481C1C}">
                           <a14:useLocalDpi xmlns:a14="http://schemas.microsoft.com/office/drawing/2010/main" val="0"/>
                         </a:ext>
                       </a:extLst>
                     </a:blip>
-                    <a:srcRect l="11879" t="9646" r="3789" b="10809"/>
+                    <a:srcRect l="21211" r="16603"/>
                     <a:stretch>
                       <a:fillRect/>
                     </a:stretch>
@@ -2534,7 +3016,7 @@
                   <pic:spPr bwMode="auto">
                     <a:xfrm>
                       <a:off x="0" y="0"/>
-                      <a:ext cx="3780661" cy="3240000"/>
+                      <a:ext cx="2404144" cy="3240000"/>
                     </a:xfrm>
                     <a:prstGeom prst="rect">
                       <a:avLst/>
@@ -2557,99 +3039,16 @@
     </w:p>
     <w:p>
       <w:pPr>
-        <w:pStyle w:val="ListParagraph"/>
-        <w:numPr>
-          <w:ilvl w:val="1"/>
-          <w:numId w:val="13"/>
-        </w:numPr>
         <w:spacing w:before="100" w:beforeAutospacing="1" w:after="100" w:afterAutospacing="1" w:line="240" w:lineRule="auto"/>
-        <w:ind w:left="426"/>
-        <w:rPr>
-          <w:rFonts w:ascii="Times New Roman" w:eastAsia="Times New Roman" w:hAnsi="Times New Roman" w:cs="Times New Roman"/>
-          <w:color w:val="000000"/>
-          <w:kern w:val="0"/>
-          <w:sz w:val="28"/>
-          <w:szCs w:val="28"/>
-          <w:lang w:val="uk-UA"/>
-          <w14:ligatures w14:val="none"/>
-        </w:rPr>
-      </w:pPr>
-      <w:r>
+        <w:ind w:left="284"/>
         <w:rPr>
           <w:rFonts w:ascii="Times New Roman" w:eastAsia="Times New Roman" w:hAnsi="Times New Roman" w:cs="Times New Roman"/>
           <w:b/>
           <w:bCs/>
           <w:color w:val="000000"/>
           <w:kern w:val="0"/>
-          <w:sz w:val="28"/>
-          <w:szCs w:val="28"/>
-          <w14:ligatures w14:val="none"/>
-        </w:rPr>
-        <w:t>Proline: The "Helix Breaker"</w:t>
-      </w:r>
-      <w:r>
-        <w:rPr>
-          <w:rFonts w:ascii="Times New Roman" w:eastAsia="Times New Roman" w:hAnsi="Times New Roman" w:cs="Times New Roman"/>
-          <w:color w:val="000000"/>
-          <w:kern w:val="0"/>
-          <w:sz w:val="28"/>
-          <w:szCs w:val="28"/>
-          <w14:ligatures w14:val="none"/>
-        </w:rPr>
-        <w:t> </w:t>
-      </w:r>
-    </w:p>
-    <w:p>
-      <w:pPr>
-        <w:spacing w:after="0" w:line="240" w:lineRule="auto"/>
-        <w:rPr>
-          <w:rFonts w:ascii="Times New Roman" w:eastAsia="Times New Roman" w:hAnsi="Times New Roman" w:cs="Times New Roman"/>
-          <w:color w:val="000000"/>
-          <w:kern w:val="0"/>
-          <w14:ligatures w14:val="none"/>
-        </w:rPr>
-      </w:pPr>
-      <w:r>
-        <w:rPr>
-          <w:rFonts w:ascii="Times New Roman" w:eastAsia="Times New Roman" w:hAnsi="Times New Roman" w:cs="Times New Roman"/>
-          <w:color w:val="000000"/>
-          <w:kern w:val="0"/>
-          <w14:ligatures w14:val="none"/>
-        </w:rPr>
-        <w:t>A Proline amino acid was found to disturb the nearby protein structure.</w:t>
-      </w:r>
-    </w:p>
-    <w:p>
-      <w:pPr>
-        <w:spacing w:before="120" w:after="120" w:line="240" w:lineRule="auto"/>
-        <w:rPr>
-          <w:rFonts w:ascii="Times New Roman" w:eastAsia="Times New Roman" w:hAnsi="Times New Roman" w:cs="Times New Roman"/>
-          <w:color w:val="000000"/>
-          <w:kern w:val="0"/>
-          <w14:ligatures w14:val="none"/>
-        </w:rPr>
-      </w:pPr>
-      <w:r>
-        <w:rPr>
-          <w:rFonts w:ascii="Times New Roman" w:eastAsia="Times New Roman" w:hAnsi="Times New Roman" w:cs="Times New Roman"/>
-          <w:color w:val="000000"/>
-          <w:kern w:val="0"/>
-          <w14:ligatures w14:val="none"/>
-        </w:rPr>
-        <w:t>The side part of Proline forms a ring that attaches tightly to the main part of the protein chain.</w:t>
-      </w:r>
-    </w:p>
-    <w:p>
-      <w:pPr>
-        <w:numPr>
-          <w:ilvl w:val="0"/>
-          <w:numId w:val="17"/>
-        </w:numPr>
-        <w:spacing w:before="120" w:after="120" w:line="240" w:lineRule="auto"/>
-        <w:rPr>
-          <w:rFonts w:ascii="Times New Roman" w:eastAsia="Times New Roman" w:hAnsi="Times New Roman" w:cs="Times New Roman"/>
-          <w:color w:val="000000"/>
-          <w:kern w:val="0"/>
+          <w:sz w:val="32"/>
+          <w:szCs w:val="32"/>
           <w14:ligatures w14:val="none"/>
         </w:rPr>
       </w:pPr>
@@ -2658,148 +3057,18 @@
           <w:rFonts w:ascii="Times New Roman" w:eastAsia="Times New Roman" w:hAnsi="Times New Roman" w:cs="Times New Roman"/>
           <w:b/>
           <w:bCs/>
-          <w:color w:val="000000"/>
-          <w:kern w:val="0"/>
-          <w14:ligatures w14:val="none"/>
-        </w:rPr>
-        <w:t>Consequences:</w:t>
-      </w:r>
-    </w:p>
-    <w:p>
-      <w:pPr>
-        <w:spacing w:after="0" w:line="240" w:lineRule="auto"/>
-        <w:rPr>
-          <w:rFonts w:ascii="Times New Roman" w:eastAsia="Times New Roman" w:hAnsi="Times New Roman" w:cs="Times New Roman"/>
-          <w:color w:val="000000"/>
-          <w:kern w:val="0"/>
-          <w14:ligatures w14:val="none"/>
-        </w:rPr>
-      </w:pPr>
-      <w:r>
-        <w:rPr>
-          <w:rFonts w:ascii="Times New Roman" w:eastAsia="Times New Roman" w:hAnsi="Times New Roman" w:cs="Times New Roman"/>
-          <w:color w:val="000000"/>
-          <w:kern w:val="0"/>
-          <w14:ligatures w14:val="none"/>
-        </w:rPr>
-        <w:t>1.   </w:t>
-      </w:r>
-      <w:r>
-        <w:rPr>
-          <w:rFonts w:ascii="Times New Roman" w:eastAsia="Times New Roman" w:hAnsi="Times New Roman" w:cs="Times New Roman"/>
-          <w:b/>
-          <w:bCs/>
-          <w:color w:val="000000"/>
-          <w:kern w:val="0"/>
-          <w14:ligatures w14:val="none"/>
-        </w:rPr>
-        <w:t>Hydrogen Bond Disruption:</w:t>
-      </w:r>
-      <w:r>
-        <w:rPr>
-          <w:rFonts w:ascii="Times New Roman" w:eastAsia="Times New Roman" w:hAnsi="Times New Roman" w:cs="Times New Roman"/>
-          <w:color w:val="000000"/>
-          <w:kern w:val="0"/>
-          <w14:ligatures w14:val="none"/>
-        </w:rPr>
-        <w:t> The nitrogen does not have a hydrogen to share, so it cannot help form the usual bonds in the helix structure.</w:t>
-      </w:r>
-    </w:p>
-    <w:p>
-      <w:pPr>
-        <w:spacing w:after="0" w:line="240" w:lineRule="auto"/>
-        <w:rPr>
-          <w:rFonts w:ascii="Times New Roman" w:eastAsia="Times New Roman" w:hAnsi="Times New Roman" w:cs="Times New Roman"/>
-          <w:color w:val="000000"/>
-          <w:kern w:val="0"/>
-          <w14:ligatures w14:val="none"/>
-        </w:rPr>
-      </w:pPr>
-      <w:r>
-        <w:rPr>
-          <w:rFonts w:ascii="Times New Roman" w:eastAsia="Times New Roman" w:hAnsi="Times New Roman" w:cs="Times New Roman"/>
-          <w:color w:val="000000"/>
-          <w:kern w:val="0"/>
-          <w14:ligatures w14:val="none"/>
-        </w:rPr>
-        <w:t>2.   </w:t>
-      </w:r>
-      <w:r>
-        <w:rPr>
-          <w:rFonts w:ascii="Times New Roman" w:eastAsia="Times New Roman" w:hAnsi="Times New Roman" w:cs="Times New Roman"/>
-          <w:b/>
-          <w:bCs/>
-          <w:color w:val="000000"/>
-          <w:kern w:val="0"/>
-          <w14:ligatures w14:val="none"/>
-        </w:rPr>
-        <w:t>Steric Locking:</w:t>
-      </w:r>
-      <w:r>
-        <w:rPr>
-          <w:rFonts w:ascii="Times New Roman" w:eastAsia="Times New Roman" w:hAnsi="Times New Roman" w:cs="Times New Roman"/>
-          <w:color w:val="000000"/>
-          <w:kern w:val="0"/>
-          <w14:ligatures w14:val="none"/>
-        </w:rPr>
-        <w:t> The stiff ring fixes the angle of the chain, creating a permanent bend.</w:t>
-      </w:r>
-    </w:p>
-    <w:p>
-      <w:pPr>
-        <w:numPr>
-          <w:ilvl w:val="0"/>
-          <w:numId w:val="18"/>
-        </w:numPr>
-        <w:spacing w:before="120" w:after="120" w:line="240" w:lineRule="auto"/>
-        <w:rPr>
-          <w:rFonts w:ascii="Times New Roman" w:eastAsia="Times New Roman" w:hAnsi="Times New Roman" w:cs="Times New Roman"/>
-          <w:color w:val="000000"/>
-          <w:kern w:val="0"/>
-          <w14:ligatures w14:val="none"/>
-        </w:rPr>
-      </w:pPr>
-      <w:r>
-        <w:rPr>
-          <w:rFonts w:ascii="Times New Roman" w:eastAsia="Times New Roman" w:hAnsi="Times New Roman" w:cs="Times New Roman"/>
-          <w:b/>
-          <w:bCs/>
-          <w:color w:val="000000"/>
-          <w:kern w:val="0"/>
-          <w14:ligatures w14:val="none"/>
-        </w:rPr>
-        <w:t>Result:</w:t>
-      </w:r>
-      <w:r>
-        <w:rPr>
-          <w:rFonts w:ascii="Times New Roman" w:eastAsia="Times New Roman" w:hAnsi="Times New Roman" w:cs="Times New Roman"/>
-          <w:color w:val="000000"/>
-          <w:kern w:val="0"/>
-          <w14:ligatures w14:val="none"/>
-        </w:rPr>
-        <w:t> This amino acid ends the regular structure and acts like a stiff block that changes the direction of the protein chain.</w:t>
-      </w:r>
-    </w:p>
-    <w:p>
-      <w:pPr>
-        <w:rPr>
-          <w:rFonts w:ascii="Times New Roman" w:hAnsi="Times New Roman" w:cs="Times New Roman"/>
+          <w:noProof/>
+          <w:color w:val="000000"/>
+          <w:kern w:val="0"/>
           <w:sz w:val="32"/>
           <w:szCs w:val="32"/>
         </w:rPr>
-      </w:pPr>
-      <w:r>
-        <w:rPr>
-          <w:rFonts w:ascii="Times New Roman" w:hAnsi="Times New Roman" w:cs="Times New Roman"/>
-          <w:noProof/>
-          <w:sz w:val="32"/>
-          <w:szCs w:val="32"/>
-        </w:rPr>
+        <w:lastRenderedPageBreak/>
         <w:drawing>
-          <wp:inline distT="0" distB="0" distL="0" distR="0" wp14:anchorId="1B3B7F7E" wp14:editId="49E95B94">
-            <wp:extent cx="2892652" cy="2361236"/>
-            <wp:effectExtent l="0" t="0" r="3175" b="1270"/>
-            <wp:docPr id="807139214" name="Picture 17" descr="A yellow and green object&#10;&#10;AI-generated content may be incorrect."/>
+          <wp:inline distT="0" distB="0" distL="0" distR="0" wp14:anchorId="6CC55072" wp14:editId="3A2C2B53">
+            <wp:extent cx="4707930" cy="3239770"/>
+            <wp:effectExtent l="0" t="0" r="3810" b="0"/>
+            <wp:docPr id="546845135" name="Picture 4" descr="A yellow and green molecule&#10;&#10;AI-generated content may be incorrect."/>
             <wp:cNvGraphicFramePr>
               <a:graphicFrameLocks xmlns:a="http://schemas.openxmlformats.org/drawingml/2006/main" noChangeAspect="1"/>
             </wp:cNvGraphicFramePr>
@@ -2807,18 +3076,18 @@
               <a:graphicData uri="http://schemas.openxmlformats.org/drawingml/2006/picture">
                 <pic:pic xmlns:pic="http://schemas.openxmlformats.org/drawingml/2006/picture">
                   <pic:nvPicPr>
-                    <pic:cNvPr id="807139214" name="Picture 17" descr="A yellow and green object&#10;&#10;AI-generated content may be incorrect."/>
+                    <pic:cNvPr id="546845135" name="Picture 4" descr="A yellow and green molecule&#10;&#10;AI-generated content may be incorrect."/>
                     <pic:cNvPicPr/>
                   </pic:nvPicPr>
                   <pic:blipFill rotWithShape="1">
-                    <a:blip r:embed="rId19" cstate="print">
+                    <a:blip r:embed="rId21">
                       <a:extLst>
                         <a:ext uri="{28A0092B-C50C-407E-A947-70E740481C1C}">
                           <a14:useLocalDpi xmlns:a14="http://schemas.microsoft.com/office/drawing/2010/main" val="0"/>
                         </a:ext>
                       </a:extLst>
                     </a:blip>
-                    <a:srcRect l="11073" r="5156"/>
+                    <a:srcRect l="13687" t="13046" r="3477" b="11877"/>
                     <a:stretch>
                       <a:fillRect/>
                     </a:stretch>
@@ -2826,7 +3095,7 @@
                   <pic:spPr bwMode="auto">
                     <a:xfrm>
                       <a:off x="0" y="0"/>
-                      <a:ext cx="2903128" cy="2369787"/>
+                      <a:ext cx="4708264" cy="3240000"/>
                     </a:xfrm>
                     <a:prstGeom prst="rect">
                       <a:avLst/>
@@ -2847,9 +3116,542 @@
         </w:drawing>
       </w:r>
     </w:p>
+    <w:p>
+      <w:pPr>
+        <w:pStyle w:val="ListParagraph"/>
+        <w:numPr>
+          <w:ilvl w:val="1"/>
+          <w:numId w:val="13"/>
+        </w:numPr>
+        <w:spacing w:before="100" w:beforeAutospacing="1" w:after="100" w:afterAutospacing="1" w:line="240" w:lineRule="auto"/>
+        <w:ind w:left="0" w:firstLine="284"/>
+        <w:rPr>
+          <w:rFonts w:ascii="Times New Roman" w:eastAsia="Times New Roman" w:hAnsi="Times New Roman" w:cs="Times New Roman"/>
+          <w:color w:val="000000"/>
+          <w:kern w:val="0"/>
+          <w:sz w:val="28"/>
+          <w:szCs w:val="28"/>
+          <w:lang w:val="uk-UA"/>
+          <w14:ligatures w14:val="none"/>
+        </w:rPr>
+      </w:pPr>
+      <w:r>
+        <w:rPr>
+          <w:rFonts w:ascii="Times New Roman" w:hAnsi="Times New Roman" w:cs="Times New Roman"/>
+          <w:noProof/>
+          <w:sz w:val="32"/>
+          <w:szCs w:val="32"/>
+        </w:rPr>
+        <w:drawing>
+          <wp:anchor distT="0" distB="0" distL="114300" distR="114300" simplePos="0" relativeHeight="251661312" behindDoc="0" locked="0" layoutInCell="1" allowOverlap="1" wp14:anchorId="77A40A9A" wp14:editId="5C25D8EA">
+            <wp:simplePos x="0" y="0"/>
+            <wp:positionH relativeFrom="margin">
+              <wp:posOffset>185372</wp:posOffset>
+            </wp:positionH>
+            <wp:positionV relativeFrom="margin">
+              <wp:posOffset>3481705</wp:posOffset>
+            </wp:positionV>
+            <wp:extent cx="2892425" cy="2360930"/>
+            <wp:effectExtent l="0" t="0" r="3175" b="1270"/>
+            <wp:wrapSquare wrapText="bothSides"/>
+            <wp:docPr id="807139214" name="Picture 17" descr="A yellow and green object&#10;&#10;AI-generated content may be incorrect."/>
+            <wp:cNvGraphicFramePr>
+              <a:graphicFrameLocks xmlns:a="http://schemas.openxmlformats.org/drawingml/2006/main" noChangeAspect="1"/>
+            </wp:cNvGraphicFramePr>
+            <a:graphic xmlns:a="http://schemas.openxmlformats.org/drawingml/2006/main">
+              <a:graphicData uri="http://schemas.openxmlformats.org/drawingml/2006/picture">
+                <pic:pic xmlns:pic="http://schemas.openxmlformats.org/drawingml/2006/picture">
+                  <pic:nvPicPr>
+                    <pic:cNvPr id="807139214" name="Picture 17" descr="A yellow and green object&#10;&#10;AI-generated content may be incorrect."/>
+                    <pic:cNvPicPr/>
+                  </pic:nvPicPr>
+                  <pic:blipFill rotWithShape="1">
+                    <a:blip r:embed="rId22" cstate="print">
+                      <a:extLst>
+                        <a:ext uri="{28A0092B-C50C-407E-A947-70E740481C1C}">
+                          <a14:useLocalDpi xmlns:a14="http://schemas.microsoft.com/office/drawing/2010/main" val="0"/>
+                        </a:ext>
+                      </a:extLst>
+                    </a:blip>
+                    <a:srcRect l="11073" r="5156"/>
+                    <a:stretch>
+                      <a:fillRect/>
+                    </a:stretch>
+                  </pic:blipFill>
+                  <pic:spPr bwMode="auto">
+                    <a:xfrm>
+                      <a:off x="0" y="0"/>
+                      <a:ext cx="2892425" cy="2360930"/>
+                    </a:xfrm>
+                    <a:prstGeom prst="rect">
+                      <a:avLst/>
+                    </a:prstGeom>
+                    <a:ln>
+                      <a:noFill/>
+                    </a:ln>
+                    <a:extLst>
+                      <a:ext uri="{53640926-AAD7-44D8-BBD7-CCE9431645EC}">
+                        <a14:shadowObscured xmlns:a14="http://schemas.microsoft.com/office/drawing/2010/main"/>
+                      </a:ext>
+                    </a:extLst>
+                  </pic:spPr>
+                </pic:pic>
+              </a:graphicData>
+            </a:graphic>
+          </wp:anchor>
+        </w:drawing>
+      </w:r>
+      <w:r>
+        <w:rPr>
+          <w:rFonts w:ascii="Times New Roman" w:eastAsia="Times New Roman" w:hAnsi="Times New Roman" w:cs="Times New Roman"/>
+          <w:b/>
+          <w:bCs/>
+          <w:color w:val="000000"/>
+          <w:kern w:val="0"/>
+          <w:sz w:val="28"/>
+          <w:szCs w:val="28"/>
+          <w14:ligatures w14:val="none"/>
+        </w:rPr>
+        <w:t>Proline</w:t>
+      </w:r>
+      <w:r>
+        <w:rPr>
+          <w:rFonts w:ascii="Times New Roman" w:eastAsia="Times New Roman" w:hAnsi="Times New Roman" w:cs="Times New Roman"/>
+          <w:b/>
+          <w:bCs/>
+          <w:color w:val="000000"/>
+          <w:kern w:val="0"/>
+          <w:sz w:val="28"/>
+          <w:szCs w:val="28"/>
+          <w14:ligatures w14:val="none"/>
+        </w:rPr>
+        <w:t>-</w:t>
+      </w:r>
+      <w:r>
+        <w:rPr>
+          <w:rFonts w:ascii="Times New Roman" w:eastAsia="Times New Roman" w:hAnsi="Times New Roman" w:cs="Times New Roman"/>
+          <w:b/>
+          <w:bCs/>
+          <w:color w:val="000000"/>
+          <w:kern w:val="0"/>
+          <w:sz w:val="28"/>
+          <w:szCs w:val="28"/>
+          <w14:ligatures w14:val="none"/>
+        </w:rPr>
+        <w:t>48</w:t>
+      </w:r>
+      <w:r>
+        <w:rPr>
+          <w:rFonts w:ascii="Times New Roman" w:eastAsia="Times New Roman" w:hAnsi="Times New Roman" w:cs="Times New Roman"/>
+          <w:b/>
+          <w:bCs/>
+          <w:color w:val="000000"/>
+          <w:kern w:val="0"/>
+          <w:sz w:val="28"/>
+          <w:szCs w:val="28"/>
+          <w14:ligatures w14:val="none"/>
+        </w:rPr>
+        <w:t>: The "Helix Breaker"</w:t>
+      </w:r>
+      <w:r>
+        <w:rPr>
+          <w:rFonts w:ascii="Times New Roman" w:eastAsia="Times New Roman" w:hAnsi="Times New Roman" w:cs="Times New Roman"/>
+          <w:color w:val="000000"/>
+          <w:kern w:val="0"/>
+          <w:sz w:val="28"/>
+          <w:szCs w:val="28"/>
+          <w14:ligatures w14:val="none"/>
+        </w:rPr>
+        <w:t> </w:t>
+      </w:r>
+    </w:p>
+    <w:p>
+      <w:pPr>
+        <w:ind w:firstLine="284"/>
+        <w:rPr>
+          <w:rFonts w:ascii="Times New Roman" w:eastAsia="Times New Roman" w:hAnsi="Times New Roman" w:cs="Times New Roman"/>
+          <w:color w:val="000000"/>
+          <w:kern w:val="0"/>
+          <w14:ligatures w14:val="none"/>
+        </w:rPr>
+      </w:pPr>
+      <w:r>
+        <w:rPr>
+          <w:rFonts w:ascii="Times New Roman" w:eastAsia="Times New Roman" w:hAnsi="Times New Roman" w:cs="Times New Roman"/>
+          <w:color w:val="000000"/>
+          <w:kern w:val="0"/>
+          <w14:ligatures w14:val="none"/>
+        </w:rPr>
+        <w:t>Pro</w:t>
+      </w:r>
+      <w:r>
+        <w:rPr>
+          <w:rFonts w:ascii="Times New Roman" w:eastAsia="Times New Roman" w:hAnsi="Times New Roman" w:cs="Times New Roman"/>
+          <w:color w:val="000000"/>
+          <w:kern w:val="0"/>
+          <w14:ligatures w14:val="none"/>
+        </w:rPr>
+        <w:t>-</w:t>
+      </w:r>
+      <w:r>
+        <w:rPr>
+          <w:rFonts w:ascii="Times New Roman" w:eastAsia="Times New Roman" w:hAnsi="Times New Roman" w:cs="Times New Roman"/>
+          <w:color w:val="000000"/>
+          <w:kern w:val="0"/>
+          <w14:ligatures w14:val="none"/>
+        </w:rPr>
+        <w:t>48</w:t>
+      </w:r>
+      <w:r>
+        <w:rPr>
+          <w:rFonts w:ascii="Times New Roman" w:eastAsia="Times New Roman" w:hAnsi="Times New Roman" w:cs="Times New Roman"/>
+          <w:color w:val="000000"/>
+          <w:kern w:val="0"/>
+          <w14:ligatures w14:val="none"/>
+        </w:rPr>
+        <w:t xml:space="preserve"> </w:t>
+      </w:r>
+      <w:r>
+        <w:rPr>
+          <w:rFonts w:ascii="Times New Roman" w:eastAsia="Times New Roman" w:hAnsi="Times New Roman" w:cs="Times New Roman"/>
+          <w:color w:val="000000"/>
+          <w:kern w:val="0"/>
+          <w14:ligatures w14:val="none"/>
+        </w:rPr>
+        <w:t>was identified by unique cyclic side chain – pyrrolidine ring. Proline acts like helix breaker by two factors:</w:t>
+      </w:r>
+    </w:p>
+    <w:p>
+      <w:pPr>
+        <w:pStyle w:val="ListParagraph"/>
+        <w:numPr>
+          <w:ilvl w:val="1"/>
+          <w:numId w:val="6"/>
+        </w:numPr>
+        <w:rPr>
+          <w:rFonts w:ascii="Times New Roman" w:eastAsia="Times New Roman" w:hAnsi="Times New Roman" w:cs="Times New Roman"/>
+          <w:color w:val="000000"/>
+          <w:kern w:val="0"/>
+          <w14:ligatures w14:val="none"/>
+        </w:rPr>
+      </w:pPr>
+      <w:r>
+        <w:rPr>
+          <w:rFonts w:ascii="Times New Roman" w:eastAsia="Times New Roman" w:hAnsi="Times New Roman" w:cs="Times New Roman"/>
+          <w:color w:val="000000"/>
+          <w:kern w:val="0"/>
+          <w14:ligatures w14:val="none"/>
+        </w:rPr>
+        <w:t>Loss of amide h</w:t>
+      </w:r>
+      <w:r>
+        <w:rPr>
+          <w:rFonts w:ascii="Times New Roman" w:eastAsia="Times New Roman" w:hAnsi="Times New Roman" w:cs="Times New Roman"/>
+          <w:color w:val="000000"/>
+          <w:kern w:val="0"/>
+          <w14:ligatures w14:val="none"/>
+        </w:rPr>
+        <w:t>y</w:t>
+      </w:r>
+      <w:r>
+        <w:rPr>
+          <w:rFonts w:ascii="Times New Roman" w:eastAsia="Times New Roman" w:hAnsi="Times New Roman" w:cs="Times New Roman"/>
+          <w:color w:val="000000"/>
+          <w:kern w:val="0"/>
+          <w14:ligatures w14:val="none"/>
+        </w:rPr>
+        <w:t xml:space="preserve">drogen </w:t>
+      </w:r>
+      <w:r>
+        <w:rPr>
+          <w:rFonts w:ascii="Times New Roman" w:eastAsia="Times New Roman" w:hAnsi="Times New Roman" w:cs="Times New Roman"/>
+          <w:color w:val="000000"/>
+          <w:kern w:val="0"/>
+          <w14:ligatures w14:val="none"/>
+        </w:rPr>
+        <w:t>on the N-atom pprohibits the formation of hydrogen bond</w:t>
+      </w:r>
+    </w:p>
+    <w:p>
+      <w:pPr>
+        <w:pStyle w:val="ListParagraph"/>
+        <w:numPr>
+          <w:ilvl w:val="1"/>
+          <w:numId w:val="6"/>
+        </w:numPr>
+        <w:rPr>
+          <w:rFonts w:ascii="Times New Roman" w:eastAsia="Times New Roman" w:hAnsi="Times New Roman" w:cs="Times New Roman"/>
+          <w:color w:val="000000"/>
+          <w:kern w:val="0"/>
+          <w14:ligatures w14:val="none"/>
+        </w:rPr>
+      </w:pPr>
+      <w:r>
+        <w:rPr>
+          <w:rFonts w:ascii="Times New Roman" w:eastAsia="Times New Roman" w:hAnsi="Times New Roman" w:cs="Times New Roman"/>
+          <w:color w:val="000000"/>
+          <w:kern w:val="0"/>
+          <w14:ligatures w14:val="none"/>
+        </w:rPr>
+        <w:t>Rigid ring limits conformational freedom, fixing torsion angle ~ -60</w:t>
+      </w:r>
+      <w:r>
+        <w:rPr>
+          <w:rFonts w:ascii="Times New Roman" w:eastAsia="Times New Roman" w:hAnsi="Times New Roman" w:cs="Times New Roman"/>
+          <w:color w:val="000000"/>
+          <w:kern w:val="0"/>
+          <w:vertAlign w:val="superscript"/>
+          <w14:ligatures w14:val="none"/>
+        </w:rPr>
+        <w:t>o</w:t>
+      </w:r>
+      <w:r>
+        <w:rPr>
+          <w:rFonts w:ascii="Times New Roman" w:eastAsia="Times New Roman" w:hAnsi="Times New Roman" w:cs="Times New Roman"/>
+          <w:color w:val="000000"/>
+          <w:kern w:val="0"/>
+          <w:vertAlign w:val="superscript"/>
+          <w14:ligatures w14:val="none"/>
+        </w:rPr>
+        <w:t xml:space="preserve"> </w:t>
+      </w:r>
+    </w:p>
+    <w:p>
+      <w:pPr>
+        <w:pStyle w:val="ListParagraph"/>
+        <w:ind w:left="1440"/>
+        <w:rPr>
+          <w:rFonts w:ascii="Times New Roman" w:eastAsia="Times New Roman" w:hAnsi="Times New Roman" w:cs="Times New Roman"/>
+          <w:color w:val="000000"/>
+          <w:kern w:val="0"/>
+          <w14:ligatures w14:val="none"/>
+        </w:rPr>
+      </w:pPr>
+      <w:r>
+        <w:rPr>
+          <w:rFonts w:ascii="Times New Roman" w:eastAsia="Times New Roman" w:hAnsi="Times New Roman" w:cs="Times New Roman"/>
+          <w:noProof/>
+          <w:color w:val="000000"/>
+          <w:kern w:val="0"/>
+        </w:rPr>
+        <w:drawing>
+          <wp:anchor distT="0" distB="0" distL="114300" distR="114300" simplePos="0" relativeHeight="251662336" behindDoc="0" locked="0" layoutInCell="1" allowOverlap="1" wp14:anchorId="06FAA4EF" wp14:editId="4C485D8D">
+            <wp:simplePos x="0" y="0"/>
+            <wp:positionH relativeFrom="margin">
+              <wp:posOffset>180340</wp:posOffset>
+            </wp:positionH>
+            <wp:positionV relativeFrom="margin">
+              <wp:posOffset>5846445</wp:posOffset>
+            </wp:positionV>
+            <wp:extent cx="2892425" cy="2819400"/>
+            <wp:effectExtent l="0" t="0" r="3175" b="0"/>
+            <wp:wrapSquare wrapText="bothSides"/>
+            <wp:docPr id="135528696" name="Picture 6" descr="A green spiraling structure with arrows&#10;&#10;AI-generated content may be incorrect."/>
+            <wp:cNvGraphicFramePr>
+              <a:graphicFrameLocks xmlns:a="http://schemas.openxmlformats.org/drawingml/2006/main" noChangeAspect="1"/>
+            </wp:cNvGraphicFramePr>
+            <a:graphic xmlns:a="http://schemas.openxmlformats.org/drawingml/2006/main">
+              <a:graphicData uri="http://schemas.openxmlformats.org/drawingml/2006/picture">
+                <pic:pic xmlns:pic="http://schemas.openxmlformats.org/drawingml/2006/picture">
+                  <pic:nvPicPr>
+                    <pic:cNvPr id="135528696" name="Picture 6" descr="A green spiraling structure with arrows&#10;&#10;AI-generated content may be incorrect."/>
+                    <pic:cNvPicPr/>
+                  </pic:nvPicPr>
+                  <pic:blipFill rotWithShape="1">
+                    <a:blip r:embed="rId23" cstate="print">
+                      <a:extLst>
+                        <a:ext uri="{28A0092B-C50C-407E-A947-70E740481C1C}">
+                          <a14:useLocalDpi xmlns:a14="http://schemas.microsoft.com/office/drawing/2010/main" val="0"/>
+                        </a:ext>
+                      </a:extLst>
+                    </a:blip>
+                    <a:srcRect l="16873" r="5012"/>
+                    <a:stretch>
+                      <a:fillRect/>
+                    </a:stretch>
+                  </pic:blipFill>
+                  <pic:spPr bwMode="auto">
+                    <a:xfrm>
+                      <a:off x="0" y="0"/>
+                      <a:ext cx="2892425" cy="2819400"/>
+                    </a:xfrm>
+                    <a:prstGeom prst="rect">
+                      <a:avLst/>
+                    </a:prstGeom>
+                    <a:ln>
+                      <a:noFill/>
+                    </a:ln>
+                    <a:extLst>
+                      <a:ext uri="{53640926-AAD7-44D8-BBD7-CCE9431645EC}">
+                        <a14:shadowObscured xmlns:a14="http://schemas.microsoft.com/office/drawing/2010/main"/>
+                      </a:ext>
+                    </a:extLst>
+                  </pic:spPr>
+                </pic:pic>
+              </a:graphicData>
+            </a:graphic>
+            <wp14:sizeRelH relativeFrom="margin">
+              <wp14:pctWidth>0</wp14:pctWidth>
+            </wp14:sizeRelH>
+            <wp14:sizeRelV relativeFrom="margin">
+              <wp14:pctHeight>0</wp14:pctHeight>
+            </wp14:sizeRelV>
+          </wp:anchor>
+        </w:drawing>
+      </w:r>
+      <w:r>
+        <w:rPr>
+          <w:rFonts w:ascii="Times New Roman" w:eastAsia="Times New Roman" w:hAnsi="Times New Roman" w:cs="Times New Roman"/>
+          <w:color w:val="000000"/>
+          <w:kern w:val="0"/>
+          <w14:ligatures w14:val="none"/>
+        </w:rPr>
+        <w:t xml:space="preserve">So, geometric kink forms in the polypeptide chain which leads to secondary structure trunktation or rigid turn formation. </w:t>
+      </w:r>
+    </w:p>
+    <w:p>
+      <w:pPr>
+        <w:pStyle w:val="ListParagraph"/>
+        <w:pBdr>
+          <w:bottom w:val="single" w:sz="6" w:space="1" w:color="auto"/>
+        </w:pBdr>
+        <w:ind w:left="1440"/>
+        <w:rPr>
+          <w:rFonts w:ascii="Times New Roman" w:eastAsia="Times New Roman" w:hAnsi="Times New Roman" w:cs="Times New Roman"/>
+          <w:color w:val="000000"/>
+          <w:kern w:val="0"/>
+          <w14:ligatures w14:val="none"/>
+        </w:rPr>
+      </w:pPr>
+      <w:r>
+        <w:rPr>
+          <w:rFonts w:ascii="Times New Roman" w:eastAsia="Times New Roman" w:hAnsi="Times New Roman" w:cs="Times New Roman"/>
+          <w:color w:val="000000"/>
+          <w:kern w:val="0"/>
+          <w14:ligatures w14:val="none"/>
+        </w:rPr>
+        <w:t>Pro-48 located right in front of flexible Asn49-50 residues, its likely pushes the loop into the surface at a certain angle, ensures that loop will be extend outwards. Bonds created by proline are hard to break down by regular enzymes (eg proteases), so placing Pro next to the active loop – scorpion protects toxin from rapid destruction.</w:t>
+      </w:r>
+    </w:p>
+    <w:p>
+      <w:pPr>
+        <w:pStyle w:val="ListParagraph"/>
+        <w:ind w:left="1440"/>
+        <w:rPr>
+          <w:rFonts w:ascii="Times New Roman" w:eastAsia="Times New Roman" w:hAnsi="Times New Roman" w:cs="Times New Roman"/>
+          <w:color w:val="000000"/>
+          <w:kern w:val="0"/>
+          <w14:ligatures w14:val="none"/>
+        </w:rPr>
+      </w:pPr>
+    </w:p>
+    <w:p>
+      <w:pPr>
+        <w:pStyle w:val="ListParagraph"/>
+        <w:ind w:left="1440"/>
+        <w:rPr>
+          <w:rFonts w:ascii="Times New Roman" w:eastAsia="Times New Roman" w:hAnsi="Times New Roman" w:cs="Times New Roman"/>
+          <w:b/>
+          <w:bCs/>
+          <w:color w:val="000000"/>
+          <w:kern w:val="0"/>
+          <w:sz w:val="32"/>
+          <w:szCs w:val="32"/>
+          <w14:ligatures w14:val="none"/>
+        </w:rPr>
+      </w:pPr>
+      <w:r>
+        <w:rPr>
+          <w:rFonts w:ascii="Times New Roman" w:eastAsia="Times New Roman" w:hAnsi="Times New Roman" w:cs="Times New Roman"/>
+          <w:b/>
+          <w:bCs/>
+          <w:color w:val="000000"/>
+          <w:kern w:val="0"/>
+          <w:sz w:val="32"/>
+          <w:szCs w:val="32"/>
+          <w14:ligatures w14:val="none"/>
+        </w:rPr>
+        <w:t>Conclusion</w:t>
+      </w:r>
+    </w:p>
+    <w:p>
+      <w:pPr>
+        <w:pStyle w:val="ListParagraph"/>
+        <w:ind w:left="1440"/>
+        <w:rPr>
+          <w:rFonts w:ascii="Times New Roman" w:eastAsia="Times New Roman" w:hAnsi="Times New Roman" w:cs="Times New Roman"/>
+          <w:color w:val="000000"/>
+          <w:kern w:val="0"/>
+          <w14:ligatures w14:val="none"/>
+        </w:rPr>
+      </w:pPr>
+      <w:r>
+        <w:rPr>
+          <w:rFonts w:ascii="Times New Roman" w:eastAsia="Times New Roman" w:hAnsi="Times New Roman" w:cs="Times New Roman"/>
+          <w:color w:val="000000"/>
+          <w:kern w:val="0"/>
+          <w14:ligatures w14:val="none"/>
+        </w:rPr>
+        <w:t xml:space="preserve">2i61 is a good evolutionary design example where each deviation from standard geometry and tiny size is not a bug but </w:t>
+      </w:r>
+      <w:r>
+        <w:rPr>
+          <w:rFonts w:ascii="Times New Roman" w:eastAsia="Times New Roman" w:hAnsi="Times New Roman" w:cs="Times New Roman"/>
+          <w:color w:val="000000"/>
+          <w:kern w:val="0"/>
+          <w14:ligatures w14:val="none"/>
+        </w:rPr>
+        <w:t>feature for high afinnity and toxicity of protein.</w:t>
+      </w:r>
+    </w:p>
+    <w:p>
+      <w:pPr>
+        <w:ind w:firstLine="284"/>
+        <w:rPr>
+          <w:rFonts w:ascii="Times New Roman" w:eastAsia="Times New Roman" w:hAnsi="Times New Roman" w:cs="Times New Roman"/>
+          <w:color w:val="000000"/>
+          <w:kern w:val="0"/>
+          <w14:ligatures w14:val="none"/>
+        </w:rPr>
+      </w:pPr>
+    </w:p>
+    <w:p>
+      <w:pPr>
+        <w:rPr>
+          <w:rFonts w:ascii="Times New Roman" w:eastAsia="Times New Roman" w:hAnsi="Times New Roman" w:cs="Times New Roman"/>
+          <w:color w:val="000000"/>
+          <w:kern w:val="0"/>
+          <w14:ligatures w14:val="none"/>
+        </w:rPr>
+      </w:pPr>
+    </w:p>
+    <w:p>
+      <w:pPr>
+        <w:ind w:firstLine="284"/>
+        <w:rPr>
+          <w:rFonts w:ascii="Times New Roman" w:hAnsi="Times New Roman" w:cs="Times New Roman"/>
+        </w:rPr>
+      </w:pPr>
+      <w:r>
+        <w:rPr>
+          <w:rFonts w:ascii="Times New Roman" w:hAnsi="Times New Roman" w:cs="Times New Roman"/>
+        </w:rPr>
+        <w:t xml:space="preserve">reference: </w:t>
+      </w:r>
+      <w:hyperlink r:id="rId24" w:tgtFrame="_blank" w:history="1">
+        <w:r>
+          <w:rPr>
+            <w:rStyle w:val="Hyperlink"/>
+            <w:rFonts w:ascii="Times New Roman" w:hAnsi="Times New Roman" w:cs="Times New Roman"/>
+            <w:color w:val="337AB7"/>
+          </w:rPr>
+          <w:t>https://doi.org/10.1016/j.jmb.2006.10.085</w:t>
+        </w:r>
+      </w:hyperlink>
+    </w:p>
     <w:sectPr>
       <w:pgSz w:w="12240" w:h="15840"/>
-      <w:pgMar w:top="544" w:right="594" w:bottom="244" w:left="1440" w:header="708" w:footer="708" w:gutter="0"/>
+      <w:pgMar w:top="544" w:right="594" w:bottom="244" w:left="1156" w:header="708" w:footer="708" w:gutter="0"/>
       <w:cols w:space="708"/>
       <w:docGrid w:linePitch="360"/>
     </w:sectPr>
@@ -3011,7 +3813,7 @@
   <w:abstractNum w:abstractNumId="1" w15:restartNumberingAfterBreak="0">
     <w:nsid w:val="3D5F331A"/>
     <w:multiLevelType w:val="multilevel"/>
-    <w:tmpl w:val="74EC22A8"/>
+    <w:tmpl w:val="8334FE28"/>
     <w:lvl w:ilvl="0">
       <w:start w:val="1"/>
       <w:numFmt w:val="bullet"/>
@@ -3028,20 +3830,16 @@
         <w:sz w:val="20"/>
       </w:rPr>
     </w:lvl>
-    <w:lvl w:ilvl="1" w:tentative="1">
-      <w:start w:val="1"/>
-      <w:numFmt w:val="bullet"/>
-      <w:lvlText w:val="o"/>
-      <w:lvlJc w:val="left"/>
-      <w:pPr>
-        <w:tabs>
-          <w:tab w:val="num" w:pos="1440"/>
-        </w:tabs>
+    <w:lvl w:ilvl="1">
+      <w:numFmt w:val="bullet"/>
+      <w:lvlText w:val="-"/>
+      <w:lvlJc w:val="left"/>
+      <w:pPr>
         <w:ind w:left="1440" w:hanging="360"/>
       </w:pPr>
       <w:rPr>
-        <w:rFonts w:ascii="Courier New" w:hAnsi="Courier New" w:hint="default"/>
-        <w:sz w:val="20"/>
+        <w:rFonts w:ascii="Times New Roman" w:eastAsia="Times New Roman" w:hAnsi="Times New Roman" w:cs="Times New Roman" w:hint="default"/>
+        <w:b/>
       </w:rPr>
     </w:lvl>
     <w:lvl w:ilvl="2" w:tentative="1">
@@ -4992,6 +5790,118 @@
     </w:lvl>
   </w:abstractNum>
   <w:abstractNum w:abstractNumId="15" w15:restartNumberingAfterBreak="0">
+    <w:nsid w:val="78E119E6"/>
+    <w:multiLevelType w:val="hybridMultilevel"/>
+    <w:tmpl w:val="5A001378"/>
+    <w:lvl w:ilvl="0" w:tplc="CB62FDCE">
+      <w:numFmt w:val="bullet"/>
+      <w:lvlText w:val="-"/>
+      <w:lvlJc w:val="left"/>
+      <w:pPr>
+        <w:ind w:left="720" w:hanging="360"/>
+      </w:pPr>
+      <w:rPr>
+        <w:rFonts w:ascii="Times New Roman" w:eastAsia="Times New Roman" w:hAnsi="Times New Roman" w:cs="Times New Roman" w:hint="default"/>
+      </w:rPr>
+    </w:lvl>
+    <w:lvl w:ilvl="1" w:tplc="04090003" w:tentative="1">
+      <w:start w:val="1"/>
+      <w:numFmt w:val="bullet"/>
+      <w:lvlText w:val="o"/>
+      <w:lvlJc w:val="left"/>
+      <w:pPr>
+        <w:ind w:left="1440" w:hanging="360"/>
+      </w:pPr>
+      <w:rPr>
+        <w:rFonts w:ascii="Courier New" w:hAnsi="Courier New" w:cs="Courier New" w:hint="default"/>
+      </w:rPr>
+    </w:lvl>
+    <w:lvl w:ilvl="2" w:tplc="04090005" w:tentative="1">
+      <w:start w:val="1"/>
+      <w:numFmt w:val="bullet"/>
+      <w:lvlText w:val=""/>
+      <w:lvlJc w:val="left"/>
+      <w:pPr>
+        <w:ind w:left="2160" w:hanging="360"/>
+      </w:pPr>
+      <w:rPr>
+        <w:rFonts w:ascii="Wingdings" w:hAnsi="Wingdings" w:hint="default"/>
+      </w:rPr>
+    </w:lvl>
+    <w:lvl w:ilvl="3" w:tplc="04090001" w:tentative="1">
+      <w:start w:val="1"/>
+      <w:numFmt w:val="bullet"/>
+      <w:lvlText w:val=""/>
+      <w:lvlJc w:val="left"/>
+      <w:pPr>
+        <w:ind w:left="2880" w:hanging="360"/>
+      </w:pPr>
+      <w:rPr>
+        <w:rFonts w:ascii="Symbol" w:hAnsi="Symbol" w:hint="default"/>
+      </w:rPr>
+    </w:lvl>
+    <w:lvl w:ilvl="4" w:tplc="04090003" w:tentative="1">
+      <w:start w:val="1"/>
+      <w:numFmt w:val="bullet"/>
+      <w:lvlText w:val="o"/>
+      <w:lvlJc w:val="left"/>
+      <w:pPr>
+        <w:ind w:left="3600" w:hanging="360"/>
+      </w:pPr>
+      <w:rPr>
+        <w:rFonts w:ascii="Courier New" w:hAnsi="Courier New" w:cs="Courier New" w:hint="default"/>
+      </w:rPr>
+    </w:lvl>
+    <w:lvl w:ilvl="5" w:tplc="04090005" w:tentative="1">
+      <w:start w:val="1"/>
+      <w:numFmt w:val="bullet"/>
+      <w:lvlText w:val=""/>
+      <w:lvlJc w:val="left"/>
+      <w:pPr>
+        <w:ind w:left="4320" w:hanging="360"/>
+      </w:pPr>
+      <w:rPr>
+        <w:rFonts w:ascii="Wingdings" w:hAnsi="Wingdings" w:hint="default"/>
+      </w:rPr>
+    </w:lvl>
+    <w:lvl w:ilvl="6" w:tplc="04090001" w:tentative="1">
+      <w:start w:val="1"/>
+      <w:numFmt w:val="bullet"/>
+      <w:lvlText w:val=""/>
+      <w:lvlJc w:val="left"/>
+      <w:pPr>
+        <w:ind w:left="5040" w:hanging="360"/>
+      </w:pPr>
+      <w:rPr>
+        <w:rFonts w:ascii="Symbol" w:hAnsi="Symbol" w:hint="default"/>
+      </w:rPr>
+    </w:lvl>
+    <w:lvl w:ilvl="7" w:tplc="04090003" w:tentative="1">
+      <w:start w:val="1"/>
+      <w:numFmt w:val="bullet"/>
+      <w:lvlText w:val="o"/>
+      <w:lvlJc w:val="left"/>
+      <w:pPr>
+        <w:ind w:left="5760" w:hanging="360"/>
+      </w:pPr>
+      <w:rPr>
+        <w:rFonts w:ascii="Courier New" w:hAnsi="Courier New" w:cs="Courier New" w:hint="default"/>
+      </w:rPr>
+    </w:lvl>
+    <w:lvl w:ilvl="8" w:tplc="04090005" w:tentative="1">
+      <w:start w:val="1"/>
+      <w:numFmt w:val="bullet"/>
+      <w:lvlText w:val=""/>
+      <w:lvlJc w:val="left"/>
+      <w:pPr>
+        <w:ind w:left="6480" w:hanging="360"/>
+      </w:pPr>
+      <w:rPr>
+        <w:rFonts w:ascii="Wingdings" w:hAnsi="Wingdings" w:hint="default"/>
+      </w:rPr>
+    </w:lvl>
+  </w:abstractNum>
+  <w:abstractNum w:abstractNumId="16" w15:restartNumberingAfterBreak="0">
     <w:nsid w:val="78EF294D"/>
     <w:multiLevelType w:val="multilevel"/>
     <w:tmpl w:val="67EAD5CE"/>
@@ -5140,7 +6050,7 @@
       </w:rPr>
     </w:lvl>
   </w:abstractNum>
-  <w:abstractNum w:abstractNumId="16" w15:restartNumberingAfterBreak="0">
+  <w:abstractNum w:abstractNumId="17" w15:restartNumberingAfterBreak="0">
     <w:nsid w:val="790B644F"/>
     <w:multiLevelType w:val="multilevel"/>
     <w:tmpl w:val="F7EEF87C"/>
@@ -5289,7 +6199,7 @@
       </w:rPr>
     </w:lvl>
   </w:abstractNum>
-  <w:abstractNum w:abstractNumId="17" w15:restartNumberingAfterBreak="0">
+  <w:abstractNum w:abstractNumId="18" w15:restartNumberingAfterBreak="0">
     <w:nsid w:val="7D655BC7"/>
     <w:multiLevelType w:val="multilevel"/>
     <w:tmpl w:val="28A6CBDE"/>
@@ -5338,7 +6248,7 @@
         <w:b/>
       </w:rPr>
     </w:lvl>
-    <w:lvl w:ilvl="3" w:tentative="1">
+    <w:lvl w:ilvl="3">
       <w:start w:val="1"/>
       <w:numFmt w:val="bullet"/>
       <w:lvlText w:val=""/>
@@ -5354,7 +6264,7 @@
         <w:sz w:val="20"/>
       </w:rPr>
     </w:lvl>
-    <w:lvl w:ilvl="4" w:tentative="1">
+    <w:lvl w:ilvl="4">
       <w:start w:val="1"/>
       <w:numFmt w:val="bullet"/>
       <w:lvlText w:val=""/>
@@ -5370,7 +6280,7 @@
         <w:sz w:val="20"/>
       </w:rPr>
     </w:lvl>
-    <w:lvl w:ilvl="5" w:tentative="1">
+    <w:lvl w:ilvl="5">
       <w:start w:val="1"/>
       <w:numFmt w:val="bullet"/>
       <w:lvlText w:val=""/>
@@ -5386,7 +6296,7 @@
         <w:sz w:val="20"/>
       </w:rPr>
     </w:lvl>
-    <w:lvl w:ilvl="6" w:tentative="1">
+    <w:lvl w:ilvl="6">
       <w:start w:val="1"/>
       <w:numFmt w:val="bullet"/>
       <w:lvlText w:val=""/>
@@ -5402,7 +6312,7 @@
         <w:sz w:val="20"/>
       </w:rPr>
     </w:lvl>
-    <w:lvl w:ilvl="7" w:tentative="1">
+    <w:lvl w:ilvl="7">
       <w:start w:val="1"/>
       <w:numFmt w:val="bullet"/>
       <w:lvlText w:val=""/>
@@ -5448,7 +6358,7 @@
     <w:abstractNumId w:val="11"/>
   </w:num>
   <w:num w:numId="5" w16cid:durableId="486632906">
-    <w:abstractNumId w:val="17"/>
+    <w:abstractNumId w:val="18"/>
   </w:num>
   <w:num w:numId="6" w16cid:durableId="2084599700">
     <w:abstractNumId w:val="1"/>
@@ -5478,16 +6388,19 @@
     <w:abstractNumId w:val="8"/>
   </w:num>
   <w:num w:numId="15" w16cid:durableId="1793817365">
-    <w:abstractNumId w:val="15"/>
+    <w:abstractNumId w:val="16"/>
   </w:num>
   <w:num w:numId="16" w16cid:durableId="1779445682">
     <w:abstractNumId w:val="9"/>
   </w:num>
   <w:num w:numId="17" w16cid:durableId="1002204305">
-    <w:abstractNumId w:val="16"/>
+    <w:abstractNumId w:val="17"/>
   </w:num>
   <w:num w:numId="18" w16cid:durableId="494760727">
     <w:abstractNumId w:val="2"/>
+  </w:num>
+  <w:num w:numId="19" w16cid:durableId="783572950">
+    <w:abstractNumId w:val="15"/>
   </w:num>
 </w:numbering>
 </file>
@@ -6449,6 +7362,29 @@
       <w:bCs/>
     </w:rPr>
   </w:style>
+  <w:style w:type="character" w:styleId="Hyperlink">
+    <w:name w:val="Hyperlink"/>
+    <w:basedOn w:val="DefaultParagraphFont"/>
+    <w:uiPriority w:val="99"/>
+    <w:unhideWhenUsed/>
+    <w:rsid w:val="00896973"/>
+    <w:rPr>
+      <w:color w:val="0000FF"/>
+      <w:u w:val="single"/>
+    </w:rPr>
+  </w:style>
+  <w:style w:type="character" w:styleId="UnresolvedMention">
+    <w:name w:val="Unresolved Mention"/>
+    <w:basedOn w:val="DefaultParagraphFont"/>
+    <w:uiPriority w:val="99"/>
+    <w:semiHidden/>
+    <w:unhideWhenUsed/>
+    <w:rsid w:val="00DC0F61"/>
+    <w:rPr>
+      <w:color w:val="605E5C"/>
+      <w:shd w:val="clear" w:color="auto" w:fill="E1DFDD"/>
+    </w:rPr>
+  </w:style>
 </w:styles>
 </file>
 
